--- a/caro-portfolio/public/Caro_Kitonga_CV.docx
+++ b/caro-portfolio/public/Caro_Kitonga_CV.docx
@@ -1,6 +1,6 @@
 
 <file path=word/document.xml><?xml version="1.0" encoding="utf-8"?>
-<w:document xmlns:wpc="http://schemas.microsoft.com/office/word/2010/wordprocessingCanvas" xmlns:mc="http://schemas.openxmlformats.org/markup-compatibility/2006" xmlns:o="urn:schemas-microsoft-com:office:office" xmlns:r="http://schemas.openxmlformats.org/officeDocument/2006/relationships" xmlns:m="http://schemas.openxmlformats.org/officeDocument/2006/math" xmlns:v="urn:schemas-microsoft-com:vml" xmlns:wp14="http://schemas.microsoft.com/office/word/2010/wordprocessingDrawing" xmlns:wp="http://schemas.openxmlformats.org/drawingml/2006/wordprocessingDrawing" xmlns:w10="urn:schemas-microsoft-com:office:word" xmlns:w="http://schemas.openxmlformats.org/wordprocessingml/2006/main" xmlns:w14="http://schemas.microsoft.com/office/word/2010/wordml" xmlns:w15="http://schemas.microsoft.com/office/word/2012/wordml" xmlns:wpg="http://schemas.microsoft.com/office/word/2010/wordprocessingGroup" xmlns:wpi="http://schemas.microsoft.com/office/word/2010/wordprocessingInk" xmlns:wne="http://schemas.microsoft.com/office/word/2006/wordml" xmlns:wps="http://schemas.microsoft.com/office/word/2010/wordprocessingShape" mc:Ignorable="w14 w15 wp14">
+<w:document xmlns:wpc="http://schemas.microsoft.com/office/word/2010/wordprocessingCanvas" xmlns:cx="http://schemas.microsoft.com/office/drawing/2014/chartex" xmlns:cx1="http://schemas.microsoft.com/office/drawing/2015/9/8/chartex" xmlns:cx2="http://schemas.microsoft.com/office/drawing/2015/10/21/chartex" xmlns:cx3="http://schemas.microsoft.com/office/drawing/2016/5/9/chartex" xmlns:cx4="http://schemas.microsoft.com/office/drawing/2016/5/10/chartex" xmlns:cx5="http://schemas.microsoft.com/office/drawing/2016/5/11/chartex" xmlns:cx6="http://schemas.microsoft.com/office/drawing/2016/5/12/chartex" xmlns:cx7="http://schemas.microsoft.com/office/drawing/2016/5/13/chartex" xmlns:cx8="http://schemas.microsoft.com/office/drawing/2016/5/14/chartex" xmlns:mc="http://schemas.openxmlformats.org/markup-compatibility/2006" xmlns:aink="http://schemas.microsoft.com/office/drawing/2016/ink" xmlns:am3d="http://schemas.microsoft.com/office/drawing/2017/model3d" xmlns:o="urn:schemas-microsoft-com:office:office" xmlns:r="http://schemas.openxmlformats.org/officeDocument/2006/relationships" xmlns:m="http://schemas.openxmlformats.org/officeDocument/2006/math" xmlns:v="urn:schemas-microsoft-com:vml" xmlns:wp14="http://schemas.microsoft.com/office/word/2010/wordprocessingDrawing" xmlns:wp="http://schemas.openxmlformats.org/drawingml/2006/wordprocessingDrawing" xmlns:w10="urn:schemas-microsoft-com:office:word" xmlns:w="http://schemas.openxmlformats.org/wordprocessingml/2006/main" xmlns:w14="http://schemas.microsoft.com/office/word/2010/wordml" xmlns:w15="http://schemas.microsoft.com/office/word/2012/wordml" xmlns:w16cex="http://schemas.microsoft.com/office/word/2018/wordml/cex" xmlns:w16cid="http://schemas.microsoft.com/office/word/2016/wordml/cid" xmlns:w16="http://schemas.microsoft.com/office/word/2018/wordml" xmlns:w16sdtdh="http://schemas.microsoft.com/office/word/2020/wordml/sdtdatahash" xmlns:w16se="http://schemas.microsoft.com/office/word/2015/wordml/symex" xmlns:wpg="http://schemas.microsoft.com/office/word/2010/wordprocessingGroup" xmlns:wpi="http://schemas.microsoft.com/office/word/2010/wordprocessingInk" xmlns:wne="http://schemas.microsoft.com/office/word/2006/wordml" xmlns:wps="http://schemas.microsoft.com/office/word/2010/wordprocessingShape" mc:Ignorable="w14 w15 w16se w16cid w16 w16cex w16sdtdh wp14">
   <w:body>
     <w:p>
       <w:pPr>
@@ -17,6 +17,7 @@
           <w14:ligatures w14:val="none"/>
         </w:rPr>
       </w:pPr>
+      <w:bookmarkStart w:id="0" w:name="_Hlk226410202"/>
       <w:r>
         <w:rPr>
           <w:rFonts w:ascii="Times New Roman" w:eastAsia="Times New Roman" w:hAnsi="Times New Roman" w:cs="Times New Roman"/>
@@ -57,58 +58,24 @@
           <w:kern w:val="0"/>
           <w14:ligatures w14:val="none"/>
         </w:rPr>
-        <w:t>Email</w:t>
-      </w:r>
-      <w:proofErr w:type="gramStart"/>
-      <w:r>
-        <w:rPr>
-          <w:rFonts w:ascii="Times New Roman" w:eastAsia="SimSun" w:hAnsi="Times New Roman" w:cs="Times New Roman"/>
-          <w:b/>
-          <w:bCs/>
-          <w:color w:val="000000" w:themeColor="text1"/>
-          <w:kern w:val="0"/>
-          <w14:ligatures w14:val="none"/>
-        </w:rPr>
-        <w:t>:</w:t>
-      </w:r>
-      <w:proofErr w:type="gramEnd"/>
-      <w:r>
-        <w:fldChar w:fldCharType="begin"/>
-      </w:r>
-      <w:r>
-        <w:instrText xml:space="preserve"> HYPERLINK "mailto:kitongacarol8@gmail.com" </w:instrText>
-      </w:r>
-      <w:r>
-        <w:fldChar w:fldCharType="separate"/>
-      </w:r>
-      <w:r>
-        <w:rPr>
-          <w:rStyle w:val="Hyperlink"/>
-          <w:rFonts w:ascii="Times New Roman" w:eastAsia="Times New Roman" w:hAnsi="Times New Roman" w:cs="Times New Roman"/>
-          <w:b/>
-          <w:bCs/>
-          <w:spacing w:val="15"/>
-          <w:kern w:val="0"/>
-          <w:sz w:val="24"/>
-          <w:szCs w:val="24"/>
-          <w14:ligatures w14:val="none"/>
-        </w:rPr>
-        <w:t>kitongacarol8@gmail.com</w:t>
-      </w:r>
-      <w:r>
-        <w:rPr>
-          <w:rStyle w:val="Hyperlink"/>
-          <w:rFonts w:ascii="Times New Roman" w:eastAsia="Times New Roman" w:hAnsi="Times New Roman" w:cs="Times New Roman"/>
-          <w:b/>
-          <w:bCs/>
-          <w:spacing w:val="15"/>
-          <w:kern w:val="0"/>
-          <w:sz w:val="24"/>
-          <w:szCs w:val="24"/>
-          <w14:ligatures w14:val="none"/>
-        </w:rPr>
-        <w:fldChar w:fldCharType="end"/>
-      </w:r>
+        <w:t>Email:</w:t>
+      </w:r>
+      <w:hyperlink r:id="rId8" w:history="1">
+        <w:r>
+          <w:rPr>
+            <w:rStyle w:val="Hyperlink"/>
+            <w:rFonts w:ascii="Times New Roman" w:eastAsia="Times New Roman" w:hAnsi="Times New Roman" w:cs="Times New Roman"/>
+            <w:b/>
+            <w:bCs/>
+            <w:spacing w:val="15"/>
+            <w:kern w:val="0"/>
+            <w:sz w:val="24"/>
+            <w:szCs w:val="24"/>
+            <w14:ligatures w14:val="none"/>
+          </w:rPr>
+          <w:t>kitongacarol8@gmail.com</w:t>
+        </w:r>
+      </w:hyperlink>
     </w:p>
     <w:p>
       <w:pPr>
@@ -208,7 +175,7 @@
         <mc:AlternateContent>
           <mc:Choice Requires="wpg">
             <w:drawing>
-              <wp:anchor distT="0" distB="0" distL="0" distR="0" simplePos="0" relativeHeight="251659264" behindDoc="1" locked="0" layoutInCell="1" allowOverlap="1" wp14:anchorId="59421D35" wp14:editId="58675DAF">
+              <wp:anchor distT="0" distB="0" distL="0" distR="0" simplePos="0" relativeHeight="251659264" behindDoc="1" locked="0" layoutInCell="1" allowOverlap="1" wp14:anchorId="59A33110" wp14:editId="649E2766">
                 <wp:simplePos x="0" y="0"/>
                 <wp:positionH relativeFrom="margin">
                   <wp:posOffset>-358775</wp:posOffset>
@@ -366,9 +333,17 @@
     </w:p>
     <w:p>
       <w:pPr>
-        <w:spacing w:before="100" w:beforeAutospacing="1" w:after="100" w:afterAutospacing="1" w:line="240" w:lineRule="auto"/>
-        <w:rPr>
-          <w:rFonts w:ascii="Times New Roman" w:eastAsia="Times New Roman" w:hAnsi="Times New Roman" w:cs="Times New Roman"/>
+        <w:tabs>
+          <w:tab w:val="center" w:pos="4873"/>
+          <w:tab w:val="right" w:pos="9746"/>
+        </w:tabs>
+        <w:spacing w:line="276" w:lineRule="auto"/>
+        <w:jc w:val="both"/>
+        <w:rPr>
+          <w:rFonts w:ascii="Times New Roman" w:eastAsia="Times New Roman" w:hAnsi="Times New Roman" w:cs="Times New Roman"/>
+          <w:b/>
+          <w:bCs/>
+          <w:color w:val="000000"/>
           <w:kern w:val="0"/>
           <w:sz w:val="24"/>
           <w:szCs w:val="24"/>
@@ -377,53 +352,11 @@
       </w:pPr>
       <w:r>
         <w:rPr>
-          <w:rFonts w:ascii="Times New Roman" w:eastAsia="Times New Roman" w:hAnsi="Times New Roman" w:cs="Times New Roman"/>
-          <w:kern w:val="0"/>
-          <w:sz w:val="24"/>
-          <w:szCs w:val="24"/>
-          <w14:ligatures w14:val="none"/>
-        </w:rPr>
-        <w:t>I am a highly results-driven, self-motivated, and resourceful tech enthusiast with a growing foundation in software development and a keen interest in leveraging technology to solve real-world problems. With a solid understanding of research, monitoring, and evaluation principles, I bring analytical thinking and attention to detail into tech projects. I am al</w:t>
-      </w:r>
-      <w:r>
-        <w:rPr>
-          <w:rFonts w:ascii="Times New Roman" w:eastAsia="Times New Roman" w:hAnsi="Times New Roman" w:cs="Times New Roman"/>
-          <w:kern w:val="0"/>
-          <w:sz w:val="24"/>
-          <w:szCs w:val="24"/>
-          <w14:ligatures w14:val="none"/>
-        </w:rPr>
-        <w:t>ways eager to learn and up skills,</w:t>
-      </w:r>
-      <w:r>
-        <w:rPr>
-          <w:rFonts w:ascii="Times New Roman" w:eastAsia="Times New Roman" w:hAnsi="Times New Roman" w:cs="Times New Roman"/>
-          <w:kern w:val="0"/>
-          <w:sz w:val="24"/>
-          <w:szCs w:val="24"/>
-          <w14:ligatures w14:val="none"/>
-        </w:rPr>
-        <w:t xml:space="preserve"> consistently driven to see projects through to completion and contribute meaningful</w:t>
-      </w:r>
-      <w:r>
-        <w:rPr>
-          <w:rFonts w:ascii="Times New Roman" w:eastAsia="Times New Roman" w:hAnsi="Times New Roman" w:cs="Times New Roman"/>
-          <w:kern w:val="0"/>
-          <w:sz w:val="24"/>
-          <w:szCs w:val="24"/>
-          <w14:ligatures w14:val="none"/>
-        </w:rPr>
-        <w:t>ly to the success of any</w:t>
-      </w:r>
-      <w:r>
-        <w:rPr>
-          <w:rFonts w:ascii="Times New Roman" w:eastAsia="Times New Roman" w:hAnsi="Times New Roman" w:cs="Times New Roman"/>
-          <w:kern w:val="0"/>
-          <w:sz w:val="24"/>
-          <w:szCs w:val="24"/>
-          <w14:ligatures w14:val="none"/>
-        </w:rPr>
-        <w:t xml:space="preserve"> organization I join.</w:t>
+          <w:rFonts w:ascii="Times New Roman" w:hAnsi="Times New Roman" w:cs="Times New Roman"/>
+          <w:sz w:val="24"/>
+          <w:szCs w:val="24"/>
+        </w:rPr>
+        <w:t>I am a motivated and detail-oriented software development student with a strong foundation in programming, web development, and problem-solving. I have experience working with various technologies to build and improve applications, and I am passionate about learning, adapting, and applying technical skills to solve real-world challenges. I am committed to continuous growth and contributing effectively in dynamic team environments.</w:t>
       </w:r>
     </w:p>
     <w:p>
@@ -437,25 +370,6 @@
           <w:rFonts w:ascii="Times New Roman" w:eastAsia="Times New Roman" w:hAnsi="Times New Roman" w:cs="Times New Roman"/>
           <w:b/>
           <w:bCs/>
-          <w:color w:val="000000"/>
-          <w:kern w:val="0"/>
-          <w:sz w:val="24"/>
-          <w:szCs w:val="24"/>
-          <w14:ligatures w14:val="none"/>
-        </w:rPr>
-      </w:pPr>
-    </w:p>
-    <w:p>
-      <w:pPr>
-        <w:tabs>
-          <w:tab w:val="center" w:pos="4873"/>
-          <w:tab w:val="right" w:pos="9746"/>
-        </w:tabs>
-        <w:jc w:val="center"/>
-        <w:rPr>
-          <w:rFonts w:ascii="Times New Roman" w:eastAsia="Times New Roman" w:hAnsi="Times New Roman" w:cs="Times New Roman"/>
-          <w:b/>
-          <w:bCs/>
           <w:color w:val="002060"/>
           <w:kern w:val="0"/>
           <w:sz w:val="24"/>
@@ -473,7 +387,7 @@
         <mc:AlternateContent>
           <mc:Choice Requires="wpg">
             <w:drawing>
-              <wp:anchor distT="0" distB="0" distL="0" distR="0" simplePos="0" relativeHeight="251660288" behindDoc="1" locked="0" layoutInCell="1" allowOverlap="1" wp14:anchorId="1081DDD7" wp14:editId="61283DB9">
+              <wp:anchor distT="0" distB="0" distL="0" distR="0" simplePos="0" relativeHeight="251660288" behindDoc="1" locked="0" layoutInCell="1" allowOverlap="1" wp14:anchorId="225A662C" wp14:editId="010E71F7">
                 <wp:simplePos x="0" y="0"/>
                 <wp:positionH relativeFrom="margin">
                   <wp:posOffset>-372745</wp:posOffset>
@@ -616,7 +530,20 @@
           <w:szCs w:val="24"/>
           <w14:ligatures w14:val="none"/>
         </w:rPr>
-        <w:t>SKILLS SET AND COMPETENCES</w:t>
+        <w:t>S</w:t>
+      </w:r>
+      <w:r>
+        <w:rPr>
+          <w:rFonts w:ascii="Times New Roman" w:eastAsia="Times New Roman" w:hAnsi="Times New Roman" w:cs="Times New Roman"/>
+          <w:b/>
+          <w:bCs/>
+          <w:color w:val="000000"/>
+          <w:kern w:val="0"/>
+          <w:sz w:val="24"/>
+          <w:szCs w:val="24"/>
+          <w14:ligatures w14:val="none"/>
+        </w:rPr>
+        <w:t>KILLS SET AND COMPETENCES</w:t>
       </w:r>
     </w:p>
     <w:p>
@@ -659,195 +586,56 @@
           <w:sz w:val="24"/>
           <w:szCs w:val="24"/>
         </w:rPr>
-        <w:t xml:space="preserve"> Programming(</w:t>
+        <w:t xml:space="preserve"> </w:t>
+      </w:r>
+      <w:r>
+        <w:rPr>
+          <w:rFonts w:ascii="Times New Roman" w:hAnsi="Times New Roman" w:cs="Times New Roman"/>
+          <w:sz w:val="24"/>
+          <w:szCs w:val="24"/>
+        </w:rPr>
+        <w:t>Programming (Python, JavaScript, C) | Web Development (HTML5, CSS3, JavaScript, React, Node.js, Flask, Django) | Backend &amp; APIs (RESTful APIs) | Version Control (Git, GitHub) | System Support &amp; Networking (LAN/</w:t>
       </w:r>
       <w:proofErr w:type="spellStart"/>
       <w:r>
         <w:rPr>
-          <w:rFonts w:ascii="Times New Roman" w:eastAsia="Times New Roman" w:hAnsi="Times New Roman" w:cs="Times New Roman"/>
-          <w:sz w:val="24"/>
-          <w:szCs w:val="24"/>
-        </w:rPr>
-        <w:t>Python,Javascript,C</w:t>
+          <w:rFonts w:ascii="Times New Roman" w:hAnsi="Times New Roman" w:cs="Times New Roman"/>
+          <w:sz w:val="24"/>
+          <w:szCs w:val="24"/>
+        </w:rPr>
+        <w:t>WiFi</w:t>
       </w:r>
       <w:proofErr w:type="spellEnd"/>
       <w:r>
         <w:rPr>
-          <w:rFonts w:ascii="Times New Roman" w:eastAsia="Times New Roman" w:hAnsi="Times New Roman" w:cs="Times New Roman"/>
-          <w:sz w:val="24"/>
-          <w:szCs w:val="24"/>
-        </w:rPr>
-        <w:t>)</w:t>
-      </w:r>
-      <w:r>
-        <w:rPr>
-          <w:rFonts w:ascii="Times New Roman" w:eastAsia="Times New Roman" w:hAnsi="Times New Roman" w:cs="Times New Roman"/>
-          <w:sz w:val="24"/>
-          <w:szCs w:val="24"/>
-        </w:rPr>
-        <w:t>|</w:t>
-      </w:r>
-      <w:r>
-        <w:rPr>
-          <w:rFonts w:ascii="Times New Roman" w:eastAsia="Times New Roman" w:hAnsi="Times New Roman" w:cs="Times New Roman"/>
-          <w:sz w:val="24"/>
-          <w:szCs w:val="24"/>
-        </w:rPr>
-        <w:t xml:space="preserve"> </w:t>
-      </w:r>
-      <w:r>
-        <w:rPr>
-          <w:rFonts w:ascii="Times New Roman" w:eastAsia="Times New Roman" w:hAnsi="Times New Roman" w:cs="Times New Roman"/>
-          <w:sz w:val="24"/>
-          <w:szCs w:val="24"/>
-        </w:rPr>
-        <w:t xml:space="preserve"> </w:t>
-      </w:r>
-      <w:r>
-        <w:rPr>
-          <w:rFonts w:ascii="Times New Roman" w:eastAsia="Times New Roman" w:hAnsi="Times New Roman" w:cs="Times New Roman"/>
-          <w:sz w:val="24"/>
-          <w:szCs w:val="24"/>
-        </w:rPr>
-        <w:t xml:space="preserve">Front-end (HTML_5,CSS_3)| Back-end(Flask and </w:t>
-      </w:r>
-      <w:proofErr w:type="spellStart"/>
-      <w:r>
-        <w:rPr>
-          <w:rFonts w:ascii="Times New Roman" w:eastAsia="Times New Roman" w:hAnsi="Times New Roman" w:cs="Times New Roman"/>
-          <w:sz w:val="24"/>
-          <w:szCs w:val="24"/>
-        </w:rPr>
-        <w:t>Django</w:t>
-      </w:r>
-      <w:proofErr w:type="spellEnd"/>
-      <w:r>
-        <w:rPr>
-          <w:rFonts w:ascii="Times New Roman" w:eastAsia="Times New Roman" w:hAnsi="Times New Roman" w:cs="Times New Roman"/>
-          <w:sz w:val="24"/>
-          <w:szCs w:val="24"/>
-        </w:rPr>
-        <w:t>)| Web Development(</w:t>
-      </w:r>
-      <w:proofErr w:type="spellStart"/>
-      <w:r>
-        <w:rPr>
-          <w:rFonts w:ascii="Times New Roman" w:eastAsia="Times New Roman" w:hAnsi="Times New Roman" w:cs="Times New Roman"/>
-          <w:sz w:val="24"/>
-          <w:szCs w:val="24"/>
-        </w:rPr>
-        <w:t>Restful,APIs</w:t>
-      </w:r>
-      <w:proofErr w:type="spellEnd"/>
-      <w:r>
-        <w:rPr>
-          <w:rFonts w:ascii="Times New Roman" w:eastAsia="Times New Roman" w:hAnsi="Times New Roman" w:cs="Times New Roman"/>
-          <w:sz w:val="24"/>
-          <w:szCs w:val="24"/>
-        </w:rPr>
-        <w:t>) |Software Development(</w:t>
-      </w:r>
-      <w:proofErr w:type="spellStart"/>
-      <w:r>
-        <w:rPr>
-          <w:rFonts w:ascii="Times New Roman" w:eastAsia="Times New Roman" w:hAnsi="Times New Roman" w:cs="Times New Roman"/>
-          <w:sz w:val="24"/>
-          <w:szCs w:val="24"/>
-        </w:rPr>
-        <w:t>Agile,TDD</w:t>
-      </w:r>
-      <w:proofErr w:type="spellEnd"/>
-      <w:r>
-        <w:rPr>
-          <w:rFonts w:ascii="Times New Roman" w:eastAsia="Times New Roman" w:hAnsi="Times New Roman" w:cs="Times New Roman"/>
-          <w:sz w:val="24"/>
-          <w:szCs w:val="24"/>
-        </w:rPr>
-        <w:t xml:space="preserve">) |  </w:t>
-      </w:r>
-      <w:r>
-        <w:rPr>
-          <w:rFonts w:ascii="Times New Roman" w:eastAsia="Times New Roman" w:hAnsi="Times New Roman" w:cs="Times New Roman"/>
-          <w:sz w:val="24"/>
-          <w:szCs w:val="24"/>
-        </w:rPr>
-        <w:t>Computer Graphics Design</w:t>
-      </w:r>
-      <w:r>
-        <w:rPr>
-          <w:rFonts w:ascii="Times New Roman" w:eastAsia="Times New Roman" w:hAnsi="Times New Roman" w:cs="Times New Roman"/>
-          <w:sz w:val="24"/>
-          <w:szCs w:val="24"/>
-        </w:rPr>
-        <w:t>ing</w:t>
-      </w:r>
-      <w:r>
-        <w:rPr>
-          <w:rFonts w:ascii="Times New Roman" w:eastAsia="Times New Roman" w:hAnsi="Times New Roman" w:cs="Times New Roman"/>
-          <w:sz w:val="24"/>
-          <w:szCs w:val="24"/>
-        </w:rPr>
-        <w:t>| Systems Eng</w:t>
-      </w:r>
-      <w:r>
-        <w:rPr>
-          <w:rFonts w:ascii="Times New Roman" w:eastAsia="Times New Roman" w:hAnsi="Times New Roman" w:cs="Times New Roman"/>
-          <w:sz w:val="24"/>
-          <w:szCs w:val="24"/>
-        </w:rPr>
-        <w:t>i</w:t>
-      </w:r>
-      <w:r>
-        <w:rPr>
-          <w:rFonts w:ascii="Times New Roman" w:eastAsia="Times New Roman" w:hAnsi="Times New Roman" w:cs="Times New Roman"/>
-          <w:sz w:val="24"/>
-          <w:szCs w:val="24"/>
-        </w:rPr>
-        <w:t xml:space="preserve">neering and </w:t>
-      </w:r>
-      <w:proofErr w:type="spellStart"/>
-      <w:r>
-        <w:rPr>
-          <w:rFonts w:ascii="Times New Roman" w:eastAsia="Times New Roman" w:hAnsi="Times New Roman" w:cs="Times New Roman"/>
-          <w:sz w:val="24"/>
-          <w:szCs w:val="24"/>
-        </w:rPr>
-        <w:t>DevOps</w:t>
-      </w:r>
-      <w:proofErr w:type="spellEnd"/>
-      <w:r>
-        <w:rPr>
-          <w:rFonts w:ascii="Times New Roman" w:eastAsia="Times New Roman" w:hAnsi="Times New Roman" w:cs="Times New Roman"/>
-          <w:sz w:val="24"/>
-          <w:szCs w:val="24"/>
-        </w:rPr>
-        <w:t xml:space="preserve"> (</w:t>
-      </w:r>
-      <w:proofErr w:type="spellStart"/>
-      <w:r>
-        <w:rPr>
-          <w:rFonts w:ascii="Times New Roman" w:eastAsia="Times New Roman" w:hAnsi="Times New Roman" w:cs="Times New Roman"/>
-          <w:sz w:val="24"/>
-          <w:szCs w:val="24"/>
-        </w:rPr>
-        <w:t>Nginx</w:t>
-      </w:r>
-      <w:proofErr w:type="spellEnd"/>
-      <w:r>
-        <w:rPr>
-          <w:rFonts w:ascii="Times New Roman" w:eastAsia="Times New Roman" w:hAnsi="Times New Roman" w:cs="Times New Roman"/>
-          <w:sz w:val="24"/>
-          <w:szCs w:val="24"/>
-        </w:rPr>
-        <w:t>)|</w:t>
-      </w:r>
-      <w:r>
-        <w:rPr>
-          <w:rFonts w:ascii="Times New Roman" w:eastAsia="Times New Roman" w:hAnsi="Times New Roman" w:cs="Times New Roman"/>
-          <w:sz w:val="24"/>
-          <w:szCs w:val="24"/>
-        </w:rPr>
-        <w:t xml:space="preserve"> Data analysis and collection|</w:t>
+          <w:rFonts w:ascii="Times New Roman" w:hAnsi="Times New Roman" w:cs="Times New Roman"/>
+          <w:sz w:val="24"/>
+          <w:szCs w:val="24"/>
+        </w:rPr>
+        <w:t xml:space="preserve"> Troubleshooting, ICT Support) | DevOps &amp; Deployment (Nginx, Basic Server Configuration) | Software Development (Agile, TDD) | Data Analysis (Data Processing, Basic Machine Learning)</w:t>
+      </w:r>
+      <w:r>
+        <w:rPr>
+          <w:rFonts w:ascii="Times New Roman" w:hAnsi="Times New Roman" w:cs="Times New Roman"/>
+          <w:sz w:val="24"/>
+          <w:szCs w:val="24"/>
+        </w:rPr>
+        <w:t>.</w:t>
+      </w:r>
+    </w:p>
+    <w:p>
+      <w:pPr>
+        <w:pStyle w:val="ListParagraph"/>
+        <w:ind w:left="360"/>
+        <w:jc w:val="both"/>
+        <w:rPr>
+          <w:rFonts w:ascii="Times New Roman" w:eastAsia="Times New Roman" w:hAnsi="Times New Roman" w:cs="Times New Roman"/>
+          <w:sz w:val="24"/>
+          <w:szCs w:val="24"/>
+        </w:rPr>
+      </w:pPr>
+      <w:r>
+        <w:t xml:space="preserve">     </w:t>
       </w:r>
     </w:p>
     <w:p>
@@ -909,7 +697,7 @@
         <mc:AlternateContent>
           <mc:Choice Requires="wpg">
             <w:drawing>
-              <wp:anchor distT="0" distB="0" distL="0" distR="0" simplePos="0" relativeHeight="251662336" behindDoc="1" locked="0" layoutInCell="1" allowOverlap="1" wp14:anchorId="65EA2E1B" wp14:editId="63F7B545">
+              <wp:anchor distT="0" distB="0" distL="0" distR="0" simplePos="0" relativeHeight="251662336" behindDoc="1" locked="0" layoutInCell="1" allowOverlap="1" wp14:anchorId="2236CB40" wp14:editId="2B202AC6">
                 <wp:simplePos x="0" y="0"/>
                 <wp:positionH relativeFrom="margin">
                   <wp:align>center</wp:align>
@@ -1072,7 +860,6 @@
           <w14:ligatures w14:val="none"/>
         </w:rPr>
       </w:pPr>
-      <w:proofErr w:type="spellStart"/>
       <w:r>
         <w:rPr>
           <w:rFonts w:ascii="Times New Roman" w:eastAsia="Times New Roman" w:hAnsi="Times New Roman" w:cs="Times New Roman"/>
@@ -1082,19 +869,7 @@
           <w:szCs w:val="24"/>
           <w14:ligatures w14:val="none"/>
         </w:rPr>
-        <w:t>Jomo</w:t>
-      </w:r>
-      <w:proofErr w:type="spellEnd"/>
-      <w:r>
-        <w:rPr>
-          <w:rFonts w:ascii="Times New Roman" w:eastAsia="Times New Roman" w:hAnsi="Times New Roman" w:cs="Times New Roman"/>
-          <w:b/>
-          <w:kern w:val="0"/>
-          <w:sz w:val="24"/>
-          <w:szCs w:val="24"/>
-          <w14:ligatures w14:val="none"/>
-        </w:rPr>
-        <w:t xml:space="preserve"> Kenyatta </w:t>
+        <w:t xml:space="preserve">Jomo Kenyatta </w:t>
       </w:r>
       <w:r>
         <w:rPr>
@@ -1171,12 +946,8 @@
     </w:p>
     <w:p>
       <w:pPr>
-        <w:pStyle w:val="ListParagraph"/>
-        <w:numPr>
-          <w:ilvl w:val="0"/>
-          <w:numId w:val="10"/>
-        </w:numPr>
         <w:spacing w:after="0"/>
+        <w:ind w:left="360"/>
         <w:rPr>
           <w:rFonts w:ascii="Times New Roman" w:hAnsi="Times New Roman"/>
           <w:b/>
@@ -1194,6 +965,7 @@
         </w:rPr>
       </w:pPr>
       <w:proofErr w:type="spellStart"/>
+      <w:proofErr w:type="gramStart"/>
       <w:r>
         <w:rPr>
           <w:b/>
@@ -1204,6 +976,7 @@
         <w:t>ST.Annes</w:t>
       </w:r>
       <w:proofErr w:type="spellEnd"/>
+      <w:proofErr w:type="gramEnd"/>
       <w:r>
         <w:rPr>
           <w:b/>
@@ -1463,7 +1236,7 @@
         <mc:AlternateContent>
           <mc:Choice Requires="wpg">
             <w:drawing>
-              <wp:anchor distT="0" distB="0" distL="0" distR="0" simplePos="0" relativeHeight="251663360" behindDoc="1" locked="0" layoutInCell="1" allowOverlap="1" wp14:anchorId="30F214C0" wp14:editId="5212C6D1">
+              <wp:anchor distT="0" distB="0" distL="0" distR="0" simplePos="0" relativeHeight="251663360" behindDoc="1" locked="0" layoutInCell="1" allowOverlap="1" wp14:anchorId="0C15A8B7" wp14:editId="35F627D8">
                 <wp:simplePos x="0" y="0"/>
                 <wp:positionH relativeFrom="margin">
                   <wp:align>center</wp:align>
@@ -1621,25 +1394,52 @@
           <w:szCs w:val="24"/>
         </w:rPr>
       </w:pPr>
-      <w:proofErr w:type="spellStart"/>
-      <w:r>
-        <w:rPr>
-          <w:rFonts w:ascii="Times New Roman" w:eastAsia="Times New Roman" w:hAnsi="Times New Roman" w:cs="Times New Roman"/>
-          <w:b/>
-          <w:sz w:val="24"/>
-          <w:szCs w:val="24"/>
-        </w:rPr>
-        <w:t>Certifacate</w:t>
-      </w:r>
-      <w:proofErr w:type="spellEnd"/>
-      <w:r>
-        <w:rPr>
-          <w:rFonts w:ascii="Times New Roman" w:eastAsia="Times New Roman" w:hAnsi="Times New Roman" w:cs="Times New Roman"/>
-          <w:b/>
-          <w:sz w:val="24"/>
-          <w:szCs w:val="24"/>
-        </w:rPr>
-        <w:t xml:space="preserve"> in Artificial Intelligence Fundamentals : April 2</w:t>
+      <w:r>
+        <w:rPr>
+          <w:rFonts w:ascii="Times New Roman" w:eastAsia="Times New Roman" w:hAnsi="Times New Roman" w:cs="Times New Roman"/>
+          <w:b/>
+          <w:sz w:val="24"/>
+          <w:szCs w:val="24"/>
+        </w:rPr>
+        <w:t>Certif</w:t>
+      </w:r>
+      <w:r>
+        <w:rPr>
+          <w:rFonts w:ascii="Times New Roman" w:eastAsia="Times New Roman" w:hAnsi="Times New Roman" w:cs="Times New Roman"/>
+          <w:b/>
+          <w:sz w:val="24"/>
+          <w:szCs w:val="24"/>
+        </w:rPr>
+        <w:t>i</w:t>
+      </w:r>
+      <w:r>
+        <w:rPr>
+          <w:rFonts w:ascii="Times New Roman" w:eastAsia="Times New Roman" w:hAnsi="Times New Roman" w:cs="Times New Roman"/>
+          <w:b/>
+          <w:sz w:val="24"/>
+          <w:szCs w:val="24"/>
+        </w:rPr>
+        <w:t xml:space="preserve">cate in Artificial Intelligence </w:t>
+      </w:r>
+      <w:proofErr w:type="gramStart"/>
+      <w:r>
+        <w:rPr>
+          <w:rFonts w:ascii="Times New Roman" w:eastAsia="Times New Roman" w:hAnsi="Times New Roman" w:cs="Times New Roman"/>
+          <w:b/>
+          <w:sz w:val="24"/>
+          <w:szCs w:val="24"/>
+        </w:rPr>
+        <w:t>Fundamentals :</w:t>
+      </w:r>
+      <w:proofErr w:type="gramEnd"/>
+      <w:r>
+        <w:rPr>
+          <w:rFonts w:ascii="Times New Roman" w:eastAsia="Times New Roman" w:hAnsi="Times New Roman" w:cs="Times New Roman"/>
+          <w:b/>
+          <w:sz w:val="24"/>
+          <w:szCs w:val="24"/>
+        </w:rPr>
+        <w:t xml:space="preserve"> April 2</w:t>
       </w:r>
       <w:r>
         <w:rPr>
@@ -1737,7 +1537,27 @@
           <w:sz w:val="24"/>
           <w:szCs w:val="24"/>
         </w:rPr>
-        <w:t>Certificate in Beyond Success Leadership : January 12</w:t>
+        <w:t xml:space="preserve">Certificate in Beyond Success </w:t>
+      </w:r>
+      <w:proofErr w:type="gramStart"/>
+      <w:r>
+        <w:rPr>
+          <w:rFonts w:ascii="Times New Roman" w:eastAsia="Times New Roman" w:hAnsi="Times New Roman" w:cs="Times New Roman"/>
+          <w:b/>
+          <w:sz w:val="24"/>
+          <w:szCs w:val="24"/>
+        </w:rPr>
+        <w:t>Leadership :</w:t>
+      </w:r>
+      <w:proofErr w:type="gramEnd"/>
+      <w:r>
+        <w:rPr>
+          <w:rFonts w:ascii="Times New Roman" w:eastAsia="Times New Roman" w:hAnsi="Times New Roman" w:cs="Times New Roman"/>
+          <w:b/>
+          <w:sz w:val="24"/>
+          <w:szCs w:val="24"/>
+        </w:rPr>
+        <w:t xml:space="preserve"> January 12</w:t>
       </w:r>
       <w:r>
         <w:rPr>
@@ -1798,8 +1618,6 @@
         </w:rPr>
         <w:t>-Beyond Success</w:t>
       </w:r>
-      <w:bookmarkStart w:id="0" w:name="_GoBack"/>
-      <w:bookmarkEnd w:id="0"/>
     </w:p>
     <w:p>
       <w:pPr>
@@ -1836,6 +1654,7 @@
           <w:sz w:val="24"/>
           <w:szCs w:val="24"/>
         </w:rPr>
+        <w:lastRenderedPageBreak/>
         <w:t>Certifica</w:t>
       </w:r>
       <w:r>
@@ -1845,8 +1664,19 @@
           <w:sz w:val="24"/>
           <w:szCs w:val="24"/>
         </w:rPr>
-        <w:t>te in Software Engineering (Back- end specialization):August</w:t>
-      </w:r>
+        <w:t>te in Software Engineering (Back- end specialization</w:t>
+      </w:r>
+      <w:proofErr w:type="gramStart"/>
+      <w:r>
+        <w:rPr>
+          <w:rFonts w:ascii="Times New Roman" w:eastAsia="Times New Roman" w:hAnsi="Times New Roman" w:cs="Times New Roman"/>
+          <w:b/>
+          <w:sz w:val="24"/>
+          <w:szCs w:val="24"/>
+        </w:rPr>
+        <w:t>):August</w:t>
+      </w:r>
+      <w:proofErr w:type="gramEnd"/>
       <w:r>
         <w:rPr>
           <w:rFonts w:ascii="Times New Roman" w:eastAsia="Times New Roman" w:hAnsi="Times New Roman" w:cs="Times New Roman"/>
@@ -1887,43 +1717,7 @@
           <w:sz w:val="24"/>
           <w:szCs w:val="24"/>
         </w:rPr>
-        <w:t>ALX (</w:t>
-      </w:r>
-      <w:proofErr w:type="spellStart"/>
-      <w:r>
-        <w:rPr>
-          <w:rFonts w:ascii="Times New Roman" w:eastAsia="Times New Roman" w:hAnsi="Times New Roman" w:cs="Times New Roman"/>
-          <w:sz w:val="24"/>
-          <w:szCs w:val="24"/>
-        </w:rPr>
-        <w:t>Holberton</w:t>
-      </w:r>
-      <w:proofErr w:type="spellEnd"/>
-      <w:r>
-        <w:rPr>
-          <w:rFonts w:ascii="Times New Roman" w:eastAsia="Times New Roman" w:hAnsi="Times New Roman" w:cs="Times New Roman"/>
-          <w:sz w:val="24"/>
-          <w:szCs w:val="24"/>
-        </w:rPr>
-        <w:t xml:space="preserve"> </w:t>
-      </w:r>
-      <w:proofErr w:type="spellStart"/>
-      <w:r>
-        <w:rPr>
-          <w:rFonts w:ascii="Times New Roman" w:eastAsia="Times New Roman" w:hAnsi="Times New Roman" w:cs="Times New Roman"/>
-          <w:sz w:val="24"/>
-          <w:szCs w:val="24"/>
-        </w:rPr>
-        <w:t>Inc</w:t>
-      </w:r>
-      <w:proofErr w:type="spellEnd"/>
-      <w:r>
-        <w:rPr>
-          <w:rFonts w:ascii="Times New Roman" w:eastAsia="Times New Roman" w:hAnsi="Times New Roman" w:cs="Times New Roman"/>
-          <w:sz w:val="24"/>
-          <w:szCs w:val="24"/>
-        </w:rPr>
-        <w:t>)</w:t>
+        <w:t>ALX (Holberton Inc)</w:t>
       </w:r>
       <w:r>
         <w:rPr>
@@ -1983,8 +1777,9 @@
           <w:sz w:val="24"/>
           <w:szCs w:val="24"/>
         </w:rPr>
-        <w:t xml:space="preserve">Certificate in Computer Packages  </w:t>
-      </w:r>
+        <w:t xml:space="preserve">Certificate in Computer </w:t>
+      </w:r>
+      <w:proofErr w:type="gramStart"/>
       <w:r>
         <w:rPr>
           <w:rFonts w:ascii="Times New Roman" w:hAnsi="Times New Roman" w:cs="Times New Roman"/>
@@ -1992,7 +1787,26 @@
           <w:sz w:val="24"/>
           <w:szCs w:val="24"/>
         </w:rPr>
-        <w:t xml:space="preserve">:June2022- August 2022   </w:t>
+        <w:t xml:space="preserve">Packages  </w:t>
+      </w:r>
+      <w:r>
+        <w:rPr>
+          <w:rFonts w:ascii="Times New Roman" w:hAnsi="Times New Roman" w:cs="Times New Roman"/>
+          <w:b/>
+          <w:sz w:val="24"/>
+          <w:szCs w:val="24"/>
+        </w:rPr>
+        <w:t>:</w:t>
+      </w:r>
+      <w:proofErr w:type="gramEnd"/>
+      <w:r>
+        <w:rPr>
+          <w:rFonts w:ascii="Times New Roman" w:hAnsi="Times New Roman" w:cs="Times New Roman"/>
+          <w:b/>
+          <w:sz w:val="24"/>
+          <w:szCs w:val="24"/>
+        </w:rPr>
+        <w:t xml:space="preserve">June2022- August 2022   </w:t>
       </w:r>
     </w:p>
     <w:p>
@@ -2086,7 +1900,7 @@
         <mc:AlternateContent>
           <mc:Choice Requires="wpg">
             <w:drawing>
-              <wp:anchor distT="0" distB="0" distL="0" distR="0" simplePos="0" relativeHeight="251665408" behindDoc="1" locked="0" layoutInCell="1" allowOverlap="1" wp14:anchorId="0A53C6F1" wp14:editId="4B03BF53">
+              <wp:anchor distT="0" distB="0" distL="0" distR="0" simplePos="0" relativeHeight="251665408" behindDoc="1" locked="0" layoutInCell="1" allowOverlap="1" wp14:anchorId="3F6363DF" wp14:editId="62FB2E70">
                 <wp:simplePos x="0" y="0"/>
                 <wp:positionH relativeFrom="margin">
                   <wp:posOffset>-400050</wp:posOffset>
@@ -2578,7 +2392,25 @@
                 <w:sz w:val="23"/>
                 <w:szCs w:val="23"/>
               </w:rPr>
-              <w:t>EPR Management</w:t>
+              <w:t>E</w:t>
+            </w:r>
+            <w:r>
+              <w:rPr>
+                <w:rFonts w:ascii="Times New Roman" w:hAnsi="Times New Roman" w:cs="Times New Roman"/>
+                <w:bCs/>
+                <w:sz w:val="23"/>
+                <w:szCs w:val="23"/>
+              </w:rPr>
+              <w:t>RP</w:t>
+            </w:r>
+            <w:r>
+              <w:rPr>
+                <w:rFonts w:ascii="Times New Roman" w:hAnsi="Times New Roman" w:cs="Times New Roman"/>
+                <w:bCs/>
+                <w:sz w:val="23"/>
+                <w:szCs w:val="23"/>
+              </w:rPr>
+              <w:t xml:space="preserve"> Management</w:t>
             </w:r>
             <w:r>
               <w:rPr>
@@ -2607,7 +2439,7 @@
               <mc:AlternateContent>
                 <mc:Choice Requires="wpg">
                   <w:drawing>
-                    <wp:anchor distT="0" distB="0" distL="0" distR="0" simplePos="0" relativeHeight="251676672" behindDoc="1" locked="0" layoutInCell="1" allowOverlap="1" wp14:anchorId="6D09F398" wp14:editId="31D2F10D">
+                    <wp:anchor distT="0" distB="0" distL="0" distR="0" simplePos="0" relativeHeight="251676672" behindDoc="1" locked="0" layoutInCell="1" allowOverlap="1" wp14:anchorId="59316304" wp14:editId="56B0729C">
                       <wp:simplePos x="0" y="0"/>
                       <wp:positionH relativeFrom="margin">
                         <wp:posOffset>-68366</wp:posOffset>
@@ -2784,7 +2616,27 @@
                 <w:sz w:val="23"/>
                 <w:szCs w:val="23"/>
               </w:rPr>
-              <w:t>Virtual Internship In Intern Intelligence Internship Program</w:t>
+              <w:t xml:space="preserve">Virtual Internship </w:t>
+            </w:r>
+            <w:proofErr w:type="gramStart"/>
+            <w:r>
+              <w:rPr>
+                <w:b/>
+                <w:bCs/>
+                <w:sz w:val="23"/>
+                <w:szCs w:val="23"/>
+              </w:rPr>
+              <w:t>In</w:t>
+            </w:r>
+            <w:proofErr w:type="gramEnd"/>
+            <w:r>
+              <w:rPr>
+                <w:b/>
+                <w:bCs/>
+                <w:sz w:val="23"/>
+                <w:szCs w:val="23"/>
+              </w:rPr>
+              <w:t xml:space="preserve"> Intern Intelligence Internship Program</w:t>
             </w:r>
             <w:r>
               <w:rPr>
@@ -2878,23 +2730,13 @@
                 <w:szCs w:val="23"/>
               </w:rPr>
             </w:pPr>
-            <w:proofErr w:type="gramStart"/>
             <w:r>
               <w:rPr>
                 <w:rFonts w:ascii="Courier New" w:hAnsi="Courier New" w:cs="Courier New"/>
                 <w:sz w:val="23"/>
                 <w:szCs w:val="23"/>
               </w:rPr>
-              <w:t>o</w:t>
-            </w:r>
-            <w:proofErr w:type="gramEnd"/>
-            <w:r>
-              <w:rPr>
-                <w:rFonts w:ascii="Courier New" w:hAnsi="Courier New" w:cs="Courier New"/>
-                <w:sz w:val="23"/>
-                <w:szCs w:val="23"/>
-              </w:rPr>
-              <w:t xml:space="preserve"> </w:t>
+              <w:t xml:space="preserve">o </w:t>
             </w:r>
             <w:r>
               <w:rPr>
@@ -2920,23 +2762,13 @@
                 <w:szCs w:val="23"/>
               </w:rPr>
             </w:pPr>
-            <w:proofErr w:type="gramStart"/>
             <w:r>
               <w:rPr>
                 <w:rFonts w:ascii="Courier New" w:hAnsi="Courier New" w:cs="Courier New"/>
                 <w:sz w:val="23"/>
                 <w:szCs w:val="23"/>
               </w:rPr>
-              <w:t>o</w:t>
-            </w:r>
-            <w:proofErr w:type="gramEnd"/>
-            <w:r>
-              <w:rPr>
-                <w:rFonts w:ascii="Courier New" w:hAnsi="Courier New" w:cs="Courier New"/>
-                <w:sz w:val="23"/>
-                <w:szCs w:val="23"/>
-              </w:rPr>
-              <w:t xml:space="preserve"> </w:t>
+              <w:t xml:space="preserve">o </w:t>
             </w:r>
             <w:r>
               <w:rPr>
@@ -2961,23 +2793,13 @@
                 <w:szCs w:val="23"/>
               </w:rPr>
             </w:pPr>
-            <w:proofErr w:type="gramStart"/>
             <w:r>
               <w:rPr>
                 <w:rFonts w:ascii="Courier New" w:hAnsi="Courier New" w:cs="Courier New"/>
                 <w:sz w:val="23"/>
                 <w:szCs w:val="23"/>
               </w:rPr>
-              <w:t>o</w:t>
-            </w:r>
-            <w:proofErr w:type="gramEnd"/>
-            <w:r>
-              <w:rPr>
-                <w:rFonts w:ascii="Courier New" w:hAnsi="Courier New" w:cs="Courier New"/>
-                <w:sz w:val="23"/>
-                <w:szCs w:val="23"/>
-              </w:rPr>
-              <w:t xml:space="preserve"> </w:t>
+              <w:t xml:space="preserve">o </w:t>
             </w:r>
             <w:r>
               <w:rPr>
@@ -3027,7 +2849,7 @@
               <mc:AlternateContent>
                 <mc:Choice Requires="wpg">
                   <w:drawing>
-                    <wp:anchor distT="0" distB="0" distL="0" distR="0" simplePos="0" relativeHeight="251678720" behindDoc="1" locked="0" layoutInCell="1" allowOverlap="1" wp14:anchorId="429AA98D" wp14:editId="42675C04">
+                    <wp:anchor distT="0" distB="0" distL="0" distR="0" simplePos="0" relativeHeight="251678720" behindDoc="1" locked="0" layoutInCell="1" allowOverlap="1" wp14:anchorId="4A29A290" wp14:editId="3A4E4AA0">
                       <wp:simplePos x="0" y="0"/>
                       <wp:positionH relativeFrom="margin">
                         <wp:posOffset>-68580</wp:posOffset>
@@ -3196,7 +3018,7 @@
               <mc:AlternateContent>
                 <mc:Choice Requires="wpg">
                   <w:drawing>
-                    <wp:anchor distT="0" distB="0" distL="0" distR="0" simplePos="0" relativeHeight="251674624" behindDoc="1" locked="0" layoutInCell="1" allowOverlap="1" wp14:anchorId="01FEB4C2" wp14:editId="23691AF8">
+                    <wp:anchor distT="0" distB="0" distL="0" distR="0" simplePos="0" relativeHeight="251674624" behindDoc="1" locked="0" layoutInCell="1" allowOverlap="1" wp14:anchorId="6891AD92" wp14:editId="37BCA4E3">
                       <wp:simplePos x="0" y="0"/>
                       <wp:positionH relativeFrom="margin">
                         <wp:posOffset>-371475</wp:posOffset>
@@ -3347,7 +3169,6 @@
                 <w:szCs w:val="23"/>
               </w:rPr>
             </w:pPr>
-            <w:proofErr w:type="spellStart"/>
             <w:r>
               <w:rPr>
                 <w:rFonts w:ascii="Times New Roman" w:hAnsi="Times New Roman" w:cs="Times New Roman"/>
@@ -3355,9 +3176,33 @@
                 <w:sz w:val="24"/>
                 <w:szCs w:val="24"/>
               </w:rPr>
-              <w:t>GitHub</w:t>
-            </w:r>
-            <w:proofErr w:type="spellEnd"/>
+              <w:t xml:space="preserve">GitHub </w:t>
+            </w:r>
+            <w:r>
+              <w:rPr>
+                <w:rFonts w:ascii="Times New Roman" w:hAnsi="Times New Roman" w:cs="Times New Roman"/>
+                <w:sz w:val="24"/>
+                <w:szCs w:val="24"/>
+              </w:rPr>
+              <w:t>–</w:t>
+            </w:r>
+            <w:r>
+              <w:rPr>
+                <w:rFonts w:ascii="Times New Roman" w:hAnsi="Times New Roman" w:cs="Times New Roman"/>
+                <w:sz w:val="24"/>
+                <w:szCs w:val="24"/>
+              </w:rPr>
+              <w:t xml:space="preserve"> </w:t>
+            </w:r>
+            <w:proofErr w:type="gramStart"/>
+            <w:r>
+              <w:rPr>
+                <w:rFonts w:ascii="Times New Roman" w:hAnsi="Times New Roman" w:cs="Times New Roman"/>
+                <w:sz w:val="24"/>
+                <w:szCs w:val="24"/>
+              </w:rPr>
+              <w:t>Username :</w:t>
+            </w:r>
             <w:r>
               <w:rPr>
                 <w:rFonts w:ascii="Times New Roman" w:hAnsi="Times New Roman" w:cs="Times New Roman"/>
@@ -3365,32 +3210,9 @@
                 <w:sz w:val="24"/>
                 <w:szCs w:val="24"/>
               </w:rPr>
-              <w:t xml:space="preserve"> </w:t>
-            </w:r>
-            <w:r>
-              <w:rPr>
-                <w:rFonts w:ascii="Times New Roman" w:hAnsi="Times New Roman" w:cs="Times New Roman"/>
-                <w:sz w:val="24"/>
-                <w:szCs w:val="24"/>
-              </w:rPr>
-              <w:t>–</w:t>
-            </w:r>
-            <w:r>
-              <w:rPr>
-                <w:rFonts w:ascii="Times New Roman" w:hAnsi="Times New Roman" w:cs="Times New Roman"/>
-                <w:sz w:val="24"/>
-                <w:szCs w:val="24"/>
-              </w:rPr>
-              <w:t xml:space="preserve"> </w:t>
-            </w:r>
-            <w:r>
-              <w:rPr>
-                <w:rFonts w:ascii="Times New Roman" w:hAnsi="Times New Roman" w:cs="Times New Roman"/>
-                <w:sz w:val="24"/>
-                <w:szCs w:val="24"/>
-              </w:rPr>
-              <w:t>Username :</w:t>
-            </w:r>
+              <w:t>CaroMusangi</w:t>
+            </w:r>
+            <w:proofErr w:type="gramEnd"/>
             <w:r>
               <w:rPr>
                 <w:rFonts w:ascii="Times New Roman" w:hAnsi="Times New Roman" w:cs="Times New Roman"/>
@@ -3398,7 +3220,7 @@
                 <w:sz w:val="24"/>
                 <w:szCs w:val="24"/>
               </w:rPr>
-              <w:t>CaroMusangi1</w:t>
+              <w:t>1</w:t>
             </w:r>
             <w:r>
               <w:rPr>
@@ -3428,10 +3250,9 @@
                 <w:sz w:val="24"/>
                 <w:szCs w:val="24"/>
               </w:rPr>
-              <w:lastRenderedPageBreak/>
               <w:t xml:space="preserve">Link To all Projects: </w:t>
             </w:r>
-            <w:hyperlink r:id="rId8" w:history="1">
+            <w:hyperlink r:id="rId9" w:history="1">
               <w:r>
                 <w:rPr>
                   <w:rStyle w:val="Hyperlink"/>
@@ -3463,6 +3284,7 @@
                 <w:szCs w:val="24"/>
                 <w14:ligatures w14:val="none"/>
               </w:rPr>
+              <w:lastRenderedPageBreak/>
               <w:t>Top Projects</w:t>
             </w:r>
             <w:r>
@@ -3483,9 +3305,8 @@
                 <w:szCs w:val="24"/>
                 <w14:ligatures w14:val="none"/>
               </w:rPr>
-              <w:t xml:space="preserve"> Sound Studio Resources –Flask based Sound Library </w:t>
-            </w:r>
-            <w:proofErr w:type="spellStart"/>
+              <w:t xml:space="preserve"> Sound Studio Resources –Flask based Sound Library Platf</w:t>
+            </w:r>
             <w:r>
               <w:rPr>
                 <w:rFonts w:ascii="Times New Roman" w:eastAsia="SimSun" w:hAnsi="Times New Roman"/>
@@ -3494,9 +3315,18 @@
                 <w:szCs w:val="24"/>
                 <w14:ligatures w14:val="none"/>
               </w:rPr>
-              <w:t>Platfrom</w:t>
-            </w:r>
-            <w:proofErr w:type="spellEnd"/>
+              <w:t>or</w:t>
+            </w:r>
+            <w:r>
+              <w:rPr>
+                <w:rFonts w:ascii="Times New Roman" w:eastAsia="SimSun" w:hAnsi="Times New Roman"/>
+                <w:kern w:val="0"/>
+                <w:sz w:val="24"/>
+                <w:szCs w:val="24"/>
+                <w14:ligatures w14:val="none"/>
+              </w:rPr>
+              <w:t>m</w:t>
+            </w:r>
             <w:r>
               <w:rPr>
                 <w:rFonts w:ascii="Times New Roman" w:eastAsia="SimSun" w:hAnsi="Times New Roman"/>
@@ -3640,7 +3470,7 @@
         <mc:AlternateContent>
           <mc:Choice Requires="wpg">
             <w:drawing>
-              <wp:anchor distT="0" distB="0" distL="0" distR="0" simplePos="0" relativeHeight="251670528" behindDoc="1" locked="0" layoutInCell="1" allowOverlap="1" wp14:anchorId="477D01FF" wp14:editId="21C25CD8">
+              <wp:anchor distT="0" distB="0" distL="0" distR="0" simplePos="0" relativeHeight="251670528" behindDoc="1" locked="0" layoutInCell="1" allowOverlap="1" wp14:anchorId="5B0E730D" wp14:editId="5460AAB7">
                 <wp:simplePos x="0" y="0"/>
                 <wp:positionH relativeFrom="margin">
                   <wp:posOffset>-371475</wp:posOffset>
@@ -3914,7 +3744,7 @@
         <mc:AlternateContent>
           <mc:Choice Requires="wpg">
             <w:drawing>
-              <wp:anchor distT="0" distB="0" distL="0" distR="0" simplePos="0" relativeHeight="251672576" behindDoc="1" locked="0" layoutInCell="1" allowOverlap="1" wp14:anchorId="3597EB6B" wp14:editId="202F3C64">
+              <wp:anchor distT="0" distB="0" distL="0" distR="0" simplePos="0" relativeHeight="251672576" behindDoc="1" locked="0" layoutInCell="1" allowOverlap="1" wp14:anchorId="1B820506" wp14:editId="66078926">
                 <wp:simplePos x="0" y="0"/>
                 <wp:positionH relativeFrom="margin">
                   <wp:posOffset>-381000</wp:posOffset>
@@ -4137,18 +3967,8 @@
                 <w:sz w:val="24"/>
                 <w:szCs w:val="24"/>
               </w:rPr>
-              <w:t xml:space="preserve">Mr. James </w:t>
-            </w:r>
-            <w:proofErr w:type="spellStart"/>
-            <w:r>
-              <w:rPr>
-                <w:rFonts w:ascii="Times New Roman" w:hAnsi="Times New Roman"/>
-                <w:sz w:val="24"/>
-                <w:szCs w:val="24"/>
-              </w:rPr>
-              <w:t>Katiwa</w:t>
-            </w:r>
-            <w:proofErr w:type="spellEnd"/>
+              <w:t>Mr. James Katiwa</w:t>
+            </w:r>
           </w:p>
         </w:tc>
         <w:tc>
@@ -4363,7 +4183,7 @@
                 <w:szCs w:val="24"/>
               </w:rPr>
             </w:pPr>
-            <w:hyperlink r:id="rId9" w:history="1">
+            <w:hyperlink r:id="rId10" w:history="1">
               <w:r>
                 <w:rPr>
                   <w:rStyle w:val="Hyperlink"/>
@@ -4439,6 +4259,7 @@
           </w:p>
         </w:tc>
       </w:tr>
+      <w:bookmarkEnd w:id="0"/>
     </w:tbl>
     <w:p>
       <w:pPr>
@@ -4455,7 +4276,7 @@
       </w:pPr>
     </w:p>
     <w:sectPr>
-      <w:footerReference w:type="default" r:id="rId10"/>
+      <w:footerReference w:type="default" r:id="rId11"/>
       <w:pgSz w:w="12240" w:h="15840"/>
       <w:pgMar w:top="1440" w:right="1440" w:bottom="1440" w:left="1440" w:header="720" w:footer="720" w:gutter="0"/>
       <w:cols w:space="720"/>
@@ -4466,7 +4287,7 @@
 </file>
 
 <file path=word/endnotes.xml><?xml version="1.0" encoding="utf-8"?>
-<w:endnotes xmlns:wpc="http://schemas.microsoft.com/office/word/2010/wordprocessingCanvas" xmlns:mc="http://schemas.openxmlformats.org/markup-compatibility/2006" xmlns:o="urn:schemas-microsoft-com:office:office" xmlns:r="http://schemas.openxmlformats.org/officeDocument/2006/relationships" xmlns:m="http://schemas.openxmlformats.org/officeDocument/2006/math" xmlns:v="urn:schemas-microsoft-com:vml" xmlns:wp14="http://schemas.microsoft.com/office/word/2010/wordprocessingDrawing" xmlns:wp="http://schemas.openxmlformats.org/drawingml/2006/wordprocessingDrawing" xmlns:w10="urn:schemas-microsoft-com:office:word" xmlns:w="http://schemas.openxmlformats.org/wordprocessingml/2006/main" xmlns:w14="http://schemas.microsoft.com/office/word/2010/wordml" xmlns:w15="http://schemas.microsoft.com/office/word/2012/wordml" xmlns:wpg="http://schemas.microsoft.com/office/word/2010/wordprocessingGroup" xmlns:wpi="http://schemas.microsoft.com/office/word/2010/wordprocessingInk" xmlns:wne="http://schemas.microsoft.com/office/word/2006/wordml" xmlns:wps="http://schemas.microsoft.com/office/word/2010/wordprocessingShape" mc:Ignorable="w14 w15 wp14">
+<w:endnotes xmlns:wpc="http://schemas.microsoft.com/office/word/2010/wordprocessingCanvas" xmlns:cx="http://schemas.microsoft.com/office/drawing/2014/chartex" xmlns:cx1="http://schemas.microsoft.com/office/drawing/2015/9/8/chartex" xmlns:cx2="http://schemas.microsoft.com/office/drawing/2015/10/21/chartex" xmlns:cx3="http://schemas.microsoft.com/office/drawing/2016/5/9/chartex" xmlns:cx4="http://schemas.microsoft.com/office/drawing/2016/5/10/chartex" xmlns:cx5="http://schemas.microsoft.com/office/drawing/2016/5/11/chartex" xmlns:cx6="http://schemas.microsoft.com/office/drawing/2016/5/12/chartex" xmlns:cx7="http://schemas.microsoft.com/office/drawing/2016/5/13/chartex" xmlns:cx8="http://schemas.microsoft.com/office/drawing/2016/5/14/chartex" xmlns:mc="http://schemas.openxmlformats.org/markup-compatibility/2006" xmlns:aink="http://schemas.microsoft.com/office/drawing/2016/ink" xmlns:am3d="http://schemas.microsoft.com/office/drawing/2017/model3d" xmlns:o="urn:schemas-microsoft-com:office:office" xmlns:r="http://schemas.openxmlformats.org/officeDocument/2006/relationships" xmlns:m="http://schemas.openxmlformats.org/officeDocument/2006/math" xmlns:v="urn:schemas-microsoft-com:vml" xmlns:wp14="http://schemas.microsoft.com/office/word/2010/wordprocessingDrawing" xmlns:wp="http://schemas.openxmlformats.org/drawingml/2006/wordprocessingDrawing" xmlns:w10="urn:schemas-microsoft-com:office:word" xmlns:w="http://schemas.openxmlformats.org/wordprocessingml/2006/main" xmlns:w14="http://schemas.microsoft.com/office/word/2010/wordml" xmlns:w15="http://schemas.microsoft.com/office/word/2012/wordml" xmlns:w16cex="http://schemas.microsoft.com/office/word/2018/wordml/cex" xmlns:w16cid="http://schemas.microsoft.com/office/word/2016/wordml/cid" xmlns:w16="http://schemas.microsoft.com/office/word/2018/wordml" xmlns:w16sdtdh="http://schemas.microsoft.com/office/word/2020/wordml/sdtdatahash" xmlns:w16se="http://schemas.microsoft.com/office/word/2015/wordml/symex" xmlns:wpg="http://schemas.microsoft.com/office/word/2010/wordprocessingGroup" xmlns:wpi="http://schemas.microsoft.com/office/word/2010/wordprocessingInk" xmlns:wne="http://schemas.microsoft.com/office/word/2006/wordml" xmlns:wps="http://schemas.microsoft.com/office/word/2010/wordprocessingShape" mc:Ignorable="w14 w15 w16se w16cid w16 w16cex w16sdtdh wp14">
   <w:endnote w:type="separator" w:id="-1">
     <w:p>
       <w:pPr>
@@ -4491,7 +4312,7 @@
 </file>
 
 <file path=word/footer1.xml><?xml version="1.0" encoding="utf-8"?>
-<w:ftr xmlns:wpc="http://schemas.microsoft.com/office/word/2010/wordprocessingCanvas" xmlns:mc="http://schemas.openxmlformats.org/markup-compatibility/2006" xmlns:o="urn:schemas-microsoft-com:office:office" xmlns:r="http://schemas.openxmlformats.org/officeDocument/2006/relationships" xmlns:m="http://schemas.openxmlformats.org/officeDocument/2006/math" xmlns:v="urn:schemas-microsoft-com:vml" xmlns:wp14="http://schemas.microsoft.com/office/word/2010/wordprocessingDrawing" xmlns:wp="http://schemas.openxmlformats.org/drawingml/2006/wordprocessingDrawing" xmlns:w10="urn:schemas-microsoft-com:office:word" xmlns:w="http://schemas.openxmlformats.org/wordprocessingml/2006/main" xmlns:w14="http://schemas.microsoft.com/office/word/2010/wordml" xmlns:w15="http://schemas.microsoft.com/office/word/2012/wordml" xmlns:wpg="http://schemas.microsoft.com/office/word/2010/wordprocessingGroup" xmlns:wpi="http://schemas.microsoft.com/office/word/2010/wordprocessingInk" xmlns:wne="http://schemas.microsoft.com/office/word/2006/wordml" xmlns:wps="http://schemas.microsoft.com/office/word/2010/wordprocessingShape" mc:Ignorable="w14 w15 wp14">
+<w:ftr xmlns:wpc="http://schemas.microsoft.com/office/word/2010/wordprocessingCanvas" xmlns:cx="http://schemas.microsoft.com/office/drawing/2014/chartex" xmlns:cx1="http://schemas.microsoft.com/office/drawing/2015/9/8/chartex" xmlns:cx2="http://schemas.microsoft.com/office/drawing/2015/10/21/chartex" xmlns:cx3="http://schemas.microsoft.com/office/drawing/2016/5/9/chartex" xmlns:cx4="http://schemas.microsoft.com/office/drawing/2016/5/10/chartex" xmlns:cx5="http://schemas.microsoft.com/office/drawing/2016/5/11/chartex" xmlns:cx6="http://schemas.microsoft.com/office/drawing/2016/5/12/chartex" xmlns:cx7="http://schemas.microsoft.com/office/drawing/2016/5/13/chartex" xmlns:cx8="http://schemas.microsoft.com/office/drawing/2016/5/14/chartex" xmlns:mc="http://schemas.openxmlformats.org/markup-compatibility/2006" xmlns:aink="http://schemas.microsoft.com/office/drawing/2016/ink" xmlns:am3d="http://schemas.microsoft.com/office/drawing/2017/model3d" xmlns:o="urn:schemas-microsoft-com:office:office" xmlns:r="http://schemas.openxmlformats.org/officeDocument/2006/relationships" xmlns:m="http://schemas.openxmlformats.org/officeDocument/2006/math" xmlns:v="urn:schemas-microsoft-com:vml" xmlns:wp14="http://schemas.microsoft.com/office/word/2010/wordprocessingDrawing" xmlns:wp="http://schemas.openxmlformats.org/drawingml/2006/wordprocessingDrawing" xmlns:w10="urn:schemas-microsoft-com:office:word" xmlns:w="http://schemas.openxmlformats.org/wordprocessingml/2006/main" xmlns:w14="http://schemas.microsoft.com/office/word/2010/wordml" xmlns:w15="http://schemas.microsoft.com/office/word/2012/wordml" xmlns:w16cex="http://schemas.microsoft.com/office/word/2018/wordml/cex" xmlns:w16cid="http://schemas.microsoft.com/office/word/2016/wordml/cid" xmlns:w16="http://schemas.microsoft.com/office/word/2018/wordml" xmlns:w16sdtdh="http://schemas.microsoft.com/office/word/2020/wordml/sdtdatahash" xmlns:w16se="http://schemas.microsoft.com/office/word/2015/wordml/symex" xmlns:wpg="http://schemas.microsoft.com/office/word/2010/wordprocessingGroup" xmlns:wpi="http://schemas.microsoft.com/office/word/2010/wordprocessingInk" xmlns:wne="http://schemas.microsoft.com/office/word/2006/wordml" xmlns:wps="http://schemas.microsoft.com/office/word/2010/wordprocessingShape" mc:Ignorable="w14 w15 w16se w16cid w16 w16cex w16sdtdh wp14">
   <w:p>
     <w:pPr>
       <w:pStyle w:val="Footer"/>
@@ -4504,7 +4325,7 @@
 </file>
 
 <file path=word/footnotes.xml><?xml version="1.0" encoding="utf-8"?>
-<w:footnotes xmlns:wpc="http://schemas.microsoft.com/office/word/2010/wordprocessingCanvas" xmlns:mc="http://schemas.openxmlformats.org/markup-compatibility/2006" xmlns:o="urn:schemas-microsoft-com:office:office" xmlns:r="http://schemas.openxmlformats.org/officeDocument/2006/relationships" xmlns:m="http://schemas.openxmlformats.org/officeDocument/2006/math" xmlns:v="urn:schemas-microsoft-com:vml" xmlns:wp14="http://schemas.microsoft.com/office/word/2010/wordprocessingDrawing" xmlns:wp="http://schemas.openxmlformats.org/drawingml/2006/wordprocessingDrawing" xmlns:w10="urn:schemas-microsoft-com:office:word" xmlns:w="http://schemas.openxmlformats.org/wordprocessingml/2006/main" xmlns:w14="http://schemas.microsoft.com/office/word/2010/wordml" xmlns:w15="http://schemas.microsoft.com/office/word/2012/wordml" xmlns:wpg="http://schemas.microsoft.com/office/word/2010/wordprocessingGroup" xmlns:wpi="http://schemas.microsoft.com/office/word/2010/wordprocessingInk" xmlns:wne="http://schemas.microsoft.com/office/word/2006/wordml" xmlns:wps="http://schemas.microsoft.com/office/word/2010/wordprocessingShape" mc:Ignorable="w14 w15 wp14">
+<w:footnotes xmlns:wpc="http://schemas.microsoft.com/office/word/2010/wordprocessingCanvas" xmlns:cx="http://schemas.microsoft.com/office/drawing/2014/chartex" xmlns:cx1="http://schemas.microsoft.com/office/drawing/2015/9/8/chartex" xmlns:cx2="http://schemas.microsoft.com/office/drawing/2015/10/21/chartex" xmlns:cx3="http://schemas.microsoft.com/office/drawing/2016/5/9/chartex" xmlns:cx4="http://schemas.microsoft.com/office/drawing/2016/5/10/chartex" xmlns:cx5="http://schemas.microsoft.com/office/drawing/2016/5/11/chartex" xmlns:cx6="http://schemas.microsoft.com/office/drawing/2016/5/12/chartex" xmlns:cx7="http://schemas.microsoft.com/office/drawing/2016/5/13/chartex" xmlns:cx8="http://schemas.microsoft.com/office/drawing/2016/5/14/chartex" xmlns:mc="http://schemas.openxmlformats.org/markup-compatibility/2006" xmlns:aink="http://schemas.microsoft.com/office/drawing/2016/ink" xmlns:am3d="http://schemas.microsoft.com/office/drawing/2017/model3d" xmlns:o="urn:schemas-microsoft-com:office:office" xmlns:r="http://schemas.openxmlformats.org/officeDocument/2006/relationships" xmlns:m="http://schemas.openxmlformats.org/officeDocument/2006/math" xmlns:v="urn:schemas-microsoft-com:vml" xmlns:wp14="http://schemas.microsoft.com/office/word/2010/wordprocessingDrawing" xmlns:wp="http://schemas.openxmlformats.org/drawingml/2006/wordprocessingDrawing" xmlns:w10="urn:schemas-microsoft-com:office:word" xmlns:w="http://schemas.openxmlformats.org/wordprocessingml/2006/main" xmlns:w14="http://schemas.microsoft.com/office/word/2010/wordml" xmlns:w15="http://schemas.microsoft.com/office/word/2012/wordml" xmlns:w16cex="http://schemas.microsoft.com/office/word/2018/wordml/cex" xmlns:w16cid="http://schemas.microsoft.com/office/word/2016/wordml/cid" xmlns:w16="http://schemas.microsoft.com/office/word/2018/wordml" xmlns:w16sdtdh="http://schemas.microsoft.com/office/word/2020/wordml/sdtdatahash" xmlns:w16se="http://schemas.microsoft.com/office/word/2015/wordml/symex" xmlns:wpg="http://schemas.microsoft.com/office/word/2010/wordprocessingGroup" xmlns:wpi="http://schemas.microsoft.com/office/word/2010/wordprocessingInk" xmlns:wne="http://schemas.microsoft.com/office/word/2006/wordml" xmlns:wps="http://schemas.microsoft.com/office/word/2010/wordprocessingShape" mc:Ignorable="w14 w15 w16se w16cid w16 w16cex w16sdtdh wp14">
   <w:footnote w:type="separator" w:id="-1">
     <w:p>
       <w:pPr>
@@ -4529,8 +4350,8 @@
 </file>
 
 <file path=word/numbering.xml><?xml version="1.0" encoding="utf-8"?>
-<w:numbering xmlns:wpc="http://schemas.microsoft.com/office/word/2010/wordprocessingCanvas" xmlns:mc="http://schemas.openxmlformats.org/markup-compatibility/2006" xmlns:o="urn:schemas-microsoft-com:office:office" xmlns:r="http://schemas.openxmlformats.org/officeDocument/2006/relationships" xmlns:m="http://schemas.openxmlformats.org/officeDocument/2006/math" xmlns:v="urn:schemas-microsoft-com:vml" xmlns:wp14="http://schemas.microsoft.com/office/word/2010/wordprocessingDrawing" xmlns:wp="http://schemas.openxmlformats.org/drawingml/2006/wordprocessingDrawing" xmlns:w10="urn:schemas-microsoft-com:office:word" xmlns:w="http://schemas.openxmlformats.org/wordprocessingml/2006/main" xmlns:w14="http://schemas.microsoft.com/office/word/2010/wordml" xmlns:w15="http://schemas.microsoft.com/office/word/2012/wordml" xmlns:wpg="http://schemas.microsoft.com/office/word/2010/wordprocessingGroup" xmlns:wpi="http://schemas.microsoft.com/office/word/2010/wordprocessingInk" xmlns:wne="http://schemas.microsoft.com/office/word/2006/wordml" xmlns:wps="http://schemas.microsoft.com/office/word/2010/wordprocessingShape" mc:Ignorable="w14 w15 wp14">
-  <w:abstractNum w:abstractNumId="0">
+<w:numbering xmlns:wpc="http://schemas.microsoft.com/office/word/2010/wordprocessingCanvas" xmlns:cx="http://schemas.microsoft.com/office/drawing/2014/chartex" xmlns:cx1="http://schemas.microsoft.com/office/drawing/2015/9/8/chartex" xmlns:cx2="http://schemas.microsoft.com/office/drawing/2015/10/21/chartex" xmlns:cx3="http://schemas.microsoft.com/office/drawing/2016/5/9/chartex" xmlns:cx4="http://schemas.microsoft.com/office/drawing/2016/5/10/chartex" xmlns:cx5="http://schemas.microsoft.com/office/drawing/2016/5/11/chartex" xmlns:cx6="http://schemas.microsoft.com/office/drawing/2016/5/12/chartex" xmlns:cx7="http://schemas.microsoft.com/office/drawing/2016/5/13/chartex" xmlns:cx8="http://schemas.microsoft.com/office/drawing/2016/5/14/chartex" xmlns:mc="http://schemas.openxmlformats.org/markup-compatibility/2006" xmlns:aink="http://schemas.microsoft.com/office/drawing/2016/ink" xmlns:am3d="http://schemas.microsoft.com/office/drawing/2017/model3d" xmlns:o="urn:schemas-microsoft-com:office:office" xmlns:r="http://schemas.openxmlformats.org/officeDocument/2006/relationships" xmlns:m="http://schemas.openxmlformats.org/officeDocument/2006/math" xmlns:v="urn:schemas-microsoft-com:vml" xmlns:wp14="http://schemas.microsoft.com/office/word/2010/wordprocessingDrawing" xmlns:wp="http://schemas.openxmlformats.org/drawingml/2006/wordprocessingDrawing" xmlns:w10="urn:schemas-microsoft-com:office:word" xmlns:w="http://schemas.openxmlformats.org/wordprocessingml/2006/main" xmlns:w14="http://schemas.microsoft.com/office/word/2010/wordml" xmlns:w15="http://schemas.microsoft.com/office/word/2012/wordml" xmlns:w16cex="http://schemas.microsoft.com/office/word/2018/wordml/cex" xmlns:w16cid="http://schemas.microsoft.com/office/word/2016/wordml/cid" xmlns:w16="http://schemas.microsoft.com/office/word/2018/wordml" xmlns:w16sdtdh="http://schemas.microsoft.com/office/word/2020/wordml/sdtdatahash" xmlns:w16se="http://schemas.microsoft.com/office/word/2015/wordml/symex" xmlns:wpg="http://schemas.microsoft.com/office/word/2010/wordprocessingGroup" xmlns:wpi="http://schemas.microsoft.com/office/word/2010/wordprocessingInk" xmlns:wne="http://schemas.microsoft.com/office/word/2006/wordml" xmlns:wps="http://schemas.microsoft.com/office/word/2010/wordprocessingShape" mc:Ignorable="w14 w15 w16se w16cid w16 w16cex w16sdtdh wp14">
+  <w:abstractNum w:abstractNumId="0" w15:restartNumberingAfterBreak="0">
     <w:nsid w:val="142C189C"/>
     <w:multiLevelType w:val="hybridMultilevel"/>
     <w:tmpl w:val="2B50E73C"/>
@@ -4643,7 +4464,7 @@
       </w:rPr>
     </w:lvl>
   </w:abstractNum>
-  <w:abstractNum w:abstractNumId="1">
+  <w:abstractNum w:abstractNumId="1" w15:restartNumberingAfterBreak="0">
     <w:nsid w:val="1F176B73"/>
     <w:multiLevelType w:val="hybridMultilevel"/>
     <w:tmpl w:val="F6141482"/>
@@ -4756,7 +4577,7 @@
       </w:rPr>
     </w:lvl>
   </w:abstractNum>
-  <w:abstractNum w:abstractNumId="2">
+  <w:abstractNum w:abstractNumId="2" w15:restartNumberingAfterBreak="0">
     <w:nsid w:val="20D96D2D"/>
     <w:multiLevelType w:val="hybridMultilevel"/>
     <w:tmpl w:val="25381ADA"/>
@@ -4869,7 +4690,7 @@
       </w:rPr>
     </w:lvl>
   </w:abstractNum>
-  <w:abstractNum w:abstractNumId="3">
+  <w:abstractNum w:abstractNumId="3" w15:restartNumberingAfterBreak="0">
     <w:nsid w:val="29914F52"/>
     <w:multiLevelType w:val="hybridMultilevel"/>
     <w:tmpl w:val="FFFFFFFF"/>
@@ -4982,7 +4803,7 @@
       </w:rPr>
     </w:lvl>
   </w:abstractNum>
-  <w:abstractNum w:abstractNumId="4">
+  <w:abstractNum w:abstractNumId="4" w15:restartNumberingAfterBreak="0">
     <w:nsid w:val="30C646B9"/>
     <w:multiLevelType w:val="hybridMultilevel"/>
     <w:tmpl w:val="14BCEF8E"/>
@@ -5095,7 +4916,7 @@
       </w:rPr>
     </w:lvl>
   </w:abstractNum>
-  <w:abstractNum w:abstractNumId="5">
+  <w:abstractNum w:abstractNumId="5" w15:restartNumberingAfterBreak="0">
     <w:nsid w:val="3E54558D"/>
     <w:multiLevelType w:val="hybridMultilevel"/>
     <w:tmpl w:val="6E2284B0"/>
@@ -5208,7 +5029,7 @@
       </w:rPr>
     </w:lvl>
   </w:abstractNum>
-  <w:abstractNum w:abstractNumId="6">
+  <w:abstractNum w:abstractNumId="6" w15:restartNumberingAfterBreak="0">
     <w:nsid w:val="42EF0F3C"/>
     <w:multiLevelType w:val="hybridMultilevel"/>
     <w:tmpl w:val="8668BEC4"/>
@@ -5297,7 +5118,7 @@
       </w:pPr>
     </w:lvl>
   </w:abstractNum>
-  <w:abstractNum w:abstractNumId="7">
+  <w:abstractNum w:abstractNumId="7" w15:restartNumberingAfterBreak="0">
     <w:nsid w:val="44CD356F"/>
     <w:multiLevelType w:val="hybridMultilevel"/>
     <w:tmpl w:val="3D9E4862"/>
@@ -5410,7 +5231,7 @@
       </w:rPr>
     </w:lvl>
   </w:abstractNum>
-  <w:abstractNum w:abstractNumId="8">
+  <w:abstractNum w:abstractNumId="8" w15:restartNumberingAfterBreak="0">
     <w:nsid w:val="63394D22"/>
     <w:multiLevelType w:val="hybridMultilevel"/>
     <w:tmpl w:val="2A92A338"/>
@@ -5523,7 +5344,7 @@
       </w:rPr>
     </w:lvl>
   </w:abstractNum>
-  <w:abstractNum w:abstractNumId="9">
+  <w:abstractNum w:abstractNumId="9" w15:restartNumberingAfterBreak="0">
     <w:nsid w:val="68CE6F4A"/>
     <w:multiLevelType w:val="hybridMultilevel"/>
     <w:tmpl w:val="FFFFFFFF"/>
@@ -5670,7 +5491,7 @@
 </file>
 
 <file path=word/styles.xml><?xml version="1.0" encoding="utf-8"?>
-<w:styles xmlns:mc="http://schemas.openxmlformats.org/markup-compatibility/2006" xmlns:r="http://schemas.openxmlformats.org/officeDocument/2006/relationships" xmlns:w="http://schemas.openxmlformats.org/wordprocessingml/2006/main" xmlns:w14="http://schemas.microsoft.com/office/word/2010/wordml" xmlns:w15="http://schemas.microsoft.com/office/word/2012/wordml" mc:Ignorable="w14 w15">
+<w:styles xmlns:mc="http://schemas.openxmlformats.org/markup-compatibility/2006" xmlns:r="http://schemas.openxmlformats.org/officeDocument/2006/relationships" xmlns:w="http://schemas.openxmlformats.org/wordprocessingml/2006/main" xmlns:w14="http://schemas.microsoft.com/office/word/2010/wordml" xmlns:w15="http://schemas.microsoft.com/office/word/2012/wordml" xmlns:w16cex="http://schemas.microsoft.com/office/word/2018/wordml/cex" xmlns:w16cid="http://schemas.microsoft.com/office/word/2016/wordml/cid" xmlns:w16="http://schemas.microsoft.com/office/word/2018/wordml" xmlns:w16sdtdh="http://schemas.microsoft.com/office/word/2020/wordml/sdtdatahash" xmlns:w16se="http://schemas.microsoft.com/office/word/2015/wordml/symex" mc:Ignorable="w14 w15 w16se w16cid w16 w16cex w16sdtdh">
   <w:docDefaults>
     <w:rPrDefault>
       <w:rPr>
@@ -5686,7 +5507,7 @@
       </w:pPr>
     </w:pPrDefault>
   </w:docDefaults>
-  <w:latentStyles w:defLockedState="0" w:defUIPriority="99" w:defSemiHidden="0" w:defUnhideWhenUsed="0" w:defQFormat="0" w:count="371">
+  <w:latentStyles w:defLockedState="0" w:defUIPriority="99" w:defSemiHidden="0" w:defUnhideWhenUsed="0" w:defQFormat="0" w:count="376">
     <w:lsdException w:name="Normal" w:uiPriority="0" w:qFormat="1"/>
     <w:lsdException w:name="heading 1" w:uiPriority="9" w:qFormat="1"/>
     <w:lsdException w:name="heading 2" w:semiHidden="1" w:uiPriority="9" w:unhideWhenUsed="1" w:qFormat="1"/>
@@ -6058,6 +5879,11 @@
     <w:lsdException w:name="List Table 5 Dark Accent 6" w:uiPriority="50"/>
     <w:lsdException w:name="List Table 6 Colorful Accent 6" w:uiPriority="51"/>
     <w:lsdException w:name="List Table 7 Colorful Accent 6" w:uiPriority="52"/>
+    <w:lsdException w:name="Mention" w:semiHidden="1" w:unhideWhenUsed="1"/>
+    <w:lsdException w:name="Smart Hyperlink" w:semiHidden="1" w:unhideWhenUsed="1"/>
+    <w:lsdException w:name="Hashtag" w:semiHidden="1" w:unhideWhenUsed="1"/>
+    <w:lsdException w:name="Unresolved Mention" w:semiHidden="1" w:unhideWhenUsed="1"/>
+    <w:lsdException w:name="Smart Link" w:semiHidden="1" w:unhideWhenUsed="1"/>
   </w:latentStyles>
   <w:style w:type="paragraph" w:default="1" w:styleId="Normal">
     <w:name w:val="Normal"/>
@@ -6152,7 +5978,6 @@
       <w:rFonts w:eastAsia="Times New Roman" w:cs="Times New Roman"/>
     </w:rPr>
     <w:tblPr>
-      <w:tblInd w:w="0" w:type="dxa"/>
       <w:tblBorders>
         <w:top w:val="single" w:sz="4" w:space="0" w:color="auto"/>
         <w:left w:val="single" w:sz="4" w:space="0" w:color="auto"/>
@@ -6161,12 +5986,6 @@
         <w:insideH w:val="single" w:sz="4" w:space="0" w:color="auto"/>
         <w:insideV w:val="single" w:sz="4" w:space="0" w:color="auto"/>
       </w:tblBorders>
-      <w:tblCellMar>
-        <w:top w:w="0" w:type="dxa"/>
-        <w:left w:w="108" w:type="dxa"/>
-        <w:bottom w:w="0" w:type="dxa"/>
-        <w:right w:w="108" w:type="dxa"/>
-      </w:tblCellMar>
     </w:tblPr>
   </w:style>
   <w:style w:type="paragraph" w:styleId="NoSpacing">
@@ -6190,7 +6009,6 @@
       <w:spacing w:after="0" w:line="240" w:lineRule="auto"/>
     </w:pPr>
     <w:tblPr>
-      <w:tblInd w:w="0" w:type="dxa"/>
       <w:tblBorders>
         <w:top w:val="single" w:sz="4" w:space="0" w:color="auto"/>
         <w:left w:val="single" w:sz="4" w:space="0" w:color="auto"/>
@@ -6199,12 +6017,6 @@
         <w:insideH w:val="single" w:sz="4" w:space="0" w:color="auto"/>
         <w:insideV w:val="single" w:sz="4" w:space="0" w:color="auto"/>
       </w:tblBorders>
-      <w:tblCellMar>
-        <w:top w:w="0" w:type="dxa"/>
-        <w:left w:w="108" w:type="dxa"/>
-        <w:bottom w:w="0" w:type="dxa"/>
-        <w:right w:w="108" w:type="dxa"/>
-      </w:tblCellMar>
     </w:tblPr>
   </w:style>
   <w:style w:type="paragraph" w:styleId="Header">

--- a/caro-portfolio/public/Caro_Kitonga_CV.docx
+++ b/caro-portfolio/public/Caro_Kitonga_CV.docx
@@ -37,15 +37,14 @@
         <w:spacing w:after="0" w:line="276" w:lineRule="auto"/>
         <w:jc w:val="center"/>
         <w:rPr>
+          <w:rStyle w:val="Hyperlink"/>
           <w:rFonts w:ascii="Times New Roman" w:eastAsia="Times New Roman" w:hAnsi="Times New Roman" w:cs="Times New Roman"/>
           <w:b/>
           <w:bCs/>
-          <w:color w:val="0563C1" w:themeColor="hyperlink"/>
           <w:spacing w:val="15"/>
           <w:kern w:val="0"/>
           <w:sz w:val="24"/>
           <w:szCs w:val="24"/>
-          <w:u w:val="single"/>
           <w14:ligatures w14:val="none"/>
         </w:rPr>
       </w:pPr>
@@ -76,6 +75,134 @@
           <w:t>kitongacarol8@gmail.com</w:t>
         </w:r>
       </w:hyperlink>
+    </w:p>
+    <w:p>
+      <w:pPr>
+        <w:spacing w:after="0" w:line="276" w:lineRule="auto"/>
+        <w:jc w:val="center"/>
+        <w:rPr>
+          <w:rFonts w:ascii="Times New Roman" w:eastAsia="Times New Roman" w:hAnsi="Times New Roman" w:cs="Times New Roman"/>
+          <w:color w:val="0563C1" w:themeColor="hyperlink"/>
+          <w:spacing w:val="15"/>
+          <w:kern w:val="0"/>
+          <w:sz w:val="24"/>
+          <w:szCs w:val="24"/>
+          <w14:ligatures w14:val="none"/>
+        </w:rPr>
+      </w:pPr>
+      <w:r>
+        <w:rPr>
+          <w:rStyle w:val="Hyperlink"/>
+          <w:rFonts w:ascii="Times New Roman" w:eastAsia="Times New Roman" w:hAnsi="Times New Roman" w:cs="Times New Roman"/>
+          <w:b/>
+          <w:bCs/>
+          <w:color w:val="auto"/>
+          <w:spacing w:val="15"/>
+          <w:kern w:val="0"/>
+          <w:sz w:val="24"/>
+          <w:szCs w:val="24"/>
+          <w:u w:val="none"/>
+          <w14:ligatures w14:val="none"/>
+        </w:rPr>
+        <w:t>Por</w:t>
+      </w:r>
+      <w:r>
+        <w:rPr>
+          <w:rStyle w:val="Hyperlink"/>
+          <w:rFonts w:ascii="Times New Roman" w:eastAsia="Times New Roman" w:hAnsi="Times New Roman" w:cs="Times New Roman"/>
+          <w:b/>
+          <w:bCs/>
+          <w:color w:val="auto"/>
+          <w:spacing w:val="15"/>
+          <w:kern w:val="0"/>
+          <w:sz w:val="24"/>
+          <w:szCs w:val="24"/>
+          <w:u w:val="none"/>
+          <w14:ligatures w14:val="none"/>
+        </w:rPr>
+        <w:t>t</w:t>
+      </w:r>
+      <w:r>
+        <w:rPr>
+          <w:rStyle w:val="Hyperlink"/>
+          <w:rFonts w:ascii="Times New Roman" w:eastAsia="Times New Roman" w:hAnsi="Times New Roman" w:cs="Times New Roman"/>
+          <w:b/>
+          <w:bCs/>
+          <w:color w:val="auto"/>
+          <w:spacing w:val="15"/>
+          <w:kern w:val="0"/>
+          <w:sz w:val="24"/>
+          <w:szCs w:val="24"/>
+          <w:u w:val="none"/>
+          <w14:ligatures w14:val="none"/>
+        </w:rPr>
+        <w:t>folio:</w:t>
+      </w:r>
+      <w:r>
+        <w:rPr>
+          <w:rStyle w:val="Hyperlink"/>
+          <w:rFonts w:ascii="Times New Roman" w:eastAsia="Times New Roman" w:hAnsi="Times New Roman" w:cs="Times New Roman"/>
+          <w:color w:val="auto"/>
+          <w:spacing w:val="15"/>
+          <w:kern w:val="0"/>
+          <w:sz w:val="24"/>
+          <w:szCs w:val="24"/>
+          <w:u w:val="none"/>
+          <w14:ligatures w14:val="none"/>
+        </w:rPr>
+        <w:t xml:space="preserve"> </w:t>
+      </w:r>
+      <w:hyperlink r:id="rId9" w:history="1">
+        <w:r>
+          <w:rPr>
+            <w:rStyle w:val="Hyperlink"/>
+            <w:rFonts w:ascii="Times New Roman" w:eastAsia="Times New Roman" w:hAnsi="Times New Roman" w:cs="Times New Roman"/>
+            <w:spacing w:val="15"/>
+            <w:kern w:val="0"/>
+            <w:sz w:val="24"/>
+            <w:szCs w:val="24"/>
+            <w14:ligatures w14:val="none"/>
+          </w:rPr>
+          <w:t>https://portfo</w:t>
+        </w:r>
+        <w:r>
+          <w:rPr>
+            <w:rStyle w:val="Hyperlink"/>
+            <w:rFonts w:ascii="Times New Roman" w:eastAsia="Times New Roman" w:hAnsi="Times New Roman" w:cs="Times New Roman"/>
+            <w:spacing w:val="15"/>
+            <w:kern w:val="0"/>
+            <w:sz w:val="24"/>
+            <w:szCs w:val="24"/>
+            <w14:ligatures w14:val="none"/>
+          </w:rPr>
+          <w:t>l</w:t>
+        </w:r>
+        <w:r>
+          <w:rPr>
+            <w:rStyle w:val="Hyperlink"/>
+            <w:rFonts w:ascii="Times New Roman" w:eastAsia="Times New Roman" w:hAnsi="Times New Roman" w:cs="Times New Roman"/>
+            <w:spacing w:val="15"/>
+            <w:kern w:val="0"/>
+            <w:sz w:val="24"/>
+            <w:szCs w:val="24"/>
+            <w14:ligatures w14:val="none"/>
+          </w:rPr>
+          <w:t>io-caro-kitonga.vercel.app/</w:t>
+        </w:r>
+      </w:hyperlink>
+      <w:r>
+        <w:rPr>
+          <w:rStyle w:val="Hyperlink"/>
+          <w:rFonts w:ascii="Times New Roman" w:eastAsia="Times New Roman" w:hAnsi="Times New Roman" w:cs="Times New Roman"/>
+          <w:spacing w:val="15"/>
+          <w:kern w:val="0"/>
+          <w:sz w:val="24"/>
+          <w:szCs w:val="24"/>
+          <w:u w:val="none"/>
+          <w14:ligatures w14:val="none"/>
+        </w:rPr>
+        <w:t xml:space="preserve"> </w:t>
+      </w:r>
     </w:p>
     <w:p>
       <w:pPr>
@@ -356,7 +483,23 @@
           <w:sz w:val="24"/>
           <w:szCs w:val="24"/>
         </w:rPr>
-        <w:t>I am a motivated and detail-oriented software development student with a strong foundation in programming, web development, and problem-solving. I have experience working with various technologies to build and improve applications, and I am passionate about learning, adapting, and applying technical skills to solve real-world challenges. I am committed to continuous growth and contributing effectively in dynamic team environments.</w:t>
+        <w:t xml:space="preserve">I am a </w:t>
+      </w:r>
+      <w:r>
+        <w:rPr>
+          <w:rFonts w:ascii="Times New Roman" w:hAnsi="Times New Roman" w:cs="Times New Roman"/>
+          <w:sz w:val="24"/>
+          <w:szCs w:val="24"/>
+        </w:rPr>
+        <w:t xml:space="preserve">Mathematics and Computer Science student </w:t>
+      </w:r>
+      <w:r>
+        <w:rPr>
+          <w:rFonts w:ascii="Times New Roman" w:hAnsi="Times New Roman" w:cs="Times New Roman"/>
+          <w:sz w:val="24"/>
+          <w:szCs w:val="24"/>
+        </w:rPr>
+        <w:t>specializing in full-stack development and machine learning systems. I have hands-on experience building scalable applications, including AI-powered fraud detection systems, biometric authentication platforms, and real-time web applications. I am passionate about designing intelligent, production-ready systems that combine data, machine learning, and backend engineering to solve real-world problems. I am seeking opportunities to contribute to impactful software and AI-driven solutions while continuing to grow as a developer.</w:t>
       </w:r>
     </w:p>
     <w:p>
@@ -543,50 +686,68 @@
           <w:szCs w:val="24"/>
           <w14:ligatures w14:val="none"/>
         </w:rPr>
-        <w:t>KILLS SET AND COMPETENCES</w:t>
+        <w:t>KILLS AND COMPETENC</w:t>
+      </w:r>
+      <w:r>
+        <w:rPr>
+          <w:rFonts w:ascii="Times New Roman" w:eastAsia="Times New Roman" w:hAnsi="Times New Roman" w:cs="Times New Roman"/>
+          <w:b/>
+          <w:bCs/>
+          <w:color w:val="000000"/>
+          <w:kern w:val="0"/>
+          <w:sz w:val="24"/>
+          <w:szCs w:val="24"/>
+          <w14:ligatures w14:val="none"/>
+        </w:rPr>
+        <w:t>I</w:t>
+      </w:r>
+      <w:r>
+        <w:rPr>
+          <w:rFonts w:ascii="Times New Roman" w:eastAsia="Times New Roman" w:hAnsi="Times New Roman" w:cs="Times New Roman"/>
+          <w:b/>
+          <w:bCs/>
+          <w:color w:val="000000"/>
+          <w:kern w:val="0"/>
+          <w:sz w:val="24"/>
+          <w:szCs w:val="24"/>
+          <w14:ligatures w14:val="none"/>
+        </w:rPr>
+        <w:t>ES</w:t>
       </w:r>
     </w:p>
     <w:p>
       <w:pPr>
-        <w:pStyle w:val="ListParagraph"/>
+        <w:pStyle w:val="NoSpacing"/>
         <w:numPr>
           <w:ilvl w:val="0"/>
-          <w:numId w:val="1"/>
+          <w:numId w:val="19"/>
         </w:numPr>
         <w:jc w:val="both"/>
         <w:rPr>
-          <w:rFonts w:ascii="Times New Roman" w:eastAsia="Times New Roman" w:hAnsi="Times New Roman" w:cs="Times New Roman"/>
-          <w:sz w:val="24"/>
-          <w:szCs w:val="24"/>
-        </w:rPr>
-      </w:pPr>
-      <w:r>
-        <w:rPr>
-          <w:rFonts w:ascii="Times New Roman" w:eastAsia="Times New Roman" w:hAnsi="Times New Roman" w:cs="Times New Roman"/>
+          <w:rFonts w:ascii="Times New Roman" w:hAnsi="Times New Roman" w:cs="Times New Roman"/>
+          <w:sz w:val="24"/>
+          <w:szCs w:val="24"/>
+        </w:rPr>
+      </w:pPr>
+      <w:r>
+        <w:rPr>
+          <w:rFonts w:ascii="Times New Roman" w:hAnsi="Times New Roman" w:cs="Times New Roman"/>
           <w:b/>
           <w:bCs/>
           <w:sz w:val="24"/>
           <w:szCs w:val="24"/>
         </w:rPr>
-        <w:t>Technical</w:t>
-      </w:r>
-      <w:r>
-        <w:rPr>
-          <w:rFonts w:ascii="Times New Roman" w:eastAsia="Times New Roman" w:hAnsi="Times New Roman" w:cs="Times New Roman"/>
+        <w:t>Programming Languages</w:t>
+      </w:r>
+      <w:r>
+        <w:rPr>
+          <w:rFonts w:ascii="Times New Roman" w:hAnsi="Times New Roman" w:cs="Times New Roman"/>
           <w:b/>
           <w:bCs/>
           <w:sz w:val="24"/>
           <w:szCs w:val="24"/>
         </w:rPr>
-        <w:t xml:space="preserve"> skills: </w:t>
-      </w:r>
-      <w:r>
-        <w:rPr>
-          <w:rFonts w:ascii="Times New Roman" w:eastAsia="Times New Roman" w:hAnsi="Times New Roman" w:cs="Times New Roman"/>
-          <w:sz w:val="24"/>
-          <w:szCs w:val="24"/>
-        </w:rPr>
-        <w:t xml:space="preserve"> </w:t>
+        <w:t xml:space="preserve"> - </w:t>
       </w:r>
       <w:r>
         <w:rPr>
@@ -594,90 +755,374 @@
           <w:sz w:val="24"/>
           <w:szCs w:val="24"/>
         </w:rPr>
-        <w:t>Programming (Python, JavaScript, C) | Web Development (HTML5, CSS3, JavaScript, React, Node.js, Flask, Django) | Backend &amp; APIs (RESTful APIs) | Version Control (Git, GitHub) | System Support &amp; Networking (LAN/</w:t>
-      </w:r>
-      <w:proofErr w:type="spellStart"/>
-      <w:r>
-        <w:rPr>
-          <w:rFonts w:ascii="Times New Roman" w:hAnsi="Times New Roman" w:cs="Times New Roman"/>
-          <w:sz w:val="24"/>
-          <w:szCs w:val="24"/>
-        </w:rPr>
-        <w:t>WiFi</w:t>
-      </w:r>
-      <w:proofErr w:type="spellEnd"/>
-      <w:r>
-        <w:rPr>
-          <w:rFonts w:ascii="Times New Roman" w:hAnsi="Times New Roman" w:cs="Times New Roman"/>
-          <w:sz w:val="24"/>
-          <w:szCs w:val="24"/>
-        </w:rPr>
-        <w:t xml:space="preserve"> Troubleshooting, ICT Support) | DevOps &amp; Deployment (Nginx, Basic Server Configuration) | Software Development (Agile, TDD) | Data Analysis (Data Processing, Basic Machine Learning)</w:t>
-      </w:r>
-      <w:r>
-        <w:rPr>
-          <w:rFonts w:ascii="Times New Roman" w:hAnsi="Times New Roman" w:cs="Times New Roman"/>
-          <w:sz w:val="24"/>
-          <w:szCs w:val="24"/>
-        </w:rPr>
-        <w:t>.</w:t>
+        <w:t>Python | JavaScript | C</w:t>
       </w:r>
     </w:p>
     <w:p>
       <w:pPr>
-        <w:pStyle w:val="ListParagraph"/>
-        <w:ind w:left="360"/>
+        <w:pStyle w:val="NoSpacing"/>
+        <w:numPr>
+          <w:ilvl w:val="0"/>
+          <w:numId w:val="19"/>
+        </w:numPr>
         <w:jc w:val="both"/>
         <w:rPr>
-          <w:rFonts w:ascii="Times New Roman" w:eastAsia="Times New Roman" w:hAnsi="Times New Roman" w:cs="Times New Roman"/>
-          <w:sz w:val="24"/>
-          <w:szCs w:val="24"/>
-        </w:rPr>
-      </w:pPr>
-      <w:r>
-        <w:t xml:space="preserve">     </w:t>
+          <w:rFonts w:ascii="Times New Roman" w:hAnsi="Times New Roman" w:cs="Times New Roman"/>
+          <w:sz w:val="24"/>
+          <w:szCs w:val="24"/>
+        </w:rPr>
+      </w:pPr>
+      <w:r>
+        <w:rPr>
+          <w:rFonts w:ascii="Times New Roman" w:hAnsi="Times New Roman" w:cs="Times New Roman"/>
+          <w:b/>
+          <w:bCs/>
+          <w:sz w:val="24"/>
+          <w:szCs w:val="24"/>
+        </w:rPr>
+        <w:t>Full-Stack Development</w:t>
+      </w:r>
+      <w:r>
+        <w:rPr>
+          <w:rFonts w:ascii="Times New Roman" w:hAnsi="Times New Roman" w:cs="Times New Roman"/>
+          <w:b/>
+          <w:bCs/>
+          <w:sz w:val="24"/>
+          <w:szCs w:val="24"/>
+        </w:rPr>
+        <w:t xml:space="preserve"> - </w:t>
+      </w:r>
+      <w:r>
+        <w:rPr>
+          <w:rFonts w:ascii="Times New Roman" w:hAnsi="Times New Roman" w:cs="Times New Roman"/>
+          <w:sz w:val="24"/>
+          <w:szCs w:val="24"/>
+        </w:rPr>
+        <w:t>React | Node.js | Express | Flask | Django | RESTful APIs | HTML5 | CSS3</w:t>
       </w:r>
     </w:p>
     <w:p>
       <w:pPr>
-        <w:pStyle w:val="ListParagraph"/>
+        <w:pStyle w:val="NoSpacing"/>
         <w:numPr>
           <w:ilvl w:val="0"/>
-          <w:numId w:val="1"/>
+          <w:numId w:val="19"/>
         </w:numPr>
         <w:jc w:val="both"/>
         <w:rPr>
-          <w:rFonts w:ascii="Times New Roman" w:eastAsia="Times New Roman" w:hAnsi="Times New Roman" w:cs="Times New Roman"/>
-          <w:sz w:val="24"/>
-          <w:szCs w:val="24"/>
-        </w:rPr>
-      </w:pPr>
-      <w:r>
-        <w:rPr>
-          <w:rFonts w:ascii="Times New Roman" w:eastAsia="Times New Roman" w:hAnsi="Times New Roman" w:cs="Times New Roman"/>
+          <w:rFonts w:ascii="Times New Roman" w:hAnsi="Times New Roman" w:cs="Times New Roman"/>
+          <w:sz w:val="24"/>
+          <w:szCs w:val="24"/>
+        </w:rPr>
+      </w:pPr>
+      <w:r>
+        <w:rPr>
+          <w:rFonts w:ascii="Times New Roman" w:hAnsi="Times New Roman" w:cs="Times New Roman"/>
           <w:b/>
           <w:bCs/>
           <w:sz w:val="24"/>
           <w:szCs w:val="24"/>
         </w:rPr>
-        <w:t>Soft skills:</w:t>
-      </w:r>
-      <w:r>
-        <w:rPr>
-          <w:rFonts w:ascii="Times New Roman" w:eastAsia="Times New Roman" w:hAnsi="Times New Roman" w:cs="Times New Roman"/>
-          <w:sz w:val="24"/>
-          <w:szCs w:val="24"/>
-        </w:rPr>
-        <w:t> Interpersonal skills| leadership| communication| collaboration| Organization &amp; planning</w:t>
-      </w:r>
-      <w:r>
-        <w:rPr>
-          <w:rFonts w:ascii="Times New Roman" w:eastAsia="Times New Roman" w:hAnsi="Times New Roman" w:cs="Times New Roman"/>
-          <w:sz w:val="24"/>
-          <w:szCs w:val="24"/>
-        </w:rPr>
-        <w:t>.</w:t>
-      </w:r>
+        <w:t>Machine Learning &amp; Data Science</w:t>
+      </w:r>
+      <w:r>
+        <w:rPr>
+          <w:rFonts w:ascii="Times New Roman" w:hAnsi="Times New Roman" w:cs="Times New Roman"/>
+          <w:b/>
+          <w:bCs/>
+          <w:sz w:val="24"/>
+          <w:szCs w:val="24"/>
+        </w:rPr>
+        <w:t xml:space="preserve"> - </w:t>
+      </w:r>
+      <w:r>
+        <w:rPr>
+          <w:rFonts w:ascii="Times New Roman" w:hAnsi="Times New Roman" w:cs="Times New Roman"/>
+          <w:sz w:val="24"/>
+          <w:szCs w:val="24"/>
+        </w:rPr>
+        <w:t>Python for ML | Data preprocessing | Feature engineering | Exploratory Data Analysis (EDA) | Basic deep learning | Model evaluation</w:t>
+      </w:r>
+    </w:p>
+    <w:p>
+      <w:pPr>
+        <w:pStyle w:val="NoSpacing"/>
+        <w:numPr>
+          <w:ilvl w:val="0"/>
+          <w:numId w:val="19"/>
+        </w:numPr>
+        <w:jc w:val="both"/>
+        <w:rPr>
+          <w:rFonts w:ascii="Times New Roman" w:hAnsi="Times New Roman" w:cs="Times New Roman"/>
+          <w:sz w:val="24"/>
+          <w:szCs w:val="24"/>
+        </w:rPr>
+      </w:pPr>
+      <w:r>
+        <w:rPr>
+          <w:rFonts w:ascii="Times New Roman" w:hAnsi="Times New Roman" w:cs="Times New Roman"/>
+          <w:b/>
+          <w:bCs/>
+          <w:sz w:val="24"/>
+          <w:szCs w:val="24"/>
+        </w:rPr>
+        <w:t>Databases</w:t>
+      </w:r>
+      <w:r>
+        <w:rPr>
+          <w:rFonts w:ascii="Times New Roman" w:hAnsi="Times New Roman" w:cs="Times New Roman"/>
+          <w:b/>
+          <w:bCs/>
+          <w:sz w:val="24"/>
+          <w:szCs w:val="24"/>
+        </w:rPr>
+        <w:t xml:space="preserve"> - </w:t>
+      </w:r>
+      <w:r>
+        <w:rPr>
+          <w:rFonts w:ascii="Times New Roman" w:hAnsi="Times New Roman" w:cs="Times New Roman"/>
+          <w:sz w:val="24"/>
+          <w:szCs w:val="24"/>
+        </w:rPr>
+        <w:t>PostgreSQL | SQL (joins, queries, data modeling)</w:t>
+      </w:r>
+    </w:p>
+    <w:p>
+      <w:pPr>
+        <w:pStyle w:val="NoSpacing"/>
+        <w:numPr>
+          <w:ilvl w:val="0"/>
+          <w:numId w:val="19"/>
+        </w:numPr>
+        <w:jc w:val="both"/>
+        <w:rPr>
+          <w:rFonts w:ascii="Times New Roman" w:hAnsi="Times New Roman" w:cs="Times New Roman"/>
+          <w:sz w:val="24"/>
+          <w:szCs w:val="24"/>
+        </w:rPr>
+      </w:pPr>
+      <w:r>
+        <w:rPr>
+          <w:rFonts w:ascii="Times New Roman" w:hAnsi="Times New Roman" w:cs="Times New Roman"/>
+          <w:b/>
+          <w:bCs/>
+          <w:sz w:val="24"/>
+          <w:szCs w:val="24"/>
+        </w:rPr>
+        <w:t>Tools &amp; Version Control</w:t>
+      </w:r>
+      <w:r>
+        <w:rPr>
+          <w:rFonts w:ascii="Times New Roman" w:hAnsi="Times New Roman" w:cs="Times New Roman"/>
+          <w:b/>
+          <w:bCs/>
+          <w:sz w:val="24"/>
+          <w:szCs w:val="24"/>
+        </w:rPr>
+        <w:t xml:space="preserve"> - </w:t>
+      </w:r>
+      <w:r>
+        <w:rPr>
+          <w:rFonts w:ascii="Times New Roman" w:hAnsi="Times New Roman" w:cs="Times New Roman"/>
+          <w:sz w:val="24"/>
+          <w:szCs w:val="24"/>
+        </w:rPr>
+        <w:t>Git | GitHub | Nginx (basic deployment)</w:t>
+      </w:r>
+    </w:p>
+    <w:p>
+      <w:pPr>
+        <w:pStyle w:val="NoSpacing"/>
+        <w:numPr>
+          <w:ilvl w:val="0"/>
+          <w:numId w:val="19"/>
+        </w:numPr>
+        <w:jc w:val="both"/>
+        <w:rPr>
+          <w:rFonts w:ascii="Times New Roman" w:hAnsi="Times New Roman" w:cs="Times New Roman"/>
+          <w:sz w:val="24"/>
+          <w:szCs w:val="24"/>
+        </w:rPr>
+      </w:pPr>
+      <w:r>
+        <w:rPr>
+          <w:rFonts w:ascii="Times New Roman" w:hAnsi="Times New Roman" w:cs="Times New Roman"/>
+          <w:b/>
+          <w:bCs/>
+          <w:sz w:val="24"/>
+          <w:szCs w:val="24"/>
+        </w:rPr>
+        <w:t>Systems &amp; IT Support</w:t>
+      </w:r>
+      <w:r>
+        <w:rPr>
+          <w:rFonts w:ascii="Times New Roman" w:hAnsi="Times New Roman" w:cs="Times New Roman"/>
+          <w:b/>
+          <w:bCs/>
+          <w:sz w:val="24"/>
+          <w:szCs w:val="24"/>
+        </w:rPr>
+        <w:t xml:space="preserve"> - </w:t>
+      </w:r>
+      <w:r>
+        <w:rPr>
+          <w:rFonts w:ascii="Times New Roman" w:hAnsi="Times New Roman" w:cs="Times New Roman"/>
+          <w:sz w:val="24"/>
+          <w:szCs w:val="24"/>
+        </w:rPr>
+        <w:t>LAN/WiFi troubleshooting | ICT support | ERP systems (basic administration)</w:t>
+      </w:r>
+    </w:p>
+    <w:p>
+      <w:pPr>
+        <w:pStyle w:val="NoSpacing"/>
+        <w:numPr>
+          <w:ilvl w:val="0"/>
+          <w:numId w:val="19"/>
+        </w:numPr>
+        <w:jc w:val="both"/>
+        <w:rPr>
+          <w:rFonts w:ascii="Times New Roman" w:hAnsi="Times New Roman" w:cs="Times New Roman"/>
+          <w:sz w:val="24"/>
+          <w:szCs w:val="24"/>
+        </w:rPr>
+      </w:pPr>
+      <w:r>
+        <w:rPr>
+          <w:rFonts w:ascii="Times New Roman" w:hAnsi="Times New Roman" w:cs="Times New Roman"/>
+          <w:b/>
+          <w:bCs/>
+          <w:sz w:val="24"/>
+          <w:szCs w:val="24"/>
+        </w:rPr>
+        <w:t>Development Practices</w:t>
+      </w:r>
+      <w:r>
+        <w:rPr>
+          <w:rFonts w:ascii="Times New Roman" w:hAnsi="Times New Roman" w:cs="Times New Roman"/>
+          <w:b/>
+          <w:bCs/>
+          <w:sz w:val="24"/>
+          <w:szCs w:val="24"/>
+        </w:rPr>
+        <w:t xml:space="preserve"> - </w:t>
+      </w:r>
+      <w:r>
+        <w:rPr>
+          <w:rFonts w:ascii="Times New Roman" w:hAnsi="Times New Roman" w:cs="Times New Roman"/>
+          <w:sz w:val="24"/>
+          <w:szCs w:val="24"/>
+        </w:rPr>
+        <w:t>Agile development | Test-driven development (TDD)</w:t>
+      </w:r>
+    </w:p>
+    <w:p>
+      <w:pPr>
+        <w:pStyle w:val="NoSpacing"/>
+        <w:numPr>
+          <w:ilvl w:val="0"/>
+          <w:numId w:val="19"/>
+        </w:numPr>
+        <w:jc w:val="both"/>
+        <w:rPr>
+          <w:rFonts w:ascii="Times New Roman" w:hAnsi="Times New Roman" w:cs="Times New Roman"/>
+          <w:sz w:val="24"/>
+          <w:szCs w:val="24"/>
+        </w:rPr>
+      </w:pPr>
+      <w:r>
+        <w:rPr>
+          <w:rFonts w:ascii="Times New Roman" w:hAnsi="Times New Roman" w:cs="Times New Roman"/>
+          <w:b/>
+          <w:bCs/>
+          <w:sz w:val="24"/>
+          <w:szCs w:val="24"/>
+        </w:rPr>
+        <w:t>Mathematical Foundations</w:t>
+      </w:r>
+      <w:r>
+        <w:rPr>
+          <w:rFonts w:ascii="Times New Roman" w:hAnsi="Times New Roman" w:cs="Times New Roman"/>
+          <w:b/>
+          <w:bCs/>
+          <w:sz w:val="24"/>
+          <w:szCs w:val="24"/>
+        </w:rPr>
+        <w:t>-</w:t>
+      </w:r>
+      <w:r>
+        <w:rPr>
+          <w:rFonts w:ascii="Times New Roman" w:hAnsi="Times New Roman" w:cs="Times New Roman"/>
+          <w:sz w:val="24"/>
+          <w:szCs w:val="24"/>
+        </w:rPr>
+        <w:t>Linear Algebra | Probability | Statistics | Discrete Mathematics</w:t>
+      </w:r>
+    </w:p>
+    <w:p>
+      <w:pPr>
+        <w:pStyle w:val="NoSpacing"/>
+        <w:numPr>
+          <w:ilvl w:val="0"/>
+          <w:numId w:val="19"/>
+        </w:numPr>
+        <w:jc w:val="both"/>
+      </w:pPr>
+      <w:r>
+        <w:rPr>
+          <w:rFonts w:ascii="Times New Roman" w:hAnsi="Times New Roman" w:cs="Times New Roman"/>
+          <w:b/>
+          <w:bCs/>
+          <w:sz w:val="24"/>
+          <w:szCs w:val="24"/>
+        </w:rPr>
+        <w:t>Soft Skills</w:t>
+      </w:r>
+      <w:r>
+        <w:rPr>
+          <w:rFonts w:ascii="Times New Roman" w:hAnsi="Times New Roman" w:cs="Times New Roman"/>
+          <w:b/>
+          <w:bCs/>
+          <w:sz w:val="24"/>
+          <w:szCs w:val="24"/>
+        </w:rPr>
+        <w:t xml:space="preserve"> - </w:t>
+      </w:r>
+      <w:r>
+        <w:rPr>
+          <w:rFonts w:ascii="Times New Roman" w:hAnsi="Times New Roman" w:cs="Times New Roman"/>
+          <w:sz w:val="24"/>
+          <w:szCs w:val="24"/>
+        </w:rPr>
+        <w:t>Problem-solving</w:t>
+      </w:r>
+      <w:r>
+        <w:rPr>
+          <w:rFonts w:ascii="Times New Roman" w:hAnsi="Times New Roman" w:cs="Times New Roman"/>
+          <w:sz w:val="24"/>
+          <w:szCs w:val="24"/>
+        </w:rPr>
+        <w:t xml:space="preserve"> </w:t>
+      </w:r>
+      <w:r>
+        <w:rPr>
+          <w:rFonts w:ascii="Times New Roman" w:hAnsi="Times New Roman" w:cs="Times New Roman"/>
+          <w:sz w:val="24"/>
+          <w:szCs w:val="24"/>
+        </w:rPr>
+        <w:t>| Communication | Leadership | Team collaboration | Organization</w:t>
+      </w:r>
+    </w:p>
+    <w:p>
+      <w:pPr>
+        <w:jc w:val="center"/>
+        <w:rPr>
+          <w:rFonts w:ascii="Times New Roman" w:hAnsi="Times New Roman" w:cs="Times New Roman"/>
+          <w:b/>
+          <w:sz w:val="24"/>
+          <w:szCs w:val="24"/>
+        </w:rPr>
+      </w:pPr>
     </w:p>
     <w:p>
       <w:pPr>
@@ -902,7 +1347,7 @@
           <w:szCs w:val="24"/>
           <w14:ligatures w14:val="none"/>
         </w:rPr>
-        <w:t>up to date</w:t>
+        <w:t>2026</w:t>
       </w:r>
     </w:p>
     <w:p>
@@ -964,7 +1409,6 @@
           <w:szCs w:val="23"/>
         </w:rPr>
       </w:pPr>
-      <w:proofErr w:type="spellStart"/>
       <w:proofErr w:type="gramStart"/>
       <w:r>
         <w:rPr>
@@ -975,7 +1419,6 @@
         </w:rPr>
         <w:t>ST.Annes</w:t>
       </w:r>
-      <w:proofErr w:type="spellEnd"/>
       <w:proofErr w:type="gramEnd"/>
       <w:r>
         <w:rPr>
@@ -984,27 +1427,7 @@
           <w:sz w:val="23"/>
           <w:szCs w:val="23"/>
         </w:rPr>
-        <w:t xml:space="preserve"> </w:t>
-      </w:r>
-      <w:proofErr w:type="spellStart"/>
-      <w:r>
-        <w:rPr>
-          <w:b/>
-          <w:bCs/>
-          <w:sz w:val="23"/>
-          <w:szCs w:val="23"/>
-        </w:rPr>
-        <w:t>Muthale</w:t>
-      </w:r>
-      <w:proofErr w:type="spellEnd"/>
-      <w:r>
-        <w:rPr>
-          <w:b/>
-          <w:bCs/>
-          <w:sz w:val="23"/>
-          <w:szCs w:val="23"/>
-        </w:rPr>
-        <w:t xml:space="preserve"> Girls Secondary School: 2018-2022</w:t>
+        <w:t xml:space="preserve"> Muthale Girls Secondary School: 2018-2022</w:t>
       </w:r>
     </w:p>
     <w:p>
@@ -1188,6 +1611,7 @@
         </w:rPr>
       </w:pPr>
       <w:r>
+        <w:lastRenderedPageBreak/>
         <w:t xml:space="preserve"> </w:t>
       </w:r>
       <w:r>
@@ -1501,18 +1925,8 @@
           <w:sz w:val="24"/>
           <w:szCs w:val="24"/>
         </w:rPr>
-        <w:t xml:space="preserve">IBM </w:t>
-      </w:r>
-      <w:proofErr w:type="spellStart"/>
-      <w:r>
-        <w:rPr>
-          <w:rFonts w:ascii="Times New Roman" w:eastAsia="Times New Roman" w:hAnsi="Times New Roman" w:cs="Times New Roman"/>
-          <w:sz w:val="24"/>
-          <w:szCs w:val="24"/>
-        </w:rPr>
-        <w:t>skillsBuild</w:t>
-      </w:r>
-      <w:proofErr w:type="spellEnd"/>
+        <w:t>IBM skillsBuild</w:t>
+      </w:r>
     </w:p>
     <w:p>
       <w:pPr>
@@ -1654,7 +2068,6 @@
           <w:sz w:val="24"/>
           <w:szCs w:val="24"/>
         </w:rPr>
-        <w:lastRenderedPageBreak/>
         <w:t>Certifica</w:t>
       </w:r>
       <w:r>
@@ -1664,19 +2077,8 @@
           <w:sz w:val="24"/>
           <w:szCs w:val="24"/>
         </w:rPr>
-        <w:t>te in Software Engineering (Back- end specialization</w:t>
-      </w:r>
-      <w:proofErr w:type="gramStart"/>
-      <w:r>
-        <w:rPr>
-          <w:rFonts w:ascii="Times New Roman" w:eastAsia="Times New Roman" w:hAnsi="Times New Roman" w:cs="Times New Roman"/>
-          <w:b/>
-          <w:sz w:val="24"/>
-          <w:szCs w:val="24"/>
-        </w:rPr>
-        <w:t>):August</w:t>
-      </w:r>
-      <w:proofErr w:type="gramEnd"/>
+        <w:t>te in Software Engineering (Back- end specialization):August</w:t>
+      </w:r>
       <w:r>
         <w:rPr>
           <w:rFonts w:ascii="Times New Roman" w:eastAsia="Times New Roman" w:hAnsi="Times New Roman" w:cs="Times New Roman"/>
@@ -1777,9 +2179,8 @@
           <w:sz w:val="24"/>
           <w:szCs w:val="24"/>
         </w:rPr>
-        <w:t xml:space="preserve">Certificate in Computer </w:t>
-      </w:r>
-      <w:proofErr w:type="gramStart"/>
+        <w:t xml:space="preserve">Certificate in Computer Packages  </w:t>
+      </w:r>
       <w:r>
         <w:rPr>
           <w:rFonts w:ascii="Times New Roman" w:hAnsi="Times New Roman" w:cs="Times New Roman"/>
@@ -1787,26 +2188,7 @@
           <w:sz w:val="24"/>
           <w:szCs w:val="24"/>
         </w:rPr>
-        <w:t xml:space="preserve">Packages  </w:t>
-      </w:r>
-      <w:r>
-        <w:rPr>
-          <w:rFonts w:ascii="Times New Roman" w:hAnsi="Times New Roman" w:cs="Times New Roman"/>
-          <w:b/>
-          <w:sz w:val="24"/>
-          <w:szCs w:val="24"/>
-        </w:rPr>
-        <w:t>:</w:t>
-      </w:r>
-      <w:proofErr w:type="gramEnd"/>
-      <w:r>
-        <w:rPr>
-          <w:rFonts w:ascii="Times New Roman" w:hAnsi="Times New Roman" w:cs="Times New Roman"/>
-          <w:b/>
-          <w:sz w:val="24"/>
-          <w:szCs w:val="24"/>
-        </w:rPr>
-        <w:t xml:space="preserve">June2022- August 2022   </w:t>
+        <w:t xml:space="preserve">:June2022- August 2022   </w:t>
       </w:r>
     </w:p>
     <w:p>
@@ -1856,20 +2238,6 @@
           <w:sz w:val="24"/>
           <w:szCs w:val="24"/>
         </w:rPr>
-      </w:pPr>
-    </w:p>
-    <w:p>
-      <w:pPr>
-        <w:pStyle w:val="ListParagraph"/>
-        <w:spacing w:after="0"/>
-        <w:jc w:val="both"/>
-      </w:pPr>
-    </w:p>
-    <w:p>
-      <w:pPr>
-        <w:pStyle w:val="ListParagraph"/>
-        <w:spacing w:after="0"/>
-        <w:jc w:val="both"/>
       </w:pPr>
     </w:p>
     <w:p>
@@ -2077,8 +2445,6 @@
               <w:pStyle w:val="Default"/>
               <w:rPr>
                 <w:b/>
-                <w:sz w:val="23"/>
-                <w:szCs w:val="23"/>
               </w:rPr>
             </w:pPr>
           </w:p>
@@ -2087,23 +2453,17 @@
               <w:pStyle w:val="Default"/>
               <w:rPr>
                 <w:b/>
-                <w:sz w:val="23"/>
-                <w:szCs w:val="23"/>
               </w:rPr>
             </w:pPr>
             <w:r>
               <w:rPr>
                 <w:b/>
-                <w:sz w:val="23"/>
-                <w:szCs w:val="23"/>
               </w:rPr>
               <w:t>May 19</w:t>
             </w:r>
             <w:r>
               <w:rPr>
                 <w:b/>
-                <w:sz w:val="23"/>
-                <w:szCs w:val="23"/>
                 <w:vertAlign w:val="superscript"/>
               </w:rPr>
               <w:t>th</w:t>
@@ -2111,16 +2471,12 @@
             <w:r>
               <w:rPr>
                 <w:b/>
-                <w:sz w:val="23"/>
-                <w:szCs w:val="23"/>
               </w:rPr>
               <w:t xml:space="preserve"> – 15</w:t>
             </w:r>
             <w:r>
               <w:rPr>
                 <w:b/>
-                <w:sz w:val="23"/>
-                <w:szCs w:val="23"/>
                 <w:vertAlign w:val="superscript"/>
               </w:rPr>
               <w:t>th</w:t>
@@ -2128,35 +2484,26 @@
             <w:r>
               <w:rPr>
                 <w:b/>
-                <w:sz w:val="23"/>
-                <w:szCs w:val="23"/>
-              </w:rPr>
-              <w:t xml:space="preserve"> August: Industrial attachment at </w:t>
-            </w:r>
-            <w:proofErr w:type="spellStart"/>
+              </w:rPr>
+              <w:t xml:space="preserve"> August</w:t>
+            </w:r>
             <w:r>
               <w:rPr>
                 <w:b/>
-                <w:sz w:val="23"/>
-                <w:szCs w:val="23"/>
-              </w:rPr>
-              <w:t>Zetech</w:t>
-            </w:r>
-            <w:proofErr w:type="spellEnd"/>
+              </w:rPr>
+              <w:t xml:space="preserve"> 2025 </w:t>
+            </w:r>
             <w:r>
               <w:rPr>
                 <w:b/>
-                <w:sz w:val="23"/>
-                <w:szCs w:val="23"/>
-              </w:rPr>
-              <w:t xml:space="preserve"> University – ICT Department.</w:t>
+              </w:rPr>
+              <w:t>: Industrial attachment at Zetech University – ICT Department.</w:t>
             </w:r>
           </w:p>
           <w:p>
             <w:pPr>
               <w:pStyle w:val="NoSpacing"/>
               <w:spacing w:line="276" w:lineRule="auto"/>
-              <w:jc w:val="both"/>
               <w:rPr>
                 <w:rFonts w:ascii="Times New Roman" w:hAnsi="Times New Roman" w:cs="Times New Roman"/>
                 <w:b/>
@@ -2178,7 +2525,6 @@
             <w:pPr>
               <w:pStyle w:val="NoSpacing"/>
               <w:spacing w:line="276" w:lineRule="auto"/>
-              <w:jc w:val="both"/>
               <w:rPr>
                 <w:rFonts w:ascii="Times New Roman" w:hAnsi="Times New Roman" w:cs="Times New Roman"/>
                 <w:b/>
@@ -2198,240 +2544,137 @@
           </w:p>
           <w:p>
             <w:pPr>
-              <w:pStyle w:val="NoSpacing"/>
+              <w:pStyle w:val="ListParagraph"/>
               <w:numPr>
                 <w:ilvl w:val="0"/>
-                <w:numId w:val="7"/>
+                <w:numId w:val="12"/>
               </w:numPr>
-              <w:spacing w:line="276" w:lineRule="auto"/>
-              <w:jc w:val="both"/>
-              <w:rPr>
-                <w:rFonts w:ascii="Times New Roman" w:hAnsi="Times New Roman" w:cs="Times New Roman"/>
-                <w:bCs/>
+              <w:spacing w:after="0" w:line="240" w:lineRule="auto"/>
+              <w:rPr>
+                <w:rFonts w:ascii="Times New Roman" w:eastAsia="Times New Roman" w:hAnsi="Times New Roman" w:cs="Times New Roman"/>
                 <w:sz w:val="24"/>
                 <w:szCs w:val="24"/>
               </w:rPr>
             </w:pPr>
             <w:r>
               <w:rPr>
-                <w:rFonts w:ascii="Times New Roman" w:hAnsi="Times New Roman" w:cs="Times New Roman"/>
-                <w:sz w:val="23"/>
-                <w:szCs w:val="23"/>
-              </w:rPr>
-              <w:t xml:space="preserve">Troubleshooting a hard disk and performing Data </w:t>
-            </w:r>
-            <w:proofErr w:type="spellStart"/>
-            <w:r>
-              <w:rPr>
-                <w:rFonts w:ascii="Times New Roman" w:hAnsi="Times New Roman" w:cs="Times New Roman"/>
-                <w:sz w:val="23"/>
-                <w:szCs w:val="23"/>
-              </w:rPr>
-              <w:t>Back up</w:t>
-            </w:r>
-            <w:proofErr w:type="spellEnd"/>
-            <w:r>
-              <w:rPr>
-                <w:rFonts w:ascii="Times New Roman" w:hAnsi="Times New Roman" w:cs="Times New Roman"/>
-                <w:sz w:val="23"/>
-                <w:szCs w:val="23"/>
-              </w:rPr>
-              <w:t>.</w:t>
-            </w:r>
-            <w:r>
-              <w:rPr>
-                <w:rFonts w:ascii="Times New Roman" w:hAnsi="Times New Roman" w:cs="Times New Roman"/>
-                <w:bCs/>
-                <w:sz w:val="24"/>
-                <w:szCs w:val="24"/>
-              </w:rPr>
-              <w:t xml:space="preserve"> </w:t>
+                <w:rFonts w:ascii="Times New Roman" w:eastAsia="Times New Roman" w:hAnsi="Times New Roman" w:cs="Times New Roman"/>
+                <w:sz w:val="24"/>
+                <w:szCs w:val="24"/>
+              </w:rPr>
+              <w:t>Troubleshot hardware issues including hard disk failures and performed data backup operations.</w:t>
             </w:r>
           </w:p>
           <w:p>
             <w:pPr>
-              <w:pStyle w:val="NoSpacing"/>
+              <w:pStyle w:val="ListParagraph"/>
               <w:numPr>
                 <w:ilvl w:val="0"/>
-                <w:numId w:val="7"/>
+                <w:numId w:val="12"/>
               </w:numPr>
-              <w:spacing w:line="276" w:lineRule="auto"/>
-              <w:jc w:val="both"/>
-              <w:rPr>
-                <w:rFonts w:ascii="Times New Roman" w:hAnsi="Times New Roman" w:cs="Times New Roman"/>
-                <w:bCs/>
+              <w:spacing w:after="0" w:line="240" w:lineRule="auto"/>
+              <w:rPr>
+                <w:rFonts w:ascii="Times New Roman" w:eastAsia="Times New Roman" w:hAnsi="Times New Roman" w:cs="Times New Roman"/>
                 <w:sz w:val="24"/>
                 <w:szCs w:val="24"/>
               </w:rPr>
             </w:pPr>
             <w:r>
               <w:rPr>
-                <w:rFonts w:ascii="Times New Roman" w:hAnsi="Times New Roman" w:cs="Times New Roman"/>
-                <w:sz w:val="23"/>
-                <w:szCs w:val="23"/>
-              </w:rPr>
-              <w:t>Testing, Debugging and documenting software.</w:t>
-            </w:r>
-            <w:r>
-              <w:rPr>
-                <w:rFonts w:ascii="Times New Roman" w:hAnsi="Times New Roman" w:cs="Times New Roman"/>
-                <w:bCs/>
-                <w:sz w:val="24"/>
-                <w:szCs w:val="24"/>
-              </w:rPr>
-              <w:t xml:space="preserve"> </w:t>
+                <w:rFonts w:ascii="Times New Roman" w:eastAsia="Times New Roman" w:hAnsi="Times New Roman" w:cs="Times New Roman"/>
+                <w:sz w:val="24"/>
+                <w:szCs w:val="24"/>
+              </w:rPr>
+              <w:t>Tested, debugged, and documented software systems.</w:t>
             </w:r>
           </w:p>
           <w:p>
             <w:pPr>
-              <w:pStyle w:val="NoSpacing"/>
+              <w:pStyle w:val="ListParagraph"/>
               <w:numPr>
                 <w:ilvl w:val="0"/>
-                <w:numId w:val="7"/>
+                <w:numId w:val="12"/>
               </w:numPr>
-              <w:spacing w:line="276" w:lineRule="auto"/>
-              <w:jc w:val="both"/>
-              <w:rPr>
-                <w:rFonts w:ascii="Times New Roman" w:hAnsi="Times New Roman" w:cs="Times New Roman"/>
-                <w:bCs/>
-                <w:sz w:val="23"/>
-                <w:szCs w:val="23"/>
+              <w:spacing w:after="0" w:line="240" w:lineRule="auto"/>
+              <w:rPr>
+                <w:rFonts w:ascii="Times New Roman" w:eastAsia="Times New Roman" w:hAnsi="Times New Roman" w:cs="Times New Roman"/>
+                <w:sz w:val="24"/>
+                <w:szCs w:val="24"/>
               </w:rPr>
             </w:pPr>
             <w:r>
               <w:rPr>
-                <w:rFonts w:ascii="Times New Roman" w:hAnsi="Times New Roman" w:cs="Times New Roman"/>
-                <w:bCs/>
-                <w:sz w:val="23"/>
-                <w:szCs w:val="23"/>
-              </w:rPr>
-              <w:t>Cri</w:t>
-            </w:r>
-            <w:r>
-              <w:rPr>
-                <w:rFonts w:ascii="Times New Roman" w:hAnsi="Times New Roman" w:cs="Times New Roman"/>
-                <w:bCs/>
-                <w:sz w:val="23"/>
-                <w:szCs w:val="23"/>
-              </w:rPr>
-              <w:t>mping Ethernet ports and cables and CCTV installation.</w:t>
+                <w:rFonts w:ascii="Times New Roman" w:eastAsia="Times New Roman" w:hAnsi="Times New Roman" w:cs="Times New Roman"/>
+                <w:sz w:val="24"/>
+                <w:szCs w:val="24"/>
+              </w:rPr>
+              <w:t>Crimped Ethernet cables and assisted in CCTV installation.</w:t>
             </w:r>
           </w:p>
           <w:p>
             <w:pPr>
-              <w:pStyle w:val="NoSpacing"/>
+              <w:pStyle w:val="ListParagraph"/>
               <w:numPr>
                 <w:ilvl w:val="0"/>
-                <w:numId w:val="7"/>
+                <w:numId w:val="12"/>
               </w:numPr>
-              <w:spacing w:line="276" w:lineRule="auto"/>
-              <w:jc w:val="both"/>
-              <w:rPr>
-                <w:rFonts w:ascii="Times New Roman" w:hAnsi="Times New Roman" w:cs="Times New Roman"/>
-                <w:bCs/>
-                <w:sz w:val="23"/>
-                <w:szCs w:val="23"/>
+              <w:spacing w:after="0" w:line="240" w:lineRule="auto"/>
+              <w:rPr>
+                <w:rFonts w:ascii="Times New Roman" w:eastAsia="Times New Roman" w:hAnsi="Times New Roman" w:cs="Times New Roman"/>
+                <w:sz w:val="24"/>
+                <w:szCs w:val="24"/>
               </w:rPr>
             </w:pPr>
             <w:r>
               <w:rPr>
-                <w:rFonts w:ascii="Times New Roman" w:hAnsi="Times New Roman" w:cs="Times New Roman"/>
-                <w:bCs/>
-                <w:sz w:val="23"/>
-                <w:szCs w:val="23"/>
-              </w:rPr>
-              <w:t>Troubleshooting network connection LAN, wireless.</w:t>
+                <w:rFonts w:ascii="Times New Roman" w:eastAsia="Times New Roman" w:hAnsi="Times New Roman" w:cs="Times New Roman"/>
+                <w:sz w:val="24"/>
+                <w:szCs w:val="24"/>
+              </w:rPr>
+              <w:t xml:space="preserve">Resolved LAN and wireless network connectivity issues. </w:t>
             </w:r>
           </w:p>
           <w:p>
             <w:pPr>
-              <w:pStyle w:val="NoSpacing"/>
+              <w:pStyle w:val="ListParagraph"/>
               <w:numPr>
                 <w:ilvl w:val="0"/>
-                <w:numId w:val="7"/>
+                <w:numId w:val="12"/>
               </w:numPr>
-              <w:spacing w:line="276" w:lineRule="auto"/>
-              <w:jc w:val="both"/>
-              <w:rPr>
-                <w:rFonts w:ascii="Times New Roman" w:hAnsi="Times New Roman" w:cs="Times New Roman"/>
-                <w:bCs/>
-                <w:sz w:val="23"/>
-                <w:szCs w:val="23"/>
+              <w:spacing w:after="0" w:line="240" w:lineRule="auto"/>
+              <w:rPr>
+                <w:rFonts w:ascii="Times New Roman" w:eastAsia="Times New Roman" w:hAnsi="Times New Roman" w:cs="Times New Roman"/>
+                <w:sz w:val="24"/>
+                <w:szCs w:val="24"/>
               </w:rPr>
             </w:pPr>
             <w:r>
               <w:rPr>
-                <w:rFonts w:ascii="Times New Roman" w:hAnsi="Times New Roman" w:cs="Times New Roman"/>
-                <w:bCs/>
-                <w:sz w:val="23"/>
-                <w:szCs w:val="23"/>
-              </w:rPr>
-              <w:t>Managing ICT labs.</w:t>
-            </w:r>
-          </w:p>
-          <w:p>
-            <w:pPr>
-              <w:pStyle w:val="NoSpacing"/>
-              <w:numPr>
-                <w:ilvl w:val="0"/>
-                <w:numId w:val="7"/>
-              </w:numPr>
-              <w:spacing w:line="276" w:lineRule="auto"/>
-              <w:jc w:val="both"/>
-              <w:rPr>
-                <w:rFonts w:ascii="Times New Roman" w:hAnsi="Times New Roman" w:cs="Times New Roman"/>
-                <w:bCs/>
-                <w:sz w:val="24"/>
-                <w:szCs w:val="24"/>
-              </w:rPr>
-            </w:pPr>
-            <w:r>
-              <w:rPr>
-                <w:rFonts w:ascii="Times New Roman" w:hAnsi="Times New Roman" w:cs="Times New Roman"/>
-                <w:bCs/>
-                <w:sz w:val="23"/>
-                <w:szCs w:val="23"/>
-              </w:rPr>
-              <w:t>E</w:t>
-            </w:r>
-            <w:r>
-              <w:rPr>
-                <w:rFonts w:ascii="Times New Roman" w:hAnsi="Times New Roman" w:cs="Times New Roman"/>
-                <w:bCs/>
-                <w:sz w:val="23"/>
-                <w:szCs w:val="23"/>
-              </w:rPr>
-              <w:t>RP</w:t>
-            </w:r>
-            <w:r>
-              <w:rPr>
-                <w:rFonts w:ascii="Times New Roman" w:hAnsi="Times New Roman" w:cs="Times New Roman"/>
-                <w:bCs/>
-                <w:sz w:val="23"/>
-                <w:szCs w:val="23"/>
-              </w:rPr>
-              <w:t xml:space="preserve"> Management</w:t>
-            </w:r>
-            <w:r>
-              <w:rPr>
-                <w:rFonts w:ascii="Times New Roman" w:hAnsi="Times New Roman" w:cs="Times New Roman"/>
-                <w:bCs/>
-                <w:sz w:val="24"/>
-                <w:szCs w:val="24"/>
-              </w:rPr>
-              <w:t>.</w:t>
+                <w:rFonts w:ascii="Times New Roman" w:eastAsia="Times New Roman" w:hAnsi="Times New Roman" w:cs="Times New Roman"/>
+                <w:sz w:val="24"/>
+                <w:szCs w:val="24"/>
+              </w:rPr>
+              <w:t xml:space="preserve">Managed ICT laboratory operations and user support. </w:t>
             </w:r>
           </w:p>
           <w:p>
             <w:pPr>
               <w:pStyle w:val="Default"/>
+              <w:numPr>
+                <w:ilvl w:val="0"/>
+                <w:numId w:val="12"/>
+              </w:numPr>
               <w:rPr>
                 <w:b/>
                 <w:bCs/>
-                <w:sz w:val="23"/>
-                <w:szCs w:val="23"/>
               </w:rPr>
             </w:pPr>
+            <w:r>
+              <w:rPr>
+                <w:color w:val="auto"/>
+              </w:rPr>
+              <w:t>Supported ERP system operations and maintenance</w:t>
+            </w:r>
             <w:r>
               <w:rPr>
                 <w:noProof/>
@@ -2571,6 +2814,12 @@
                 </mc:Fallback>
               </mc:AlternateContent>
             </w:r>
+            <w:r>
+              <w:rPr>
+                <w:color w:val="auto"/>
+              </w:rPr>
+              <w:t>.</w:t>
+            </w:r>
           </w:p>
           <w:p>
             <w:pPr>
@@ -2578,72 +2827,56 @@
               <w:rPr>
                 <w:b/>
                 <w:bCs/>
-                <w:sz w:val="23"/>
-                <w:szCs w:val="23"/>
               </w:rPr>
             </w:pPr>
           </w:p>
           <w:p>
             <w:pPr>
               <w:pStyle w:val="Default"/>
-              <w:rPr>
-                <w:sz w:val="23"/>
-                <w:szCs w:val="23"/>
-              </w:rPr>
+              <w:jc w:val="both"/>
             </w:pPr>
             <w:r>
               <w:rPr>
                 <w:b/>
                 <w:bCs/>
-                <w:sz w:val="23"/>
-                <w:szCs w:val="23"/>
-              </w:rPr>
-              <w:t>March 26th- April 26th</w:t>
+              </w:rPr>
+              <w:t>March 26th- April 26</w:t>
             </w:r>
             <w:r>
               <w:rPr>
                 <w:b/>
                 <w:bCs/>
-                <w:sz w:val="23"/>
-                <w:szCs w:val="23"/>
-              </w:rPr>
-              <w:t xml:space="preserve">: </w:t>
+                <w:vertAlign w:val="superscript"/>
+              </w:rPr>
+              <w:t>th</w:t>
             </w:r>
             <w:r>
               <w:rPr>
                 <w:b/>
                 <w:bCs/>
-                <w:sz w:val="23"/>
-                <w:szCs w:val="23"/>
-              </w:rPr>
-              <w:t xml:space="preserve">Virtual Internship </w:t>
+              </w:rPr>
+              <w:t xml:space="preserve"> </w:t>
             </w:r>
             <w:proofErr w:type="gramStart"/>
             <w:r>
               <w:rPr>
                 <w:b/>
                 <w:bCs/>
-                <w:sz w:val="23"/>
-                <w:szCs w:val="23"/>
-              </w:rPr>
-              <w:t>In</w:t>
-            </w:r>
-            <w:proofErr w:type="gramEnd"/>
+              </w:rPr>
+              <w:t xml:space="preserve">2025 </w:t>
+            </w:r>
             <w:r>
               <w:rPr>
                 <w:b/>
                 <w:bCs/>
-                <w:sz w:val="23"/>
-                <w:szCs w:val="23"/>
-              </w:rPr>
-              <w:t xml:space="preserve"> Intern Intelligence Internship Program</w:t>
-            </w:r>
+              </w:rPr>
+              <w:t>:</w:t>
+            </w:r>
+            <w:proofErr w:type="gramEnd"/>
             <w:r>
               <w:rPr>
                 <w:b/>
                 <w:bCs/>
-                <w:sz w:val="23"/>
-                <w:szCs w:val="23"/>
               </w:rPr>
               <w:t xml:space="preserve"> </w:t>
             </w:r>
@@ -2651,8 +2884,34 @@
               <w:rPr>
                 <w:b/>
                 <w:bCs/>
-                <w:sz w:val="23"/>
-                <w:szCs w:val="23"/>
+              </w:rPr>
+              <w:t xml:space="preserve">Virtual Internship </w:t>
+            </w:r>
+            <w:r>
+              <w:rPr>
+                <w:b/>
+                <w:bCs/>
+              </w:rPr>
+              <w:t>i</w:t>
+            </w:r>
+            <w:r>
+              <w:rPr>
+                <w:b/>
+                <w:bCs/>
+              </w:rPr>
+              <w:t>n Intern Intelligence Internship Program</w:t>
+            </w:r>
+            <w:r>
+              <w:rPr>
+                <w:b/>
+                <w:bCs/>
+              </w:rPr>
+              <w:t xml:space="preserve"> </w:t>
+            </w:r>
+            <w:r>
+              <w:rPr>
+                <w:b/>
+                <w:bCs/>
               </w:rPr>
               <w:t>– Machine Learning</w:t>
             </w:r>
@@ -2660,34 +2919,18 @@
           <w:p>
             <w:pPr>
               <w:pStyle w:val="Default"/>
-              <w:rPr>
-                <w:sz w:val="23"/>
-                <w:szCs w:val="23"/>
-              </w:rPr>
+              <w:jc w:val="both"/>
             </w:pPr>
             <w:r>
               <w:rPr>
                 <w:b/>
                 <w:bCs/>
-                <w:sz w:val="23"/>
-                <w:szCs w:val="23"/>
-              </w:rPr>
-              <w:t>Position:</w:t>
+              </w:rPr>
+              <w:t xml:space="preserve">Position: </w:t>
             </w:r>
             <w:r>
               <w:rPr>
                 <w:b/>
-                <w:bCs/>
-                <w:sz w:val="23"/>
-                <w:szCs w:val="23"/>
-              </w:rPr>
-              <w:t xml:space="preserve"> </w:t>
-            </w:r>
-            <w:r>
-              <w:rPr>
-                <w:b/>
-                <w:sz w:val="23"/>
-                <w:szCs w:val="23"/>
               </w:rPr>
               <w:t>Intern</w:t>
             </w:r>
@@ -2695,19 +2938,16 @@
           <w:p>
             <w:pPr>
               <w:pStyle w:val="Default"/>
+              <w:jc w:val="both"/>
               <w:rPr>
                 <w:b/>
                 <w:bCs/>
-                <w:sz w:val="23"/>
-                <w:szCs w:val="23"/>
               </w:rPr>
             </w:pPr>
             <w:r>
               <w:rPr>
                 <w:b/>
                 <w:bCs/>
-                <w:sz w:val="23"/>
-                <w:szCs w:val="23"/>
               </w:rPr>
               <w:t xml:space="preserve">Responsibilities: </w:t>
             </w:r>
@@ -2715,289 +2955,74 @@
           <w:p>
             <w:pPr>
               <w:pStyle w:val="Default"/>
-              <w:rPr>
-                <w:sz w:val="23"/>
-                <w:szCs w:val="23"/>
-              </w:rPr>
+              <w:jc w:val="both"/>
             </w:pPr>
           </w:p>
           <w:p>
             <w:pPr>
               <w:pStyle w:val="Default"/>
-              <w:spacing w:after="68"/>
-              <w:rPr>
-                <w:sz w:val="23"/>
-                <w:szCs w:val="23"/>
-              </w:rPr>
+              <w:numPr>
+                <w:ilvl w:val="0"/>
+                <w:numId w:val="14"/>
+              </w:numPr>
+              <w:jc w:val="both"/>
             </w:pPr>
             <w:r>
-              <w:rPr>
-                <w:rFonts w:ascii="Courier New" w:hAnsi="Courier New" w:cs="Courier New"/>
-                <w:sz w:val="23"/>
-                <w:szCs w:val="23"/>
-              </w:rPr>
-              <w:t xml:space="preserve">o </w:t>
-            </w:r>
-            <w:r>
-              <w:rPr>
-                <w:sz w:val="23"/>
-                <w:szCs w:val="23"/>
-              </w:rPr>
-              <w:t>Designing and implementing data processing pipelines for large datasets to enhance model performance and accuracy</w:t>
-            </w:r>
-            <w:r>
-              <w:rPr>
-                <w:sz w:val="23"/>
-                <w:szCs w:val="23"/>
-              </w:rPr>
-              <w:t>.</w:t>
+              <w:t>Built and optimized machine learning models for anomaly detection</w:t>
             </w:r>
           </w:p>
           <w:p>
             <w:pPr>
               <w:pStyle w:val="Default"/>
-              <w:spacing w:after="68"/>
-              <w:rPr>
-                <w:sz w:val="23"/>
-                <w:szCs w:val="23"/>
-              </w:rPr>
+              <w:numPr>
+                <w:ilvl w:val="0"/>
+                <w:numId w:val="14"/>
+              </w:numPr>
+              <w:jc w:val="both"/>
             </w:pPr>
             <w:r>
-              <w:rPr>
-                <w:rFonts w:ascii="Courier New" w:hAnsi="Courier New" w:cs="Courier New"/>
-                <w:sz w:val="23"/>
-                <w:szCs w:val="23"/>
-              </w:rPr>
-              <w:t xml:space="preserve">o </w:t>
-            </w:r>
-            <w:r>
-              <w:rPr>
-                <w:sz w:val="23"/>
-                <w:szCs w:val="23"/>
-              </w:rPr>
-              <w:t>Fine-tuned models through hyper parameter optimization techniques to improve predictive performance</w:t>
-            </w:r>
-            <w:r>
-              <w:rPr>
-                <w:sz w:val="23"/>
-                <w:szCs w:val="23"/>
-              </w:rPr>
-              <w:t>.</w:t>
+              <w:t>Performed data cleaning, preprocessing, and transformation on large datasets</w:t>
             </w:r>
           </w:p>
           <w:p>
             <w:pPr>
               <w:pStyle w:val="Default"/>
-              <w:rPr>
-                <w:sz w:val="23"/>
-                <w:szCs w:val="23"/>
-              </w:rPr>
+              <w:numPr>
+                <w:ilvl w:val="0"/>
+                <w:numId w:val="14"/>
+              </w:numPr>
+              <w:jc w:val="both"/>
             </w:pPr>
             <w:r>
-              <w:rPr>
-                <w:rFonts w:ascii="Courier New" w:hAnsi="Courier New" w:cs="Courier New"/>
-                <w:sz w:val="23"/>
-                <w:szCs w:val="23"/>
-              </w:rPr>
-              <w:t xml:space="preserve">o </w:t>
-            </w:r>
-            <w:r>
-              <w:rPr>
-                <w:sz w:val="23"/>
-                <w:szCs w:val="23"/>
-              </w:rPr>
-              <w:t>Developing an anomaly detection system to identify unusual patterns and outliers in data</w:t>
-            </w:r>
-            <w:r>
-              <w:rPr>
-                <w:sz w:val="23"/>
-                <w:szCs w:val="23"/>
-              </w:rPr>
-              <w:t>.</w:t>
+              <w:t>Developed data pipelines to improve model performance</w:t>
             </w:r>
           </w:p>
           <w:p>
             <w:pPr>
               <w:pStyle w:val="Default"/>
-              <w:rPr>
-                <w:sz w:val="23"/>
-                <w:szCs w:val="23"/>
-              </w:rPr>
+              <w:numPr>
+                <w:ilvl w:val="0"/>
+                <w:numId w:val="14"/>
+              </w:numPr>
+              <w:jc w:val="both"/>
+            </w:pPr>
+            <w:r>
+              <w:t>Conducted exploratory data analysis to identify trends and outliers</w:t>
+            </w:r>
+          </w:p>
+          <w:p>
+            <w:pPr>
+              <w:pStyle w:val="Default"/>
             </w:pPr>
           </w:p>
           <w:p>
             <w:pPr>
               <w:pStyle w:val="Default"/>
-              <w:rPr>
-                <w:sz w:val="23"/>
-                <w:szCs w:val="23"/>
-              </w:rPr>
             </w:pPr>
           </w:p>
           <w:p>
             <w:pPr>
               <w:pStyle w:val="Default"/>
-              <w:rPr>
-                <w:sz w:val="23"/>
-                <w:szCs w:val="23"/>
-              </w:rPr>
-            </w:pPr>
-            <w:r>
-              <w:rPr>
-                <w:noProof/>
-              </w:rPr>
-              <mc:AlternateContent>
-                <mc:Choice Requires="wpg">
-                  <w:drawing>
-                    <wp:anchor distT="0" distB="0" distL="0" distR="0" simplePos="0" relativeHeight="251678720" behindDoc="1" locked="0" layoutInCell="1" allowOverlap="1" wp14:anchorId="4A29A290" wp14:editId="3A4E4AA0">
-                      <wp:simplePos x="0" y="0"/>
-                      <wp:positionH relativeFrom="margin">
-                        <wp:posOffset>-68580</wp:posOffset>
-                      </wp:positionH>
-                      <wp:positionV relativeFrom="paragraph">
-                        <wp:posOffset>182245</wp:posOffset>
-                      </wp:positionV>
-                      <wp:extent cx="6807200" cy="123825"/>
-                      <wp:effectExtent l="0" t="0" r="12700" b="0"/>
-                      <wp:wrapTopAndBottom/>
-                      <wp:docPr id="4" name="Group 4"/>
-                      <wp:cNvGraphicFramePr>
-                        <a:graphicFrameLocks xmlns:a="http://schemas.openxmlformats.org/drawingml/2006/main"/>
-                      </wp:cNvGraphicFramePr>
-                      <a:graphic xmlns:a="http://schemas.openxmlformats.org/drawingml/2006/main">
-                        <a:graphicData uri="http://schemas.microsoft.com/office/word/2010/wordprocessingGroup">
-                          <wpg:wgp>
-                            <wpg:cNvGrpSpPr>
-                              <a:grpSpLocks/>
-                            </wpg:cNvGrpSpPr>
-                            <wpg:grpSpPr bwMode="auto">
-                              <a:xfrm>
-                                <a:off x="0" y="0"/>
-                                <a:ext cx="6807200" cy="123825"/>
-                                <a:chOff x="1146" y="464"/>
-                                <a:chExt cx="9546" cy="25"/>
-                              </a:xfrm>
-                              <a:solidFill>
-                                <a:srgbClr val="5B9BD5">
-                                  <a:lumMod val="50000"/>
-                                </a:srgbClr>
-                              </a:solidFill>
-                            </wpg:grpSpPr>
-                            <wps:wsp>
-                              <wps:cNvPr id="5" name="Rectangle 26"/>
-                              <wps:cNvSpPr>
-                                <a:spLocks noChangeArrowheads="1"/>
-                              </wps:cNvSpPr>
-                              <wps:spPr bwMode="auto">
-                                <a:xfrm>
-                                  <a:off x="1153" y="472"/>
-                                  <a:ext cx="9531" cy="10"/>
-                                </a:xfrm>
-                                <a:prstGeom prst="rect">
-                                  <a:avLst/>
-                                </a:prstGeom>
-                                <a:grpFill/>
-                                <a:ln>
-                                  <a:noFill/>
-                                </a:ln>
-                              </wps:spPr>
-                              <wps:bodyPr rot="0" vert="horz" wrap="square" lIns="91440" tIns="45720" rIns="91440" bIns="45720" anchor="t" anchorCtr="0" upright="1">
-                                <a:noAutofit/>
-                              </wps:bodyPr>
-                            </wps:wsp>
-                            <wps:wsp>
-                              <wps:cNvPr id="6" name="Rectangle 25"/>
-                              <wps:cNvSpPr>
-                                <a:spLocks noChangeArrowheads="1"/>
-                              </wps:cNvSpPr>
-                              <wps:spPr bwMode="auto">
-                                <a:xfrm>
-                                  <a:off x="1153" y="472"/>
-                                  <a:ext cx="9531" cy="10"/>
-                                </a:xfrm>
-                                <a:prstGeom prst="rect">
-                                  <a:avLst/>
-                                </a:prstGeom>
-                                <a:grpFill/>
-                                <a:ln w="9525">
-                                  <a:solidFill>
-                                    <a:srgbClr val="B4C6E7"/>
-                                  </a:solidFill>
-                                  <a:miter lim="800000"/>
-                                  <a:headEnd/>
-                                  <a:tailEnd/>
-                                </a:ln>
-                              </wps:spPr>
-                              <wps:bodyPr rot="0" vert="horz" wrap="square" lIns="91440" tIns="45720" rIns="91440" bIns="45720" anchor="t" anchorCtr="0" upright="1">
-                                <a:noAutofit/>
-                              </wps:bodyPr>
-                            </wps:wsp>
-                            <wps:wsp>
-                              <wps:cNvPr id="7" name="Line 24"/>
-                              <wps:cNvCnPr>
-                                <a:cxnSpLocks noChangeShapeType="1"/>
-                              </wps:cNvCnPr>
-                              <wps:spPr bwMode="auto">
-                                <a:xfrm>
-                                  <a:off x="1265" y="482"/>
-                                  <a:ext cx="9421" cy="0"/>
-                                </a:xfrm>
-                                <a:prstGeom prst="line">
-                                  <a:avLst/>
-                                </a:prstGeom>
-                                <a:grpFill/>
-                                <a:ln w="6096">
-                                  <a:solidFill>
-                                    <a:srgbClr val="B4C6E7"/>
-                                  </a:solidFill>
-                                  <a:round/>
-                                  <a:headEnd/>
-                                  <a:tailEnd/>
-                                </a:ln>
-                              </wps:spPr>
-                              <wps:bodyPr/>
-                            </wps:wsp>
-                          </wpg:wgp>
-                        </a:graphicData>
-                      </a:graphic>
-                      <wp14:sizeRelH relativeFrom="page">
-                        <wp14:pctWidth>0</wp14:pctWidth>
-                      </wp14:sizeRelH>
-                      <wp14:sizeRelV relativeFrom="page">
-                        <wp14:pctHeight>0</wp14:pctHeight>
-                      </wp14:sizeRelV>
-                    </wp:anchor>
-                  </w:drawing>
-                </mc:Choice>
-                <mc:Fallback>
-                  <w:pict>
-                    <v:group w14:anchorId="183E51CB" id="Group 4" o:spid="_x0000_s1026" style="position:absolute;margin-left:-5.4pt;margin-top:14.35pt;width:536pt;height:9.75pt;z-index:-251637760;mso-wrap-distance-left:0;mso-wrap-distance-right:0;mso-position-horizontal-relative:margin" coordorigin="1146,464" coordsize="9546,25" o:gfxdata="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">
-                      <v:rect id="Rectangle 26" o:spid="_x0000_s1027" style="position:absolute;left:1153;top:472;width:9531;height:10;visibility:visible;mso-wrap-style:square;v-text-anchor:top" o:gfxdata="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" filled="f" stroked="f"/>
-                      <v:rect id="Rectangle 25" o:spid="_x0000_s1028" style="position:absolute;left:1153;top:472;width:9531;height:10;visibility:visible;mso-wrap-style:square;v-text-anchor:top" o:gfxdata="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" filled="f" strokecolor="#b4c6e7"/>
-                      <v:line id="Line 24" o:spid="_x0000_s1029" style="position:absolute;visibility:visible;mso-wrap-style:square" from="1265,482" to="10686,482" o:connectortype="straight" o:gfxdata="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" strokecolor="#b4c6e7" strokeweight=".48pt"/>
-                      <w10:wrap type="topAndBottom" anchorx="margin"/>
-                    </v:group>
-                  </w:pict>
-                </mc:Fallback>
-              </mc:AlternateContent>
-            </w:r>
-          </w:p>
-          <w:p>
-            <w:pPr>
-              <w:pStyle w:val="Default"/>
-              <w:rPr>
-                <w:sz w:val="23"/>
-                <w:szCs w:val="23"/>
-              </w:rPr>
-            </w:pPr>
-          </w:p>
-          <w:p>
-            <w:pPr>
-              <w:pStyle w:val="Default"/>
-              <w:rPr>
-                <w:sz w:val="23"/>
-                <w:szCs w:val="23"/>
-              </w:rPr>
             </w:pPr>
           </w:p>
           <w:p>
@@ -3014,6 +3039,8 @@
               <w:rPr>
                 <w:rFonts w:ascii="Times New Roman" w:hAnsi="Times New Roman"/>
                 <w:noProof/>
+                <w:sz w:val="24"/>
+                <w:szCs w:val="24"/>
               </w:rPr>
               <mc:AlternateContent>
                 <mc:Choice Requires="wpg">
@@ -3157,26 +3184,165 @@
           </w:p>
           <w:p>
             <w:pPr>
+              <w:jc w:val="both"/>
+              <w:rPr>
+                <w:rStyle w:val="Hyperlink"/>
+                <w:rFonts w:ascii="Times New Roman" w:hAnsi="Times New Roman"/>
+                <w:color w:val="034990" w:themeColor="hyperlink" w:themeShade="BF"/>
+                <w:sz w:val="24"/>
+                <w:szCs w:val="24"/>
+              </w:rPr>
+            </w:pPr>
+            <w:r>
+              <w:rPr>
+                <w:rFonts w:ascii="Times New Roman" w:hAnsi="Times New Roman"/>
+                <w:b/>
+                <w:sz w:val="24"/>
+                <w:szCs w:val="24"/>
+              </w:rPr>
+              <w:t>GitHub</w:t>
+            </w:r>
+            <w:r>
+              <w:rPr>
+                <w:rFonts w:ascii="Times New Roman" w:hAnsi="Times New Roman"/>
+                <w:b/>
+                <w:sz w:val="24"/>
+                <w:szCs w:val="24"/>
+              </w:rPr>
+              <w:t xml:space="preserve"> </w:t>
+            </w:r>
+            <w:r>
+              <w:rPr>
+                <w:rFonts w:ascii="Times New Roman" w:hAnsi="Times New Roman"/>
+                <w:b/>
+                <w:sz w:val="24"/>
+                <w:szCs w:val="24"/>
+              </w:rPr>
+              <w:t xml:space="preserve">- </w:t>
+            </w:r>
+            <w:r>
+              <w:rPr>
+                <w:rFonts w:ascii="Times New Roman" w:hAnsi="Times New Roman"/>
+                <w:b/>
+                <w:sz w:val="24"/>
+                <w:szCs w:val="24"/>
+              </w:rPr>
+              <w:t xml:space="preserve"> </w:t>
+            </w:r>
+            <w:r>
+              <w:rPr>
+                <w:rFonts w:ascii="Times New Roman" w:hAnsi="Times New Roman"/>
+                <w:bCs/>
+                <w:sz w:val="24"/>
+                <w:szCs w:val="24"/>
+              </w:rPr>
+              <w:t>L</w:t>
+            </w:r>
+            <w:r>
+              <w:rPr>
+                <w:rFonts w:ascii="Times New Roman" w:hAnsi="Times New Roman"/>
+                <w:sz w:val="24"/>
+                <w:szCs w:val="24"/>
+              </w:rPr>
+              <w:t xml:space="preserve">ink To all Projects: </w:t>
+            </w:r>
+            <w:hyperlink r:id="rId10" w:history="1">
+              <w:r>
+                <w:rPr>
+                  <w:rStyle w:val="Hyperlink"/>
+                  <w:rFonts w:ascii="Times New Roman" w:hAnsi="Times New Roman"/>
+                  <w:color w:val="034990" w:themeColor="hyperlink" w:themeShade="BF"/>
+                  <w:sz w:val="24"/>
+                  <w:szCs w:val="24"/>
+                </w:rPr>
+                <w:t>https://github.com/Car</w:t>
+              </w:r>
+              <w:r>
+                <w:rPr>
+                  <w:rStyle w:val="Hyperlink"/>
+                  <w:rFonts w:ascii="Times New Roman" w:hAnsi="Times New Roman"/>
+                  <w:color w:val="034990" w:themeColor="hyperlink" w:themeShade="BF"/>
+                  <w:sz w:val="24"/>
+                  <w:szCs w:val="24"/>
+                </w:rPr>
+                <w:t>o</w:t>
+              </w:r>
+              <w:r>
+                <w:rPr>
+                  <w:rStyle w:val="Hyperlink"/>
+                  <w:rFonts w:ascii="Times New Roman" w:hAnsi="Times New Roman"/>
+                  <w:color w:val="034990" w:themeColor="hyperlink" w:themeShade="BF"/>
+                  <w:sz w:val="24"/>
+                  <w:szCs w:val="24"/>
+                </w:rPr>
+                <w:t>Musangi1</w:t>
+              </w:r>
+            </w:hyperlink>
+          </w:p>
+          <w:p>
+            <w:pPr>
+              <w:rPr>
+                <w:rFonts w:ascii="Times New Roman" w:eastAsia="SimSun" w:hAnsi="Times New Roman"/>
+                <w:b/>
+                <w:bCs/>
+                <w:kern w:val="0"/>
+                <w:sz w:val="24"/>
+                <w:szCs w:val="24"/>
+                <w14:ligatures w14:val="none"/>
+              </w:rPr>
+            </w:pPr>
+            <w:r>
+              <w:rPr>
+                <w:rFonts w:ascii="Times New Roman" w:eastAsia="SimSun" w:hAnsi="Times New Roman"/>
+                <w:b/>
+                <w:bCs/>
+                <w:kern w:val="0"/>
+                <w:sz w:val="24"/>
+                <w:szCs w:val="24"/>
+                <w14:ligatures w14:val="none"/>
+              </w:rPr>
+              <w:t>Top Projects</w:t>
+            </w:r>
+          </w:p>
+          <w:p>
+            <w:pPr>
               <w:pStyle w:val="ListParagraph"/>
               <w:numPr>
                 <w:ilvl w:val="0"/>
                 <w:numId w:val="8"/>
               </w:numPr>
-              <w:ind w:left="780"/>
-              <w:jc w:val="both"/>
-              <w:rPr>
-                <w:sz w:val="23"/>
-                <w:szCs w:val="23"/>
+              <w:spacing w:after="0" w:line="240" w:lineRule="auto"/>
+              <w:rPr>
+                <w:rFonts w:ascii="Times New Roman" w:hAnsi="Times New Roman" w:cs="Times New Roman"/>
+                <w:sz w:val="24"/>
+                <w:szCs w:val="24"/>
               </w:rPr>
             </w:pPr>
             <w:r>
               <w:rPr>
+                <w:rStyle w:val="Strong"/>
+                <w:rFonts w:ascii="Times New Roman" w:eastAsia="Times New Roman" w:hAnsi="Times New Roman" w:cs="Times New Roman"/>
+                <w:sz w:val="24"/>
+                <w:szCs w:val="24"/>
+              </w:rPr>
+              <w:t>Hybrid GNN Fraud Intelligence System</w:t>
+            </w:r>
+            <w:r>
+              <w:rPr>
+                <w:rStyle w:val="Strong"/>
+                <w:rFonts w:ascii="Times New Roman" w:eastAsia="Times New Roman" w:hAnsi="Times New Roman" w:cs="Times New Roman"/>
+                <w:sz w:val="24"/>
+                <w:szCs w:val="24"/>
+              </w:rPr>
+              <w:t xml:space="preserve"> -</w:t>
+            </w:r>
+            <w:r>
+              <w:rPr>
                 <w:rFonts w:ascii="Times New Roman" w:hAnsi="Times New Roman" w:cs="Times New Roman"/>
-                <w:b/>
-                <w:sz w:val="24"/>
-                <w:szCs w:val="24"/>
-              </w:rPr>
-              <w:t xml:space="preserve">GitHub </w:t>
+                <w:sz w:val="24"/>
+                <w:szCs w:val="24"/>
+              </w:rPr>
+              <w:t xml:space="preserve"> </w:t>
             </w:r>
             <w:r>
               <w:rPr>
@@ -3184,7 +3350,7 @@
                 <w:sz w:val="24"/>
                 <w:szCs w:val="24"/>
               </w:rPr>
-              <w:t>–</w:t>
+              <w:t>AI-powered fraud detection system for mobile money using Graph Neural Networks, XGBoost, and ensemble learning for real-time detection and explainability.</w:t>
             </w:r>
             <w:r>
               <w:rPr>
@@ -3194,34 +3360,80 @@
               </w:rPr>
               <w:t xml:space="preserve"> </w:t>
             </w:r>
-            <w:proofErr w:type="gramStart"/>
+            <w:hyperlink r:id="rId11" w:history="1">
+              <w:r>
+                <w:rPr>
+                  <w:rStyle w:val="Hyperlink"/>
+                  <w:rFonts w:ascii="Times New Roman" w:hAnsi="Times New Roman" w:cs="Times New Roman"/>
+                  <w:sz w:val="24"/>
+                  <w:szCs w:val="24"/>
+                </w:rPr>
+                <w:t>https://hybrid-gnn-fraud-intel.netlif</w:t>
+              </w:r>
+              <w:r>
+                <w:rPr>
+                  <w:rStyle w:val="Hyperlink"/>
+                  <w:rFonts w:ascii="Times New Roman" w:hAnsi="Times New Roman" w:cs="Times New Roman"/>
+                  <w:sz w:val="24"/>
+                  <w:szCs w:val="24"/>
+                </w:rPr>
+                <w:t>y</w:t>
+              </w:r>
+              <w:r>
+                <w:rPr>
+                  <w:rStyle w:val="Hyperlink"/>
+                  <w:rFonts w:ascii="Times New Roman" w:hAnsi="Times New Roman" w:cs="Times New Roman"/>
+                  <w:sz w:val="24"/>
+                  <w:szCs w:val="24"/>
+                </w:rPr>
+                <w:t>.app/mobile</w:t>
+              </w:r>
+            </w:hyperlink>
             <w:r>
               <w:rPr>
                 <w:rFonts w:ascii="Times New Roman" w:hAnsi="Times New Roman" w:cs="Times New Roman"/>
                 <w:sz w:val="24"/>
                 <w:szCs w:val="24"/>
               </w:rPr>
-              <w:t>Username :</w:t>
+              <w:t xml:space="preserve"> |</w:t>
             </w:r>
             <w:r>
               <w:rPr>
                 <w:rFonts w:ascii="Times New Roman" w:hAnsi="Times New Roman" w:cs="Times New Roman"/>
-                <w:b/>
-                <w:sz w:val="24"/>
-                <w:szCs w:val="24"/>
-              </w:rPr>
-              <w:t>CaroMusangi</w:t>
-            </w:r>
-            <w:proofErr w:type="gramEnd"/>
-            <w:r>
-              <w:rPr>
-                <w:rFonts w:ascii="Times New Roman" w:hAnsi="Times New Roman" w:cs="Times New Roman"/>
-                <w:b/>
-                <w:sz w:val="24"/>
-                <w:szCs w:val="24"/>
-              </w:rPr>
-              <w:t>1</w:t>
-            </w:r>
+                <w:sz w:val="24"/>
+                <w:szCs w:val="24"/>
+              </w:rPr>
+              <w:t xml:space="preserve"> </w:t>
+            </w:r>
+            <w:hyperlink r:id="rId12" w:history="1">
+              <w:r>
+                <w:rPr>
+                  <w:rStyle w:val="Hyperlink"/>
+                  <w:rFonts w:ascii="Times New Roman" w:hAnsi="Times New Roman" w:cs="Times New Roman"/>
+                  <w:sz w:val="24"/>
+                  <w:szCs w:val="24"/>
+                </w:rPr>
+                <w:t>https://hybrid-gnn-fraud-in</w:t>
+              </w:r>
+              <w:r>
+                <w:rPr>
+                  <w:rStyle w:val="Hyperlink"/>
+                  <w:rFonts w:ascii="Times New Roman" w:hAnsi="Times New Roman" w:cs="Times New Roman"/>
+                  <w:sz w:val="24"/>
+                  <w:szCs w:val="24"/>
+                </w:rPr>
+                <w:t>t</w:t>
+              </w:r>
+              <w:r>
+                <w:rPr>
+                  <w:rStyle w:val="Hyperlink"/>
+                  <w:rFonts w:ascii="Times New Roman" w:hAnsi="Times New Roman" w:cs="Times New Roman"/>
+                  <w:sz w:val="24"/>
+                  <w:szCs w:val="24"/>
+                </w:rPr>
+                <w:t>el.netlify.app/</w:t>
+              </w:r>
+            </w:hyperlink>
             <w:r>
               <w:rPr>
                 <w:rFonts w:ascii="Times New Roman" w:hAnsi="Times New Roman" w:cs="Times New Roman"/>
@@ -3234,192 +3446,244 @@
           <w:p>
             <w:pPr>
               <w:pStyle w:val="ListParagraph"/>
-              <w:ind w:left="780"/>
-              <w:jc w:val="both"/>
+              <w:spacing w:after="0" w:line="240" w:lineRule="auto"/>
+              <w:ind w:left="810"/>
               <w:rPr>
                 <w:rFonts w:ascii="Times New Roman" w:hAnsi="Times New Roman" w:cs="Times New Roman"/>
-                <w:color w:val="2E74B5" w:themeColor="accent1" w:themeShade="BF"/>
-                <w:sz w:val="24"/>
-                <w:szCs w:val="24"/>
-                <w:u w:val="single"/>
+                <w:sz w:val="24"/>
+                <w:szCs w:val="24"/>
               </w:rPr>
             </w:pPr>
-            <w:r>
+          </w:p>
+          <w:p>
+            <w:pPr>
+              <w:pStyle w:val="ListParagraph"/>
+              <w:numPr>
+                <w:ilvl w:val="0"/>
+                <w:numId w:val="8"/>
+              </w:numPr>
+              <w:spacing w:after="0" w:line="240" w:lineRule="auto"/>
               <w:rPr>
                 <w:rFonts w:ascii="Times New Roman" w:hAnsi="Times New Roman" w:cs="Times New Roman"/>
                 <w:sz w:val="24"/>
                 <w:szCs w:val="24"/>
               </w:rPr>
-              <w:t xml:space="preserve">Link To all Projects: </w:t>
-            </w:r>
-            <w:hyperlink r:id="rId9" w:history="1">
+            </w:pPr>
+            <w:r>
+              <w:rPr>
+                <w:rFonts w:ascii="Times New Roman" w:eastAsia="Times New Roman" w:hAnsi="Times New Roman" w:cs="Times New Roman"/>
+                <w:b/>
+                <w:bCs/>
+                <w:sz w:val="24"/>
+                <w:szCs w:val="24"/>
+              </w:rPr>
+              <w:t>Biometric Mobile Attendance &amp; Session Control System</w:t>
+            </w:r>
+            <w:r>
+              <w:rPr>
+                <w:rFonts w:ascii="Times New Roman" w:eastAsia="Times New Roman" w:hAnsi="Times New Roman" w:cs="Times New Roman"/>
+                <w:sz w:val="24"/>
+                <w:szCs w:val="24"/>
+              </w:rPr>
+              <w:t xml:space="preserve"> -</w:t>
+            </w:r>
+            <w:r>
+              <w:rPr>
+                <w:rFonts w:ascii="Times New Roman" w:hAnsi="Times New Roman" w:cs="Times New Roman"/>
+                <w:sz w:val="24"/>
+                <w:szCs w:val="24"/>
+              </w:rPr>
+              <w:t xml:space="preserve"> </w:t>
+            </w:r>
+            <w:r>
+              <w:rPr>
+                <w:rFonts w:ascii="Times New Roman" w:hAnsi="Times New Roman" w:cs="Times New Roman"/>
+                <w:sz w:val="24"/>
+                <w:szCs w:val="24"/>
+              </w:rPr>
+              <w:t>Full-stack attendance system built with Node.js, Express, and PostgreSQL featuring geolocation verification, device locking, and biometric-based authentication to prevent proxy attendance.</w:t>
+            </w:r>
+          </w:p>
+          <w:p>
+            <w:pPr>
+              <w:pStyle w:val="ListParagraph"/>
+              <w:spacing w:after="0" w:line="240" w:lineRule="auto"/>
+              <w:ind w:left="810"/>
+              <w:rPr>
+                <w:rFonts w:ascii="Times New Roman" w:hAnsi="Times New Roman" w:cs="Times New Roman"/>
+                <w:sz w:val="24"/>
+                <w:szCs w:val="24"/>
+              </w:rPr>
+            </w:pPr>
+            <w:r>
+              <w:rPr>
+                <w:rFonts w:ascii="Times New Roman" w:hAnsi="Times New Roman" w:cs="Times New Roman"/>
+                <w:sz w:val="24"/>
+                <w:szCs w:val="24"/>
+              </w:rPr>
+              <w:t xml:space="preserve"> </w:t>
+            </w:r>
+            <w:hyperlink r:id="rId13" w:history="1">
               <w:r>
                 <w:rPr>
                   <w:rStyle w:val="Hyperlink"/>
                   <w:rFonts w:ascii="Times New Roman" w:hAnsi="Times New Roman" w:cs="Times New Roman"/>
-                  <w:color w:val="034990" w:themeColor="hyperlink" w:themeShade="BF"/>
                   <w:sz w:val="24"/>
                   <w:szCs w:val="24"/>
                 </w:rPr>
-                <w:t>https://github.com/CaroMusangi1</w:t>
+                <w:t>https://github.com/CaroMusangi1/student-attendan</w:t>
+              </w:r>
+              <w:r>
+                <w:rPr>
+                  <w:rStyle w:val="Hyperlink"/>
+                  <w:rFonts w:ascii="Times New Roman" w:hAnsi="Times New Roman" w:cs="Times New Roman"/>
+                  <w:sz w:val="24"/>
+                  <w:szCs w:val="24"/>
+                </w:rPr>
+                <w:t>c</w:t>
+              </w:r>
+              <w:r>
+                <w:rPr>
+                  <w:rStyle w:val="Hyperlink"/>
+                  <w:rFonts w:ascii="Times New Roman" w:hAnsi="Times New Roman" w:cs="Times New Roman"/>
+                  <w:sz w:val="24"/>
+                  <w:szCs w:val="24"/>
+                </w:rPr>
+                <w:t>e-app.git</w:t>
               </w:r>
             </w:hyperlink>
           </w:p>
           <w:p>
             <w:pPr>
-              <w:jc w:val="both"/>
-              <w:rPr>
-                <w:rFonts w:ascii="Times New Roman" w:eastAsia="SimSun" w:hAnsi="Times New Roman"/>
-                <w:kern w:val="0"/>
-                <w:sz w:val="24"/>
-                <w:szCs w:val="24"/>
-                <w14:ligatures w14:val="none"/>
+              <w:pStyle w:val="ListParagraph"/>
+              <w:spacing w:after="0" w:line="240" w:lineRule="auto"/>
+              <w:rPr>
+                <w:rStyle w:val="Strong"/>
+                <w:rFonts w:ascii="Times New Roman" w:eastAsia="Times New Roman" w:hAnsi="Times New Roman" w:cs="Times New Roman"/>
+                <w:sz w:val="24"/>
+                <w:szCs w:val="24"/>
               </w:rPr>
             </w:pPr>
-            <w:r>
-              <w:rPr>
-                <w:rFonts w:ascii="Times New Roman" w:eastAsia="SimSun" w:hAnsi="Times New Roman"/>
-                <w:kern w:val="0"/>
-                <w:sz w:val="24"/>
-                <w:szCs w:val="24"/>
-                <w14:ligatures w14:val="none"/>
-              </w:rPr>
-              <w:lastRenderedPageBreak/>
-              <w:t>Top Projects</w:t>
-            </w:r>
-            <w:r>
-              <w:rPr>
-                <w:rFonts w:ascii="Times New Roman" w:eastAsia="SimSun" w:hAnsi="Times New Roman"/>
-                <w:kern w:val="0"/>
-                <w:sz w:val="24"/>
-                <w:szCs w:val="24"/>
-                <w14:ligatures w14:val="none"/>
-              </w:rPr>
-              <w:t>:</w:t>
-            </w:r>
-            <w:r>
-              <w:rPr>
-                <w:rFonts w:ascii="Times New Roman" w:eastAsia="SimSun" w:hAnsi="Times New Roman"/>
-                <w:kern w:val="0"/>
-                <w:sz w:val="24"/>
-                <w:szCs w:val="24"/>
-                <w14:ligatures w14:val="none"/>
-              </w:rPr>
-              <w:t xml:space="preserve"> Sound Studio Resources –Flask based Sound Library Platf</w:t>
-            </w:r>
-            <w:r>
-              <w:rPr>
-                <w:rFonts w:ascii="Times New Roman" w:eastAsia="SimSun" w:hAnsi="Times New Roman"/>
-                <w:kern w:val="0"/>
-                <w:sz w:val="24"/>
-                <w:szCs w:val="24"/>
-                <w14:ligatures w14:val="none"/>
-              </w:rPr>
-              <w:t>or</w:t>
-            </w:r>
-            <w:r>
-              <w:rPr>
-                <w:rFonts w:ascii="Times New Roman" w:eastAsia="SimSun" w:hAnsi="Times New Roman"/>
-                <w:kern w:val="0"/>
-                <w:sz w:val="24"/>
-                <w:szCs w:val="24"/>
-                <w14:ligatures w14:val="none"/>
-              </w:rPr>
-              <w:t>m</w:t>
-            </w:r>
-            <w:r>
-              <w:rPr>
-                <w:rFonts w:ascii="Times New Roman" w:eastAsia="SimSun" w:hAnsi="Times New Roman"/>
-                <w:kern w:val="0"/>
-                <w:sz w:val="24"/>
-                <w:szCs w:val="24"/>
-                <w14:ligatures w14:val="none"/>
-              </w:rPr>
-              <w:t>.</w:t>
-            </w:r>
-            <w:r>
-              <w:rPr>
-                <w:rFonts w:ascii="Times New Roman" w:eastAsia="SimSun" w:hAnsi="Times New Roman"/>
-                <w:kern w:val="0"/>
-                <w:sz w:val="24"/>
-                <w:szCs w:val="24"/>
-                <w14:ligatures w14:val="none"/>
-              </w:rPr>
-              <w:t xml:space="preserve"> </w:t>
-            </w:r>
           </w:p>
           <w:p>
             <w:pPr>
-              <w:jc w:val="both"/>
-              <w:rPr>
-                <w:rFonts w:ascii="Times New Roman" w:eastAsia="SimSun" w:hAnsi="Times New Roman"/>
-                <w:kern w:val="0"/>
-                <w:sz w:val="24"/>
-                <w:szCs w:val="24"/>
-                <w14:ligatures w14:val="none"/>
+              <w:pStyle w:val="ListParagraph"/>
+              <w:numPr>
+                <w:ilvl w:val="0"/>
+                <w:numId w:val="8"/>
+              </w:numPr>
+              <w:spacing w:after="0" w:line="240" w:lineRule="auto"/>
+              <w:rPr>
+                <w:rFonts w:ascii="Times New Roman" w:hAnsi="Times New Roman" w:cs="Times New Roman"/>
+                <w:sz w:val="24"/>
+                <w:szCs w:val="24"/>
               </w:rPr>
             </w:pPr>
             <w:r>
               <w:rPr>
-                <w:rFonts w:ascii="Times New Roman" w:eastAsia="SimSun" w:hAnsi="Times New Roman"/>
-                <w:kern w:val="0"/>
-                <w:sz w:val="24"/>
-                <w:szCs w:val="24"/>
-                <w14:ligatures w14:val="none"/>
-              </w:rPr>
-              <w:t xml:space="preserve">                      </w:t>
-            </w:r>
-            <w:r>
-              <w:rPr>
-                <w:rFonts w:ascii="Times New Roman" w:eastAsia="SimSun" w:hAnsi="Times New Roman"/>
-                <w:kern w:val="0"/>
-                <w:sz w:val="24"/>
-                <w:szCs w:val="24"/>
-                <w14:ligatures w14:val="none"/>
+                <w:rStyle w:val="Strong"/>
+                <w:rFonts w:ascii="Times New Roman" w:eastAsia="Times New Roman" w:hAnsi="Times New Roman" w:cs="Times New Roman"/>
+                <w:sz w:val="24"/>
+                <w:szCs w:val="24"/>
+              </w:rPr>
+              <w:t xml:space="preserve">Professional Website </w:t>
+            </w:r>
+            <w:r>
+              <w:rPr>
+                <w:rStyle w:val="Strong"/>
+                <w:rFonts w:ascii="Times New Roman" w:eastAsia="Times New Roman" w:hAnsi="Times New Roman" w:cs="Times New Roman"/>
+                <w:sz w:val="24"/>
+                <w:szCs w:val="24"/>
+              </w:rPr>
+              <w:t>(</w:t>
+            </w:r>
+            <w:r>
+              <w:rPr>
+                <w:rStyle w:val="Strong"/>
+                <w:rFonts w:ascii="Times New Roman" w:eastAsia="Times New Roman" w:hAnsi="Times New Roman" w:cs="Times New Roman"/>
+                <w:sz w:val="24"/>
+                <w:szCs w:val="24"/>
+              </w:rPr>
+              <w:t>Petero Msanii Portfolio</w:t>
+            </w:r>
+            <w:r>
+              <w:rPr>
+                <w:rStyle w:val="Strong"/>
+                <w:rFonts w:ascii="Times New Roman" w:eastAsia="Times New Roman" w:hAnsi="Times New Roman" w:cs="Times New Roman"/>
+                <w:sz w:val="24"/>
+                <w:szCs w:val="24"/>
+              </w:rPr>
+              <w:t>)</w:t>
+            </w:r>
+            <w:r>
+              <w:rPr>
+                <w:rStyle w:val="Strong"/>
+                <w:rFonts w:ascii="Times New Roman" w:eastAsia="Times New Roman" w:hAnsi="Times New Roman" w:cs="Times New Roman"/>
+                <w:sz w:val="24"/>
+                <w:szCs w:val="24"/>
+              </w:rPr>
+              <w:t xml:space="preserve"> - </w:t>
+            </w:r>
+            <w:r>
+              <w:rPr>
+                <w:rStyle w:val="Strong"/>
+                <w:rFonts w:ascii="Times New Roman" w:eastAsia="Times New Roman" w:hAnsi="Times New Roman" w:cs="Times New Roman"/>
+                <w:sz w:val="24"/>
+                <w:szCs w:val="24"/>
               </w:rPr>
               <w:t xml:space="preserve"> </w:t>
             </w:r>
-            <w:proofErr w:type="spellStart"/>
-            <w:r>
-              <w:rPr>
-                <w:rFonts w:ascii="Times New Roman" w:eastAsia="SimSun" w:hAnsi="Times New Roman"/>
-                <w:kern w:val="0"/>
-                <w:sz w:val="24"/>
-                <w:szCs w:val="24"/>
-                <w14:ligatures w14:val="none"/>
-              </w:rPr>
-              <w:t>Miniminds</w:t>
-            </w:r>
-            <w:proofErr w:type="spellEnd"/>
-            <w:r>
-              <w:rPr>
-                <w:rFonts w:ascii="Times New Roman" w:eastAsia="SimSun" w:hAnsi="Times New Roman"/>
-                <w:kern w:val="0"/>
-                <w:sz w:val="24"/>
-                <w:szCs w:val="24"/>
-                <w14:ligatures w14:val="none"/>
-              </w:rPr>
-              <w:t xml:space="preserve"> learning </w:t>
-            </w:r>
-            <w:r>
-              <w:rPr>
-                <w:rFonts w:ascii="Times New Roman" w:eastAsia="SimSun" w:hAnsi="Times New Roman"/>
-                <w:kern w:val="0"/>
-                <w:sz w:val="24"/>
-                <w:szCs w:val="24"/>
-                <w14:ligatures w14:val="none"/>
-              </w:rPr>
-              <w:t>hub</w:t>
-            </w:r>
-            <w:r>
-              <w:rPr>
-                <w:rFonts w:ascii="Times New Roman" w:eastAsia="SimSun" w:hAnsi="Times New Roman"/>
-                <w:kern w:val="0"/>
-                <w:sz w:val="24"/>
-                <w:szCs w:val="24"/>
-                <w14:ligatures w14:val="none"/>
-              </w:rPr>
-              <w:t xml:space="preserve"> – Interactive Math &amp; Language Learning Web App.</w:t>
+            <w:r>
+              <w:rPr>
+                <w:rFonts w:ascii="Times New Roman" w:hAnsi="Times New Roman" w:cs="Times New Roman"/>
+                <w:sz w:val="24"/>
+                <w:szCs w:val="24"/>
+              </w:rPr>
+              <w:t>Responsive React-based portfolio website featuring booking system, animations, media showcase, and modern UI for a professional entertainment brand.</w:t>
+            </w:r>
+          </w:p>
+          <w:p>
+            <w:pPr>
+              <w:pStyle w:val="ListParagraph"/>
+              <w:spacing w:after="0" w:line="240" w:lineRule="auto"/>
+              <w:ind w:left="810"/>
+            </w:pPr>
+            <w:hyperlink r:id="rId14" w:history="1">
+              <w:r>
+                <w:rPr>
+                  <w:rStyle w:val="Hyperlink"/>
+                  <w:rFonts w:ascii="Times New Roman" w:hAnsi="Times New Roman" w:cs="Times New Roman"/>
+                  <w:sz w:val="24"/>
+                  <w:szCs w:val="24"/>
+                </w:rPr>
+                <w:t>https:</w:t>
+              </w:r>
+              <w:r>
+                <w:rPr>
+                  <w:rStyle w:val="Hyperlink"/>
+                  <w:rFonts w:ascii="Times New Roman" w:hAnsi="Times New Roman" w:cs="Times New Roman"/>
+                  <w:sz w:val="24"/>
+                  <w:szCs w:val="24"/>
+                </w:rPr>
+                <w:t>/</w:t>
+              </w:r>
+              <w:r>
+                <w:rPr>
+                  <w:rStyle w:val="Hyperlink"/>
+                  <w:rFonts w:ascii="Times New Roman" w:hAnsi="Times New Roman" w:cs="Times New Roman"/>
+                  <w:sz w:val="24"/>
+                  <w:szCs w:val="24"/>
+                </w:rPr>
+                <w:t>/peteromsanii.vercel.app/</w:t>
+              </w:r>
+            </w:hyperlink>
+            <w:r>
+              <w:rPr>
+                <w:rFonts w:ascii="Times New Roman" w:hAnsi="Times New Roman" w:cs="Times New Roman"/>
+                <w:sz w:val="24"/>
+                <w:szCs w:val="24"/>
+              </w:rPr>
+              <w:t xml:space="preserve"> </w:t>
             </w:r>
           </w:p>
         </w:tc>
@@ -3651,73 +3915,6 @@
           <w:sz w:val="24"/>
           <w:szCs w:val="24"/>
         </w:rPr>
-        <w:t>.</w:t>
-      </w:r>
-    </w:p>
-    <w:p>
-      <w:pPr>
-        <w:pStyle w:val="ListParagraph"/>
-        <w:numPr>
-          <w:ilvl w:val="0"/>
-          <w:numId w:val="8"/>
-        </w:numPr>
-        <w:spacing w:before="240" w:after="0"/>
-        <w:ind w:left="780"/>
-        <w:jc w:val="both"/>
-      </w:pPr>
-      <w:r>
-        <w:rPr>
-          <w:rFonts w:ascii="Times New Roman" w:eastAsia="Times New Roman" w:hAnsi="Times New Roman" w:cs="Times New Roman"/>
-          <w:sz w:val="24"/>
-          <w:szCs w:val="24"/>
-        </w:rPr>
-        <w:t xml:space="preserve">Team member </w:t>
-      </w:r>
-      <w:proofErr w:type="gramStart"/>
-      <w:r>
-        <w:rPr>
-          <w:rFonts w:ascii="Times New Roman" w:eastAsia="Times New Roman" w:hAnsi="Times New Roman" w:cs="Times New Roman"/>
-          <w:sz w:val="24"/>
-          <w:szCs w:val="24"/>
-        </w:rPr>
-        <w:t xml:space="preserve">- </w:t>
-      </w:r>
-      <w:r>
-        <w:rPr>
-          <w:rFonts w:ascii="Times New Roman" w:eastAsia="Times New Roman" w:hAnsi="Times New Roman" w:cs="Times New Roman"/>
-          <w:sz w:val="24"/>
-          <w:szCs w:val="24"/>
-        </w:rPr>
-        <w:t xml:space="preserve"> Rangers</w:t>
-      </w:r>
-      <w:proofErr w:type="gramEnd"/>
-      <w:r>
-        <w:rPr>
-          <w:rFonts w:ascii="Times New Roman" w:eastAsia="Times New Roman" w:hAnsi="Times New Roman" w:cs="Times New Roman"/>
-          <w:sz w:val="24"/>
-          <w:szCs w:val="24"/>
-        </w:rPr>
-        <w:t xml:space="preserve"> Club in </w:t>
-      </w:r>
-      <w:proofErr w:type="spellStart"/>
-      <w:r>
-        <w:rPr>
-          <w:rFonts w:ascii="Times New Roman" w:eastAsia="Times New Roman" w:hAnsi="Times New Roman" w:cs="Times New Roman"/>
-          <w:sz w:val="24"/>
-          <w:szCs w:val="24"/>
-        </w:rPr>
-        <w:t>Muthale</w:t>
-      </w:r>
-      <w:proofErr w:type="spellEnd"/>
-      <w:r>
-        <w:rPr>
-          <w:rFonts w:ascii="Times New Roman" w:eastAsia="Times New Roman" w:hAnsi="Times New Roman" w:cs="Times New Roman"/>
-          <w:sz w:val="24"/>
-          <w:szCs w:val="24"/>
-        </w:rPr>
-        <w:t xml:space="preserve"> Girls secondary School (2018-2022)</w:t>
-      </w:r>
-      <w:r>
         <w:t>.</w:t>
       </w:r>
     </w:p>
@@ -3992,22 +4189,36 @@
             </w:pPr>
             <w:r>
               <w:rPr>
-                <w:rFonts w:ascii="Times New Roman" w:eastAsia="SimSun" w:hAnsi="Times New Roman"/>
-                <w:sz w:val="24"/>
-                <w:szCs w:val="24"/>
-              </w:rPr>
-              <w:t xml:space="preserve">Mr. Jeremiah </w:t>
-            </w:r>
-            <w:proofErr w:type="spellStart"/>
-            <w:r>
-              <w:rPr>
-                <w:rFonts w:ascii="Times New Roman" w:eastAsia="SimSun" w:hAnsi="Times New Roman"/>
-                <w:sz w:val="24"/>
-                <w:szCs w:val="24"/>
-              </w:rPr>
-              <w:t>Nguthu</w:t>
-            </w:r>
-            <w:proofErr w:type="spellEnd"/>
+                <w:rFonts w:ascii="Times New Roman" w:hAnsi="Times New Roman"/>
+                <w:sz w:val="24"/>
+                <w:szCs w:val="24"/>
+              </w:rPr>
+              <w:t>Dr. D</w:t>
+            </w:r>
+            <w:r>
+              <w:rPr>
+                <w:rFonts w:ascii="Times New Roman" w:hAnsi="Times New Roman"/>
+                <w:sz w:val="24"/>
+                <w:szCs w:val="24"/>
+              </w:rPr>
+              <w:t xml:space="preserve">uncan </w:t>
+            </w:r>
+            <w:r>
+              <w:rPr>
+                <w:rFonts w:ascii="Times New Roman" w:hAnsi="Times New Roman"/>
+                <w:sz w:val="24"/>
+                <w:szCs w:val="24"/>
+              </w:rPr>
+              <w:t>K</w:t>
+            </w:r>
+            <w:r>
+              <w:rPr>
+                <w:rFonts w:ascii="Times New Roman" w:hAnsi="Times New Roman"/>
+                <w:sz w:val="24"/>
+                <w:szCs w:val="24"/>
+              </w:rPr>
+              <w:t>ioi</w:t>
+            </w:r>
           </w:p>
         </w:tc>
       </w:tr>
@@ -4113,6 +4324,56 @@
               <w:t>: +254 710 218796</w:t>
             </w:r>
           </w:p>
+          <w:p>
+            <w:pPr>
+              <w:jc w:val="both"/>
+              <w:rPr>
+                <w:rFonts w:ascii="Times New Roman" w:hAnsi="Times New Roman"/>
+                <w:sz w:val="24"/>
+                <w:szCs w:val="24"/>
+              </w:rPr>
+            </w:pPr>
+          </w:p>
+          <w:p>
+            <w:pPr>
+              <w:jc w:val="both"/>
+              <w:rPr>
+                <w:rFonts w:ascii="Times New Roman" w:hAnsi="Times New Roman"/>
+                <w:sz w:val="24"/>
+                <w:szCs w:val="24"/>
+              </w:rPr>
+            </w:pPr>
+          </w:p>
+          <w:p>
+            <w:pPr>
+              <w:jc w:val="both"/>
+              <w:rPr>
+                <w:rFonts w:ascii="Times New Roman" w:hAnsi="Times New Roman"/>
+                <w:sz w:val="24"/>
+                <w:szCs w:val="24"/>
+              </w:rPr>
+            </w:pPr>
+          </w:p>
+          <w:p>
+            <w:pPr>
+              <w:jc w:val="both"/>
+              <w:rPr>
+                <w:rFonts w:ascii="Times New Roman" w:hAnsi="Times New Roman"/>
+                <w:sz w:val="24"/>
+                <w:szCs w:val="24"/>
+              </w:rPr>
+            </w:pPr>
+          </w:p>
+          <w:p>
+            <w:pPr>
+              <w:jc w:val="both"/>
+              <w:rPr>
+                <w:rFonts w:ascii="Times New Roman" w:hAnsi="Times New Roman"/>
+                <w:sz w:val="24"/>
+                <w:szCs w:val="24"/>
+              </w:rPr>
+            </w:pPr>
+          </w:p>
         </w:tc>
         <w:tc>
           <w:tcPr>
@@ -4139,7 +4400,7 @@
                 <w:sz w:val="24"/>
                 <w:szCs w:val="24"/>
               </w:rPr>
-              <w:t>Constituency</w:t>
+              <w:t>L</w:t>
             </w:r>
             <w:r>
               <w:rPr>
@@ -4147,7 +4408,7 @@
                 <w:sz w:val="24"/>
                 <w:szCs w:val="24"/>
               </w:rPr>
-              <w:t xml:space="preserve"> </w:t>
+              <w:t>ecturer</w:t>
             </w:r>
             <w:r>
               <w:rPr>
@@ -4155,23 +4416,7 @@
                 <w:sz w:val="24"/>
                 <w:szCs w:val="24"/>
               </w:rPr>
-              <w:t>Coordinator</w:t>
-            </w:r>
-            <w:r>
-              <w:rPr>
-                <w:rFonts w:ascii="Times New Roman" w:eastAsia="SimSun" w:hAnsi="Times New Roman"/>
-                <w:sz w:val="24"/>
-                <w:szCs w:val="24"/>
-              </w:rPr>
-              <w:t xml:space="preserve"> - IEBC</w:t>
-            </w:r>
-            <w:r>
-              <w:rPr>
-                <w:rFonts w:ascii="Times New Roman" w:eastAsia="SimSun" w:hAnsi="Times New Roman"/>
-                <w:sz w:val="24"/>
-                <w:szCs w:val="24"/>
-              </w:rPr>
-              <w:t xml:space="preserve"> </w:t>
+              <w:t>, JKUAT</w:t>
             </w:r>
           </w:p>
           <w:p>
@@ -4183,32 +4428,13 @@
                 <w:szCs w:val="24"/>
               </w:rPr>
             </w:pPr>
-            <w:hyperlink r:id="rId10" w:history="1">
-              <w:r>
-                <w:rPr>
-                  <w:rStyle w:val="Hyperlink"/>
-                  <w:color w:val="000000" w:themeColor="text1"/>
-                </w:rPr>
-                <w:t>n</w:t>
-              </w:r>
-              <w:r>
-                <w:rPr>
-                  <w:rStyle w:val="Hyperlink"/>
-                  <w:rFonts w:ascii="Times New Roman" w:hAnsi="Times New Roman"/>
-                  <w:color w:val="000000" w:themeColor="text1"/>
-                  <w:sz w:val="24"/>
-                  <w:szCs w:val="24"/>
-                </w:rPr>
-                <w:t>guthujm@yahoo.com</w:t>
-              </w:r>
-            </w:hyperlink>
             <w:r>
               <w:rPr>
                 <w:rFonts w:ascii="Times New Roman" w:hAnsi="Times New Roman"/>
                 <w:sz w:val="24"/>
                 <w:szCs w:val="24"/>
               </w:rPr>
-              <w:t xml:space="preserve"> </w:t>
+              <w:t>dkioi@jkuat.ac.ke</w:t>
             </w:r>
           </w:p>
           <w:p>
@@ -4244,7 +4470,15 @@
                 <w:sz w:val="24"/>
                 <w:szCs w:val="24"/>
               </w:rPr>
-              <w:t xml:space="preserve"> +254 721 576104</w:t>
+              <w:t xml:space="preserve"> </w:t>
+            </w:r>
+            <w:r>
+              <w:rPr>
+                <w:rFonts w:ascii="Times New Roman" w:eastAsia="SimSun" w:hAnsi="Times New Roman"/>
+                <w:sz w:val="24"/>
+                <w:szCs w:val="24"/>
+              </w:rPr>
+              <w:t>+254725630386</w:t>
             </w:r>
           </w:p>
           <w:p>
@@ -4275,8 +4509,36 @@
         </w:rPr>
       </w:pPr>
     </w:p>
+    <w:p>
+      <w:pPr>
+        <w:jc w:val="center"/>
+        <w:rPr>
+          <w:rFonts w:ascii="Times New Roman" w:eastAsia="Times New Roman" w:hAnsi="Times New Roman" w:cs="Times New Roman"/>
+          <w:b/>
+          <w:bCs/>
+          <w:kern w:val="0"/>
+          <w:sz w:val="24"/>
+          <w:szCs w:val="24"/>
+          <w14:ligatures w14:val="none"/>
+        </w:rPr>
+      </w:pPr>
+    </w:p>
+    <w:p>
+      <w:pPr>
+        <w:jc w:val="center"/>
+        <w:rPr>
+          <w:rFonts w:ascii="Times New Roman" w:eastAsia="Times New Roman" w:hAnsi="Times New Roman" w:cs="Times New Roman"/>
+          <w:b/>
+          <w:bCs/>
+          <w:kern w:val="0"/>
+          <w:sz w:val="24"/>
+          <w:szCs w:val="24"/>
+          <w14:ligatures w14:val="none"/>
+        </w:rPr>
+      </w:pPr>
+    </w:p>
     <w:sectPr>
-      <w:footerReference w:type="default" r:id="rId11"/>
+      <w:footerReference w:type="default" r:id="rId15"/>
       <w:pgSz w:w="12240" w:h="15840"/>
       <w:pgMar w:top="1440" w:right="1440" w:bottom="1440" w:left="1440" w:header="720" w:footer="720" w:gutter="0"/>
       <w:cols w:space="720"/>
@@ -4352,6 +4614,119 @@
 <file path=word/numbering.xml><?xml version="1.0" encoding="utf-8"?>
 <w:numbering xmlns:wpc="http://schemas.microsoft.com/office/word/2010/wordprocessingCanvas" xmlns:cx="http://schemas.microsoft.com/office/drawing/2014/chartex" xmlns:cx1="http://schemas.microsoft.com/office/drawing/2015/9/8/chartex" xmlns:cx2="http://schemas.microsoft.com/office/drawing/2015/10/21/chartex" xmlns:cx3="http://schemas.microsoft.com/office/drawing/2016/5/9/chartex" xmlns:cx4="http://schemas.microsoft.com/office/drawing/2016/5/10/chartex" xmlns:cx5="http://schemas.microsoft.com/office/drawing/2016/5/11/chartex" xmlns:cx6="http://schemas.microsoft.com/office/drawing/2016/5/12/chartex" xmlns:cx7="http://schemas.microsoft.com/office/drawing/2016/5/13/chartex" xmlns:cx8="http://schemas.microsoft.com/office/drawing/2016/5/14/chartex" xmlns:mc="http://schemas.openxmlformats.org/markup-compatibility/2006" xmlns:aink="http://schemas.microsoft.com/office/drawing/2016/ink" xmlns:am3d="http://schemas.microsoft.com/office/drawing/2017/model3d" xmlns:o="urn:schemas-microsoft-com:office:office" xmlns:r="http://schemas.openxmlformats.org/officeDocument/2006/relationships" xmlns:m="http://schemas.openxmlformats.org/officeDocument/2006/math" xmlns:v="urn:schemas-microsoft-com:vml" xmlns:wp14="http://schemas.microsoft.com/office/word/2010/wordprocessingDrawing" xmlns:wp="http://schemas.openxmlformats.org/drawingml/2006/wordprocessingDrawing" xmlns:w10="urn:schemas-microsoft-com:office:word" xmlns:w="http://schemas.openxmlformats.org/wordprocessingml/2006/main" xmlns:w14="http://schemas.microsoft.com/office/word/2010/wordml" xmlns:w15="http://schemas.microsoft.com/office/word/2012/wordml" xmlns:w16cex="http://schemas.microsoft.com/office/word/2018/wordml/cex" xmlns:w16cid="http://schemas.microsoft.com/office/word/2016/wordml/cid" xmlns:w16="http://schemas.microsoft.com/office/word/2018/wordml" xmlns:w16sdtdh="http://schemas.microsoft.com/office/word/2020/wordml/sdtdatahash" xmlns:w16se="http://schemas.microsoft.com/office/word/2015/wordml/symex" xmlns:wpg="http://schemas.microsoft.com/office/word/2010/wordprocessingGroup" xmlns:wpi="http://schemas.microsoft.com/office/word/2010/wordprocessingInk" xmlns:wne="http://schemas.microsoft.com/office/word/2006/wordml" xmlns:wps="http://schemas.microsoft.com/office/word/2010/wordprocessingShape" mc:Ignorable="w14 w15 w16se w16cid w16 w16cex w16sdtdh wp14">
   <w:abstractNum w:abstractNumId="0" w15:restartNumberingAfterBreak="0">
+    <w:nsid w:val="0ED07D94"/>
+    <w:multiLevelType w:val="hybridMultilevel"/>
+    <w:tmpl w:val="CEE25F3E"/>
+    <w:lvl w:ilvl="0" w:tplc="04090003">
+      <w:start w:val="1"/>
+      <w:numFmt w:val="bullet"/>
+      <w:lvlText w:val="o"/>
+      <w:lvlJc w:val="left"/>
+      <w:pPr>
+        <w:ind w:left="630" w:hanging="360"/>
+      </w:pPr>
+      <w:rPr>
+        <w:rFonts w:ascii="Courier New" w:hAnsi="Courier New" w:hint="default"/>
+      </w:rPr>
+    </w:lvl>
+    <w:lvl w:ilvl="1" w:tplc="04090003" w:tentative="1">
+      <w:start w:val="1"/>
+      <w:numFmt w:val="bullet"/>
+      <w:lvlText w:val="o"/>
+      <w:lvlJc w:val="left"/>
+      <w:pPr>
+        <w:ind w:left="1350" w:hanging="360"/>
+      </w:pPr>
+      <w:rPr>
+        <w:rFonts w:ascii="Courier New" w:hAnsi="Courier New" w:cs="Courier New" w:hint="default"/>
+      </w:rPr>
+    </w:lvl>
+    <w:lvl w:ilvl="2" w:tplc="04090005" w:tentative="1">
+      <w:start w:val="1"/>
+      <w:numFmt w:val="bullet"/>
+      <w:lvlText w:val=""/>
+      <w:lvlJc w:val="left"/>
+      <w:pPr>
+        <w:ind w:left="2070" w:hanging="360"/>
+      </w:pPr>
+      <w:rPr>
+        <w:rFonts w:ascii="Wingdings" w:hAnsi="Wingdings" w:hint="default"/>
+      </w:rPr>
+    </w:lvl>
+    <w:lvl w:ilvl="3" w:tplc="04090001" w:tentative="1">
+      <w:start w:val="1"/>
+      <w:numFmt w:val="bullet"/>
+      <w:lvlText w:val=""/>
+      <w:lvlJc w:val="left"/>
+      <w:pPr>
+        <w:ind w:left="2790" w:hanging="360"/>
+      </w:pPr>
+      <w:rPr>
+        <w:rFonts w:ascii="Symbol" w:hAnsi="Symbol" w:hint="default"/>
+      </w:rPr>
+    </w:lvl>
+    <w:lvl w:ilvl="4" w:tplc="04090003" w:tentative="1">
+      <w:start w:val="1"/>
+      <w:numFmt w:val="bullet"/>
+      <w:lvlText w:val="o"/>
+      <w:lvlJc w:val="left"/>
+      <w:pPr>
+        <w:ind w:left="3510" w:hanging="360"/>
+      </w:pPr>
+      <w:rPr>
+        <w:rFonts w:ascii="Courier New" w:hAnsi="Courier New" w:cs="Courier New" w:hint="default"/>
+      </w:rPr>
+    </w:lvl>
+    <w:lvl w:ilvl="5" w:tplc="04090005" w:tentative="1">
+      <w:start w:val="1"/>
+      <w:numFmt w:val="bullet"/>
+      <w:lvlText w:val=""/>
+      <w:lvlJc w:val="left"/>
+      <w:pPr>
+        <w:ind w:left="4230" w:hanging="360"/>
+      </w:pPr>
+      <w:rPr>
+        <w:rFonts w:ascii="Wingdings" w:hAnsi="Wingdings" w:hint="default"/>
+      </w:rPr>
+    </w:lvl>
+    <w:lvl w:ilvl="6" w:tplc="04090001" w:tentative="1">
+      <w:start w:val="1"/>
+      <w:numFmt w:val="bullet"/>
+      <w:lvlText w:val=""/>
+      <w:lvlJc w:val="left"/>
+      <w:pPr>
+        <w:ind w:left="4950" w:hanging="360"/>
+      </w:pPr>
+      <w:rPr>
+        <w:rFonts w:ascii="Symbol" w:hAnsi="Symbol" w:hint="default"/>
+      </w:rPr>
+    </w:lvl>
+    <w:lvl w:ilvl="7" w:tplc="04090003" w:tentative="1">
+      <w:start w:val="1"/>
+      <w:numFmt w:val="bullet"/>
+      <w:lvlText w:val="o"/>
+      <w:lvlJc w:val="left"/>
+      <w:pPr>
+        <w:ind w:left="5670" w:hanging="360"/>
+      </w:pPr>
+      <w:rPr>
+        <w:rFonts w:ascii="Courier New" w:hAnsi="Courier New" w:cs="Courier New" w:hint="default"/>
+      </w:rPr>
+    </w:lvl>
+    <w:lvl w:ilvl="8" w:tplc="04090005" w:tentative="1">
+      <w:start w:val="1"/>
+      <w:numFmt w:val="bullet"/>
+      <w:lvlText w:val=""/>
+      <w:lvlJc w:val="left"/>
+      <w:pPr>
+        <w:ind w:left="6390" w:hanging="360"/>
+      </w:pPr>
+      <w:rPr>
+        <w:rFonts w:ascii="Wingdings" w:hAnsi="Wingdings" w:hint="default"/>
+      </w:rPr>
+    </w:lvl>
+  </w:abstractNum>
+  <w:abstractNum w:abstractNumId="1" w15:restartNumberingAfterBreak="0">
     <w:nsid w:val="142C189C"/>
     <w:multiLevelType w:val="hybridMultilevel"/>
     <w:tmpl w:val="2B50E73C"/>
@@ -4464,7 +4839,7 @@
       </w:rPr>
     </w:lvl>
   </w:abstractNum>
-  <w:abstractNum w:abstractNumId="1" w15:restartNumberingAfterBreak="0">
+  <w:abstractNum w:abstractNumId="2" w15:restartNumberingAfterBreak="0">
     <w:nsid w:val="1F176B73"/>
     <w:multiLevelType w:val="hybridMultilevel"/>
     <w:tmpl w:val="F6141482"/>
@@ -4577,7 +4952,7 @@
       </w:rPr>
     </w:lvl>
   </w:abstractNum>
-  <w:abstractNum w:abstractNumId="2" w15:restartNumberingAfterBreak="0">
+  <w:abstractNum w:abstractNumId="3" w15:restartNumberingAfterBreak="0">
     <w:nsid w:val="20D96D2D"/>
     <w:multiLevelType w:val="hybridMultilevel"/>
     <w:tmpl w:val="25381ADA"/>
@@ -4690,7 +5065,120 @@
       </w:rPr>
     </w:lvl>
   </w:abstractNum>
-  <w:abstractNum w:abstractNumId="3" w15:restartNumberingAfterBreak="0">
+  <w:abstractNum w:abstractNumId="4" w15:restartNumberingAfterBreak="0">
+    <w:nsid w:val="23E4202F"/>
+    <w:multiLevelType w:val="hybridMultilevel"/>
+    <w:tmpl w:val="AD6EC06E"/>
+    <w:lvl w:ilvl="0" w:tplc="04090003">
+      <w:start w:val="1"/>
+      <w:numFmt w:val="bullet"/>
+      <w:lvlText w:val="o"/>
+      <w:lvlJc w:val="left"/>
+      <w:pPr>
+        <w:ind w:left="720" w:hanging="360"/>
+      </w:pPr>
+      <w:rPr>
+        <w:rFonts w:ascii="Courier New" w:hAnsi="Courier New" w:hint="default"/>
+      </w:rPr>
+    </w:lvl>
+    <w:lvl w:ilvl="1" w:tplc="FFFFFFFF" w:tentative="1">
+      <w:start w:val="1"/>
+      <w:numFmt w:val="bullet"/>
+      <w:lvlText w:val="o"/>
+      <w:lvlJc w:val="left"/>
+      <w:pPr>
+        <w:ind w:left="1440" w:hanging="360"/>
+      </w:pPr>
+      <w:rPr>
+        <w:rFonts w:ascii="Courier New" w:hAnsi="Courier New" w:cs="Courier New" w:hint="default"/>
+      </w:rPr>
+    </w:lvl>
+    <w:lvl w:ilvl="2" w:tplc="FFFFFFFF" w:tentative="1">
+      <w:start w:val="1"/>
+      <w:numFmt w:val="bullet"/>
+      <w:lvlText w:val=""/>
+      <w:lvlJc w:val="left"/>
+      <w:pPr>
+        <w:ind w:left="2160" w:hanging="360"/>
+      </w:pPr>
+      <w:rPr>
+        <w:rFonts w:ascii="Wingdings" w:hAnsi="Wingdings" w:hint="default"/>
+      </w:rPr>
+    </w:lvl>
+    <w:lvl w:ilvl="3" w:tplc="FFFFFFFF" w:tentative="1">
+      <w:start w:val="1"/>
+      <w:numFmt w:val="bullet"/>
+      <w:lvlText w:val=""/>
+      <w:lvlJc w:val="left"/>
+      <w:pPr>
+        <w:ind w:left="2880" w:hanging="360"/>
+      </w:pPr>
+      <w:rPr>
+        <w:rFonts w:ascii="Symbol" w:hAnsi="Symbol" w:hint="default"/>
+      </w:rPr>
+    </w:lvl>
+    <w:lvl w:ilvl="4" w:tplc="FFFFFFFF" w:tentative="1">
+      <w:start w:val="1"/>
+      <w:numFmt w:val="bullet"/>
+      <w:lvlText w:val="o"/>
+      <w:lvlJc w:val="left"/>
+      <w:pPr>
+        <w:ind w:left="3600" w:hanging="360"/>
+      </w:pPr>
+      <w:rPr>
+        <w:rFonts w:ascii="Courier New" w:hAnsi="Courier New" w:cs="Courier New" w:hint="default"/>
+      </w:rPr>
+    </w:lvl>
+    <w:lvl w:ilvl="5" w:tplc="FFFFFFFF" w:tentative="1">
+      <w:start w:val="1"/>
+      <w:numFmt w:val="bullet"/>
+      <w:lvlText w:val=""/>
+      <w:lvlJc w:val="left"/>
+      <w:pPr>
+        <w:ind w:left="4320" w:hanging="360"/>
+      </w:pPr>
+      <w:rPr>
+        <w:rFonts w:ascii="Wingdings" w:hAnsi="Wingdings" w:hint="default"/>
+      </w:rPr>
+    </w:lvl>
+    <w:lvl w:ilvl="6" w:tplc="FFFFFFFF" w:tentative="1">
+      <w:start w:val="1"/>
+      <w:numFmt w:val="bullet"/>
+      <w:lvlText w:val=""/>
+      <w:lvlJc w:val="left"/>
+      <w:pPr>
+        <w:ind w:left="5040" w:hanging="360"/>
+      </w:pPr>
+      <w:rPr>
+        <w:rFonts w:ascii="Symbol" w:hAnsi="Symbol" w:hint="default"/>
+      </w:rPr>
+    </w:lvl>
+    <w:lvl w:ilvl="7" w:tplc="FFFFFFFF" w:tentative="1">
+      <w:start w:val="1"/>
+      <w:numFmt w:val="bullet"/>
+      <w:lvlText w:val="o"/>
+      <w:lvlJc w:val="left"/>
+      <w:pPr>
+        <w:ind w:left="5760" w:hanging="360"/>
+      </w:pPr>
+      <w:rPr>
+        <w:rFonts w:ascii="Courier New" w:hAnsi="Courier New" w:cs="Courier New" w:hint="default"/>
+      </w:rPr>
+    </w:lvl>
+    <w:lvl w:ilvl="8" w:tplc="FFFFFFFF" w:tentative="1">
+      <w:start w:val="1"/>
+      <w:numFmt w:val="bullet"/>
+      <w:lvlText w:val=""/>
+      <w:lvlJc w:val="left"/>
+      <w:pPr>
+        <w:ind w:left="6480" w:hanging="360"/>
+      </w:pPr>
+      <w:rPr>
+        <w:rFonts w:ascii="Wingdings" w:hAnsi="Wingdings" w:hint="default"/>
+      </w:rPr>
+    </w:lvl>
+  </w:abstractNum>
+  <w:abstractNum w:abstractNumId="5" w15:restartNumberingAfterBreak="0">
     <w:nsid w:val="29914F52"/>
     <w:multiLevelType w:val="hybridMultilevel"/>
     <w:tmpl w:val="FFFFFFFF"/>
@@ -4803,7 +5291,7 @@
       </w:rPr>
     </w:lvl>
   </w:abstractNum>
-  <w:abstractNum w:abstractNumId="4" w15:restartNumberingAfterBreak="0">
+  <w:abstractNum w:abstractNumId="6" w15:restartNumberingAfterBreak="0">
     <w:nsid w:val="30C646B9"/>
     <w:multiLevelType w:val="hybridMultilevel"/>
     <w:tmpl w:val="14BCEF8E"/>
@@ -4916,7 +5404,120 @@
       </w:rPr>
     </w:lvl>
   </w:abstractNum>
-  <w:abstractNum w:abstractNumId="5" w15:restartNumberingAfterBreak="0">
+  <w:abstractNum w:abstractNumId="7" w15:restartNumberingAfterBreak="0">
+    <w:nsid w:val="351643B4"/>
+    <w:multiLevelType w:val="hybridMultilevel"/>
+    <w:tmpl w:val="31DE5E3E"/>
+    <w:lvl w:ilvl="0" w:tplc="04090003">
+      <w:start w:val="1"/>
+      <w:numFmt w:val="bullet"/>
+      <w:lvlText w:val="o"/>
+      <w:lvlJc w:val="left"/>
+      <w:pPr>
+        <w:ind w:left="720" w:hanging="360"/>
+      </w:pPr>
+      <w:rPr>
+        <w:rFonts w:ascii="Courier New" w:hAnsi="Courier New" w:hint="default"/>
+      </w:rPr>
+    </w:lvl>
+    <w:lvl w:ilvl="1" w:tplc="04090003" w:tentative="1">
+      <w:start w:val="1"/>
+      <w:numFmt w:val="bullet"/>
+      <w:lvlText w:val="o"/>
+      <w:lvlJc w:val="left"/>
+      <w:pPr>
+        <w:ind w:left="1440" w:hanging="360"/>
+      </w:pPr>
+      <w:rPr>
+        <w:rFonts w:ascii="Courier New" w:hAnsi="Courier New" w:cs="Courier New" w:hint="default"/>
+      </w:rPr>
+    </w:lvl>
+    <w:lvl w:ilvl="2" w:tplc="04090005" w:tentative="1">
+      <w:start w:val="1"/>
+      <w:numFmt w:val="bullet"/>
+      <w:lvlText w:val=""/>
+      <w:lvlJc w:val="left"/>
+      <w:pPr>
+        <w:ind w:left="2160" w:hanging="360"/>
+      </w:pPr>
+      <w:rPr>
+        <w:rFonts w:ascii="Wingdings" w:hAnsi="Wingdings" w:hint="default"/>
+      </w:rPr>
+    </w:lvl>
+    <w:lvl w:ilvl="3" w:tplc="04090001" w:tentative="1">
+      <w:start w:val="1"/>
+      <w:numFmt w:val="bullet"/>
+      <w:lvlText w:val=""/>
+      <w:lvlJc w:val="left"/>
+      <w:pPr>
+        <w:ind w:left="2880" w:hanging="360"/>
+      </w:pPr>
+      <w:rPr>
+        <w:rFonts w:ascii="Symbol" w:hAnsi="Symbol" w:hint="default"/>
+      </w:rPr>
+    </w:lvl>
+    <w:lvl w:ilvl="4" w:tplc="04090003" w:tentative="1">
+      <w:start w:val="1"/>
+      <w:numFmt w:val="bullet"/>
+      <w:lvlText w:val="o"/>
+      <w:lvlJc w:val="left"/>
+      <w:pPr>
+        <w:ind w:left="3600" w:hanging="360"/>
+      </w:pPr>
+      <w:rPr>
+        <w:rFonts w:ascii="Courier New" w:hAnsi="Courier New" w:cs="Courier New" w:hint="default"/>
+      </w:rPr>
+    </w:lvl>
+    <w:lvl w:ilvl="5" w:tplc="04090005" w:tentative="1">
+      <w:start w:val="1"/>
+      <w:numFmt w:val="bullet"/>
+      <w:lvlText w:val=""/>
+      <w:lvlJc w:val="left"/>
+      <w:pPr>
+        <w:ind w:left="4320" w:hanging="360"/>
+      </w:pPr>
+      <w:rPr>
+        <w:rFonts w:ascii="Wingdings" w:hAnsi="Wingdings" w:hint="default"/>
+      </w:rPr>
+    </w:lvl>
+    <w:lvl w:ilvl="6" w:tplc="04090001" w:tentative="1">
+      <w:start w:val="1"/>
+      <w:numFmt w:val="bullet"/>
+      <w:lvlText w:val=""/>
+      <w:lvlJc w:val="left"/>
+      <w:pPr>
+        <w:ind w:left="5040" w:hanging="360"/>
+      </w:pPr>
+      <w:rPr>
+        <w:rFonts w:ascii="Symbol" w:hAnsi="Symbol" w:hint="default"/>
+      </w:rPr>
+    </w:lvl>
+    <w:lvl w:ilvl="7" w:tplc="04090003" w:tentative="1">
+      <w:start w:val="1"/>
+      <w:numFmt w:val="bullet"/>
+      <w:lvlText w:val="o"/>
+      <w:lvlJc w:val="left"/>
+      <w:pPr>
+        <w:ind w:left="5760" w:hanging="360"/>
+      </w:pPr>
+      <w:rPr>
+        <w:rFonts w:ascii="Courier New" w:hAnsi="Courier New" w:cs="Courier New" w:hint="default"/>
+      </w:rPr>
+    </w:lvl>
+    <w:lvl w:ilvl="8" w:tplc="04090005" w:tentative="1">
+      <w:start w:val="1"/>
+      <w:numFmt w:val="bullet"/>
+      <w:lvlText w:val=""/>
+      <w:lvlJc w:val="left"/>
+      <w:pPr>
+        <w:ind w:left="6480" w:hanging="360"/>
+      </w:pPr>
+      <w:rPr>
+        <w:rFonts w:ascii="Wingdings" w:hAnsi="Wingdings" w:hint="default"/>
+      </w:rPr>
+    </w:lvl>
+  </w:abstractNum>
+  <w:abstractNum w:abstractNumId="8" w15:restartNumberingAfterBreak="0">
     <w:nsid w:val="3E54558D"/>
     <w:multiLevelType w:val="hybridMultilevel"/>
     <w:tmpl w:val="6E2284B0"/>
@@ -5029,7 +5630,120 @@
       </w:rPr>
     </w:lvl>
   </w:abstractNum>
-  <w:abstractNum w:abstractNumId="6" w15:restartNumberingAfterBreak="0">
+  <w:abstractNum w:abstractNumId="9" w15:restartNumberingAfterBreak="0">
+    <w:nsid w:val="3FC82230"/>
+    <w:multiLevelType w:val="hybridMultilevel"/>
+    <w:tmpl w:val="96244C0C"/>
+    <w:lvl w:ilvl="0" w:tplc="04090003">
+      <w:start w:val="1"/>
+      <w:numFmt w:val="bullet"/>
+      <w:lvlText w:val="o"/>
+      <w:lvlJc w:val="left"/>
+      <w:pPr>
+        <w:ind w:left="720" w:hanging="360"/>
+      </w:pPr>
+      <w:rPr>
+        <w:rFonts w:ascii="Courier New" w:hAnsi="Courier New" w:hint="default"/>
+      </w:rPr>
+    </w:lvl>
+    <w:lvl w:ilvl="1" w:tplc="04090003" w:tentative="1">
+      <w:start w:val="1"/>
+      <w:numFmt w:val="bullet"/>
+      <w:lvlText w:val="o"/>
+      <w:lvlJc w:val="left"/>
+      <w:pPr>
+        <w:ind w:left="1440" w:hanging="360"/>
+      </w:pPr>
+      <w:rPr>
+        <w:rFonts w:ascii="Courier New" w:hAnsi="Courier New" w:cs="Courier New" w:hint="default"/>
+      </w:rPr>
+    </w:lvl>
+    <w:lvl w:ilvl="2" w:tplc="04090005" w:tentative="1">
+      <w:start w:val="1"/>
+      <w:numFmt w:val="bullet"/>
+      <w:lvlText w:val=""/>
+      <w:lvlJc w:val="left"/>
+      <w:pPr>
+        <w:ind w:left="2160" w:hanging="360"/>
+      </w:pPr>
+      <w:rPr>
+        <w:rFonts w:ascii="Wingdings" w:hAnsi="Wingdings" w:hint="default"/>
+      </w:rPr>
+    </w:lvl>
+    <w:lvl w:ilvl="3" w:tplc="04090001" w:tentative="1">
+      <w:start w:val="1"/>
+      <w:numFmt w:val="bullet"/>
+      <w:lvlText w:val=""/>
+      <w:lvlJc w:val="left"/>
+      <w:pPr>
+        <w:ind w:left="2880" w:hanging="360"/>
+      </w:pPr>
+      <w:rPr>
+        <w:rFonts w:ascii="Symbol" w:hAnsi="Symbol" w:hint="default"/>
+      </w:rPr>
+    </w:lvl>
+    <w:lvl w:ilvl="4" w:tplc="04090003" w:tentative="1">
+      <w:start w:val="1"/>
+      <w:numFmt w:val="bullet"/>
+      <w:lvlText w:val="o"/>
+      <w:lvlJc w:val="left"/>
+      <w:pPr>
+        <w:ind w:left="3600" w:hanging="360"/>
+      </w:pPr>
+      <w:rPr>
+        <w:rFonts w:ascii="Courier New" w:hAnsi="Courier New" w:cs="Courier New" w:hint="default"/>
+      </w:rPr>
+    </w:lvl>
+    <w:lvl w:ilvl="5" w:tplc="04090005" w:tentative="1">
+      <w:start w:val="1"/>
+      <w:numFmt w:val="bullet"/>
+      <w:lvlText w:val=""/>
+      <w:lvlJc w:val="left"/>
+      <w:pPr>
+        <w:ind w:left="4320" w:hanging="360"/>
+      </w:pPr>
+      <w:rPr>
+        <w:rFonts w:ascii="Wingdings" w:hAnsi="Wingdings" w:hint="default"/>
+      </w:rPr>
+    </w:lvl>
+    <w:lvl w:ilvl="6" w:tplc="04090001" w:tentative="1">
+      <w:start w:val="1"/>
+      <w:numFmt w:val="bullet"/>
+      <w:lvlText w:val=""/>
+      <w:lvlJc w:val="left"/>
+      <w:pPr>
+        <w:ind w:left="5040" w:hanging="360"/>
+      </w:pPr>
+      <w:rPr>
+        <w:rFonts w:ascii="Symbol" w:hAnsi="Symbol" w:hint="default"/>
+      </w:rPr>
+    </w:lvl>
+    <w:lvl w:ilvl="7" w:tplc="04090003" w:tentative="1">
+      <w:start w:val="1"/>
+      <w:numFmt w:val="bullet"/>
+      <w:lvlText w:val="o"/>
+      <w:lvlJc w:val="left"/>
+      <w:pPr>
+        <w:ind w:left="5760" w:hanging="360"/>
+      </w:pPr>
+      <w:rPr>
+        <w:rFonts w:ascii="Courier New" w:hAnsi="Courier New" w:cs="Courier New" w:hint="default"/>
+      </w:rPr>
+    </w:lvl>
+    <w:lvl w:ilvl="8" w:tplc="04090005" w:tentative="1">
+      <w:start w:val="1"/>
+      <w:numFmt w:val="bullet"/>
+      <w:lvlText w:val=""/>
+      <w:lvlJc w:val="left"/>
+      <w:pPr>
+        <w:ind w:left="6480" w:hanging="360"/>
+      </w:pPr>
+      <w:rPr>
+        <w:rFonts w:ascii="Wingdings" w:hAnsi="Wingdings" w:hint="default"/>
+      </w:rPr>
+    </w:lvl>
+  </w:abstractNum>
+  <w:abstractNum w:abstractNumId="10" w15:restartNumberingAfterBreak="0">
     <w:nsid w:val="42EF0F3C"/>
     <w:multiLevelType w:val="hybridMultilevel"/>
     <w:tmpl w:val="8668BEC4"/>
@@ -5118,7 +5832,7 @@
       </w:pPr>
     </w:lvl>
   </w:abstractNum>
-  <w:abstractNum w:abstractNumId="7" w15:restartNumberingAfterBreak="0">
+  <w:abstractNum w:abstractNumId="11" w15:restartNumberingAfterBreak="0">
     <w:nsid w:val="44CD356F"/>
     <w:multiLevelType w:val="hybridMultilevel"/>
     <w:tmpl w:val="3D9E4862"/>
@@ -5231,10 +5945,236 @@
       </w:rPr>
     </w:lvl>
   </w:abstractNum>
-  <w:abstractNum w:abstractNumId="8" w15:restartNumberingAfterBreak="0">
+  <w:abstractNum w:abstractNumId="12" w15:restartNumberingAfterBreak="0">
+    <w:nsid w:val="5BB20F72"/>
+    <w:multiLevelType w:val="hybridMultilevel"/>
+    <w:tmpl w:val="6F02F8D2"/>
+    <w:lvl w:ilvl="0" w:tplc="04090003">
+      <w:start w:val="1"/>
+      <w:numFmt w:val="bullet"/>
+      <w:lvlText w:val="o"/>
+      <w:lvlJc w:val="left"/>
+      <w:pPr>
+        <w:ind w:left="720" w:hanging="360"/>
+      </w:pPr>
+      <w:rPr>
+        <w:rFonts w:ascii="Courier New" w:hAnsi="Courier New" w:cs="Courier New" w:hint="default"/>
+      </w:rPr>
+    </w:lvl>
+    <w:lvl w:ilvl="1" w:tplc="04090003" w:tentative="1">
+      <w:start w:val="1"/>
+      <w:numFmt w:val="bullet"/>
+      <w:lvlText w:val="o"/>
+      <w:lvlJc w:val="left"/>
+      <w:pPr>
+        <w:ind w:left="1440" w:hanging="360"/>
+      </w:pPr>
+      <w:rPr>
+        <w:rFonts w:ascii="Courier New" w:hAnsi="Courier New" w:cs="Courier New" w:hint="default"/>
+      </w:rPr>
+    </w:lvl>
+    <w:lvl w:ilvl="2" w:tplc="04090005" w:tentative="1">
+      <w:start w:val="1"/>
+      <w:numFmt w:val="bullet"/>
+      <w:lvlText w:val=""/>
+      <w:lvlJc w:val="left"/>
+      <w:pPr>
+        <w:ind w:left="2160" w:hanging="360"/>
+      </w:pPr>
+      <w:rPr>
+        <w:rFonts w:ascii="Wingdings" w:hAnsi="Wingdings" w:hint="default"/>
+      </w:rPr>
+    </w:lvl>
+    <w:lvl w:ilvl="3" w:tplc="04090001" w:tentative="1">
+      <w:start w:val="1"/>
+      <w:numFmt w:val="bullet"/>
+      <w:lvlText w:val=""/>
+      <w:lvlJc w:val="left"/>
+      <w:pPr>
+        <w:ind w:left="2880" w:hanging="360"/>
+      </w:pPr>
+      <w:rPr>
+        <w:rFonts w:ascii="Symbol" w:hAnsi="Symbol" w:hint="default"/>
+      </w:rPr>
+    </w:lvl>
+    <w:lvl w:ilvl="4" w:tplc="04090003" w:tentative="1">
+      <w:start w:val="1"/>
+      <w:numFmt w:val="bullet"/>
+      <w:lvlText w:val="o"/>
+      <w:lvlJc w:val="left"/>
+      <w:pPr>
+        <w:ind w:left="3600" w:hanging="360"/>
+      </w:pPr>
+      <w:rPr>
+        <w:rFonts w:ascii="Courier New" w:hAnsi="Courier New" w:cs="Courier New" w:hint="default"/>
+      </w:rPr>
+    </w:lvl>
+    <w:lvl w:ilvl="5" w:tplc="04090005" w:tentative="1">
+      <w:start w:val="1"/>
+      <w:numFmt w:val="bullet"/>
+      <w:lvlText w:val=""/>
+      <w:lvlJc w:val="left"/>
+      <w:pPr>
+        <w:ind w:left="4320" w:hanging="360"/>
+      </w:pPr>
+      <w:rPr>
+        <w:rFonts w:ascii="Wingdings" w:hAnsi="Wingdings" w:hint="default"/>
+      </w:rPr>
+    </w:lvl>
+    <w:lvl w:ilvl="6" w:tplc="04090001" w:tentative="1">
+      <w:start w:val="1"/>
+      <w:numFmt w:val="bullet"/>
+      <w:lvlText w:val=""/>
+      <w:lvlJc w:val="left"/>
+      <w:pPr>
+        <w:ind w:left="5040" w:hanging="360"/>
+      </w:pPr>
+      <w:rPr>
+        <w:rFonts w:ascii="Symbol" w:hAnsi="Symbol" w:hint="default"/>
+      </w:rPr>
+    </w:lvl>
+    <w:lvl w:ilvl="7" w:tplc="04090003" w:tentative="1">
+      <w:start w:val="1"/>
+      <w:numFmt w:val="bullet"/>
+      <w:lvlText w:val="o"/>
+      <w:lvlJc w:val="left"/>
+      <w:pPr>
+        <w:ind w:left="5760" w:hanging="360"/>
+      </w:pPr>
+      <w:rPr>
+        <w:rFonts w:ascii="Courier New" w:hAnsi="Courier New" w:cs="Courier New" w:hint="default"/>
+      </w:rPr>
+    </w:lvl>
+    <w:lvl w:ilvl="8" w:tplc="04090005" w:tentative="1">
+      <w:start w:val="1"/>
+      <w:numFmt w:val="bullet"/>
+      <w:lvlText w:val=""/>
+      <w:lvlJc w:val="left"/>
+      <w:pPr>
+        <w:ind w:left="6480" w:hanging="360"/>
+      </w:pPr>
+      <w:rPr>
+        <w:rFonts w:ascii="Wingdings" w:hAnsi="Wingdings" w:hint="default"/>
+      </w:rPr>
+    </w:lvl>
+  </w:abstractNum>
+  <w:abstractNum w:abstractNumId="13" w15:restartNumberingAfterBreak="0">
+    <w:nsid w:val="60933F46"/>
+    <w:multiLevelType w:val="hybridMultilevel"/>
+    <w:tmpl w:val="54CA1CA4"/>
+    <w:lvl w:ilvl="0" w:tplc="04090003">
+      <w:start w:val="1"/>
+      <w:numFmt w:val="bullet"/>
+      <w:lvlText w:val="o"/>
+      <w:lvlJc w:val="left"/>
+      <w:pPr>
+        <w:ind w:left="720" w:hanging="360"/>
+      </w:pPr>
+      <w:rPr>
+        <w:rFonts w:ascii="Courier New" w:hAnsi="Courier New" w:hint="default"/>
+      </w:rPr>
+    </w:lvl>
+    <w:lvl w:ilvl="1" w:tplc="04090003" w:tentative="1">
+      <w:start w:val="1"/>
+      <w:numFmt w:val="bullet"/>
+      <w:lvlText w:val="o"/>
+      <w:lvlJc w:val="left"/>
+      <w:pPr>
+        <w:ind w:left="1440" w:hanging="360"/>
+      </w:pPr>
+      <w:rPr>
+        <w:rFonts w:ascii="Courier New" w:hAnsi="Courier New" w:cs="Courier New" w:hint="default"/>
+      </w:rPr>
+    </w:lvl>
+    <w:lvl w:ilvl="2" w:tplc="04090005" w:tentative="1">
+      <w:start w:val="1"/>
+      <w:numFmt w:val="bullet"/>
+      <w:lvlText w:val=""/>
+      <w:lvlJc w:val="left"/>
+      <w:pPr>
+        <w:ind w:left="2160" w:hanging="360"/>
+      </w:pPr>
+      <w:rPr>
+        <w:rFonts w:ascii="Wingdings" w:hAnsi="Wingdings" w:hint="default"/>
+      </w:rPr>
+    </w:lvl>
+    <w:lvl w:ilvl="3" w:tplc="04090001" w:tentative="1">
+      <w:start w:val="1"/>
+      <w:numFmt w:val="bullet"/>
+      <w:lvlText w:val=""/>
+      <w:lvlJc w:val="left"/>
+      <w:pPr>
+        <w:ind w:left="2880" w:hanging="360"/>
+      </w:pPr>
+      <w:rPr>
+        <w:rFonts w:ascii="Symbol" w:hAnsi="Symbol" w:hint="default"/>
+      </w:rPr>
+    </w:lvl>
+    <w:lvl w:ilvl="4" w:tplc="04090003" w:tentative="1">
+      <w:start w:val="1"/>
+      <w:numFmt w:val="bullet"/>
+      <w:lvlText w:val="o"/>
+      <w:lvlJc w:val="left"/>
+      <w:pPr>
+        <w:ind w:left="3600" w:hanging="360"/>
+      </w:pPr>
+      <w:rPr>
+        <w:rFonts w:ascii="Courier New" w:hAnsi="Courier New" w:cs="Courier New" w:hint="default"/>
+      </w:rPr>
+    </w:lvl>
+    <w:lvl w:ilvl="5" w:tplc="04090005" w:tentative="1">
+      <w:start w:val="1"/>
+      <w:numFmt w:val="bullet"/>
+      <w:lvlText w:val=""/>
+      <w:lvlJc w:val="left"/>
+      <w:pPr>
+        <w:ind w:left="4320" w:hanging="360"/>
+      </w:pPr>
+      <w:rPr>
+        <w:rFonts w:ascii="Wingdings" w:hAnsi="Wingdings" w:hint="default"/>
+      </w:rPr>
+    </w:lvl>
+    <w:lvl w:ilvl="6" w:tplc="04090001" w:tentative="1">
+      <w:start w:val="1"/>
+      <w:numFmt w:val="bullet"/>
+      <w:lvlText w:val=""/>
+      <w:lvlJc w:val="left"/>
+      <w:pPr>
+        <w:ind w:left="5040" w:hanging="360"/>
+      </w:pPr>
+      <w:rPr>
+        <w:rFonts w:ascii="Symbol" w:hAnsi="Symbol" w:hint="default"/>
+      </w:rPr>
+    </w:lvl>
+    <w:lvl w:ilvl="7" w:tplc="04090003" w:tentative="1">
+      <w:start w:val="1"/>
+      <w:numFmt w:val="bullet"/>
+      <w:lvlText w:val="o"/>
+      <w:lvlJc w:val="left"/>
+      <w:pPr>
+        <w:ind w:left="5760" w:hanging="360"/>
+      </w:pPr>
+      <w:rPr>
+        <w:rFonts w:ascii="Courier New" w:hAnsi="Courier New" w:cs="Courier New" w:hint="default"/>
+      </w:rPr>
+    </w:lvl>
+    <w:lvl w:ilvl="8" w:tplc="04090005" w:tentative="1">
+      <w:start w:val="1"/>
+      <w:numFmt w:val="bullet"/>
+      <w:lvlText w:val=""/>
+      <w:lvlJc w:val="left"/>
+      <w:pPr>
+        <w:ind w:left="6480" w:hanging="360"/>
+      </w:pPr>
+      <w:rPr>
+        <w:rFonts w:ascii="Wingdings" w:hAnsi="Wingdings" w:hint="default"/>
+      </w:rPr>
+    </w:lvl>
+  </w:abstractNum>
+  <w:abstractNum w:abstractNumId="14" w15:restartNumberingAfterBreak="0">
     <w:nsid w:val="63394D22"/>
     <w:multiLevelType w:val="hybridMultilevel"/>
-    <w:tmpl w:val="2A92A338"/>
+    <w:tmpl w:val="0E508468"/>
     <w:lvl w:ilvl="0" w:tplc="04090003">
       <w:start w:val="1"/>
       <w:numFmt w:val="bullet"/>
@@ -5244,7 +6184,7 @@
         <w:ind w:left="810" w:hanging="360"/>
       </w:pPr>
       <w:rPr>
-        <w:rFonts w:ascii="Courier New" w:hAnsi="Courier New" w:cs="Courier New" w:hint="default"/>
+        <w:rFonts w:ascii="Courier New" w:hAnsi="Courier New" w:hint="default"/>
       </w:rPr>
     </w:lvl>
     <w:lvl w:ilvl="1" w:tplc="04090003" w:tentative="1">
@@ -5344,7 +6284,7 @@
       </w:rPr>
     </w:lvl>
   </w:abstractNum>
-  <w:abstractNum w:abstractNumId="9" w15:restartNumberingAfterBreak="0">
+  <w:abstractNum w:abstractNumId="15" w15:restartNumberingAfterBreak="0">
     <w:nsid w:val="68CE6F4A"/>
     <w:multiLevelType w:val="hybridMultilevel"/>
     <w:tmpl w:val="FFFFFFFF"/>
@@ -5457,35 +6397,400 @@
       </w:rPr>
     </w:lvl>
   </w:abstractNum>
+  <w:abstractNum w:abstractNumId="16" w15:restartNumberingAfterBreak="0">
+    <w:nsid w:val="71767A07"/>
+    <w:multiLevelType w:val="hybridMultilevel"/>
+    <w:tmpl w:val="553401A0"/>
+    <w:lvl w:ilvl="0" w:tplc="04090003">
+      <w:start w:val="1"/>
+      <w:numFmt w:val="bullet"/>
+      <w:lvlText w:val="o"/>
+      <w:lvlJc w:val="left"/>
+      <w:pPr>
+        <w:ind w:left="720" w:hanging="360"/>
+      </w:pPr>
+      <w:rPr>
+        <w:rFonts w:ascii="Courier New" w:hAnsi="Courier New" w:hint="default"/>
+      </w:rPr>
+    </w:lvl>
+    <w:lvl w:ilvl="1" w:tplc="FFFFFFFF" w:tentative="1">
+      <w:start w:val="1"/>
+      <w:numFmt w:val="bullet"/>
+      <w:lvlText w:val="o"/>
+      <w:lvlJc w:val="left"/>
+      <w:pPr>
+        <w:ind w:left="1440" w:hanging="360"/>
+      </w:pPr>
+      <w:rPr>
+        <w:rFonts w:ascii="Courier New" w:hAnsi="Courier New" w:cs="Courier New" w:hint="default"/>
+      </w:rPr>
+    </w:lvl>
+    <w:lvl w:ilvl="2" w:tplc="FFFFFFFF" w:tentative="1">
+      <w:start w:val="1"/>
+      <w:numFmt w:val="bullet"/>
+      <w:lvlText w:val=""/>
+      <w:lvlJc w:val="left"/>
+      <w:pPr>
+        <w:ind w:left="2160" w:hanging="360"/>
+      </w:pPr>
+      <w:rPr>
+        <w:rFonts w:ascii="Wingdings" w:hAnsi="Wingdings" w:hint="default"/>
+      </w:rPr>
+    </w:lvl>
+    <w:lvl w:ilvl="3" w:tplc="FFFFFFFF" w:tentative="1">
+      <w:start w:val="1"/>
+      <w:numFmt w:val="bullet"/>
+      <w:lvlText w:val=""/>
+      <w:lvlJc w:val="left"/>
+      <w:pPr>
+        <w:ind w:left="2880" w:hanging="360"/>
+      </w:pPr>
+      <w:rPr>
+        <w:rFonts w:ascii="Symbol" w:hAnsi="Symbol" w:hint="default"/>
+      </w:rPr>
+    </w:lvl>
+    <w:lvl w:ilvl="4" w:tplc="FFFFFFFF" w:tentative="1">
+      <w:start w:val="1"/>
+      <w:numFmt w:val="bullet"/>
+      <w:lvlText w:val="o"/>
+      <w:lvlJc w:val="left"/>
+      <w:pPr>
+        <w:ind w:left="3600" w:hanging="360"/>
+      </w:pPr>
+      <w:rPr>
+        <w:rFonts w:ascii="Courier New" w:hAnsi="Courier New" w:cs="Courier New" w:hint="default"/>
+      </w:rPr>
+    </w:lvl>
+    <w:lvl w:ilvl="5" w:tplc="FFFFFFFF" w:tentative="1">
+      <w:start w:val="1"/>
+      <w:numFmt w:val="bullet"/>
+      <w:lvlText w:val=""/>
+      <w:lvlJc w:val="left"/>
+      <w:pPr>
+        <w:ind w:left="4320" w:hanging="360"/>
+      </w:pPr>
+      <w:rPr>
+        <w:rFonts w:ascii="Wingdings" w:hAnsi="Wingdings" w:hint="default"/>
+      </w:rPr>
+    </w:lvl>
+    <w:lvl w:ilvl="6" w:tplc="FFFFFFFF" w:tentative="1">
+      <w:start w:val="1"/>
+      <w:numFmt w:val="bullet"/>
+      <w:lvlText w:val=""/>
+      <w:lvlJc w:val="left"/>
+      <w:pPr>
+        <w:ind w:left="5040" w:hanging="360"/>
+      </w:pPr>
+      <w:rPr>
+        <w:rFonts w:ascii="Symbol" w:hAnsi="Symbol" w:hint="default"/>
+      </w:rPr>
+    </w:lvl>
+    <w:lvl w:ilvl="7" w:tplc="FFFFFFFF" w:tentative="1">
+      <w:start w:val="1"/>
+      <w:numFmt w:val="bullet"/>
+      <w:lvlText w:val="o"/>
+      <w:lvlJc w:val="left"/>
+      <w:pPr>
+        <w:ind w:left="5760" w:hanging="360"/>
+      </w:pPr>
+      <w:rPr>
+        <w:rFonts w:ascii="Courier New" w:hAnsi="Courier New" w:cs="Courier New" w:hint="default"/>
+      </w:rPr>
+    </w:lvl>
+    <w:lvl w:ilvl="8" w:tplc="FFFFFFFF" w:tentative="1">
+      <w:start w:val="1"/>
+      <w:numFmt w:val="bullet"/>
+      <w:lvlText w:val=""/>
+      <w:lvlJc w:val="left"/>
+      <w:pPr>
+        <w:ind w:left="6480" w:hanging="360"/>
+      </w:pPr>
+      <w:rPr>
+        <w:rFonts w:ascii="Wingdings" w:hAnsi="Wingdings" w:hint="default"/>
+      </w:rPr>
+    </w:lvl>
+  </w:abstractNum>
+  <w:abstractNum w:abstractNumId="17" w15:restartNumberingAfterBreak="0">
+    <w:nsid w:val="72BB5021"/>
+    <w:multiLevelType w:val="hybridMultilevel"/>
+    <w:tmpl w:val="7E6EB03E"/>
+    <w:lvl w:ilvl="0" w:tplc="04090003">
+      <w:start w:val="1"/>
+      <w:numFmt w:val="bullet"/>
+      <w:lvlText w:val="o"/>
+      <w:lvlJc w:val="left"/>
+      <w:pPr>
+        <w:ind w:left="720" w:hanging="360"/>
+      </w:pPr>
+      <w:rPr>
+        <w:rFonts w:ascii="Courier New" w:hAnsi="Courier New" w:cs="Courier New" w:hint="default"/>
+      </w:rPr>
+    </w:lvl>
+    <w:lvl w:ilvl="1" w:tplc="04090003" w:tentative="1">
+      <w:start w:val="1"/>
+      <w:numFmt w:val="bullet"/>
+      <w:lvlText w:val="o"/>
+      <w:lvlJc w:val="left"/>
+      <w:pPr>
+        <w:ind w:left="1440" w:hanging="360"/>
+      </w:pPr>
+      <w:rPr>
+        <w:rFonts w:ascii="Courier New" w:hAnsi="Courier New" w:cs="Courier New" w:hint="default"/>
+      </w:rPr>
+    </w:lvl>
+    <w:lvl w:ilvl="2" w:tplc="04090005" w:tentative="1">
+      <w:start w:val="1"/>
+      <w:numFmt w:val="bullet"/>
+      <w:lvlText w:val=""/>
+      <w:lvlJc w:val="left"/>
+      <w:pPr>
+        <w:ind w:left="2160" w:hanging="360"/>
+      </w:pPr>
+      <w:rPr>
+        <w:rFonts w:ascii="Wingdings" w:hAnsi="Wingdings" w:hint="default"/>
+      </w:rPr>
+    </w:lvl>
+    <w:lvl w:ilvl="3" w:tplc="04090001" w:tentative="1">
+      <w:start w:val="1"/>
+      <w:numFmt w:val="bullet"/>
+      <w:lvlText w:val=""/>
+      <w:lvlJc w:val="left"/>
+      <w:pPr>
+        <w:ind w:left="2880" w:hanging="360"/>
+      </w:pPr>
+      <w:rPr>
+        <w:rFonts w:ascii="Symbol" w:hAnsi="Symbol" w:hint="default"/>
+      </w:rPr>
+    </w:lvl>
+    <w:lvl w:ilvl="4" w:tplc="04090003" w:tentative="1">
+      <w:start w:val="1"/>
+      <w:numFmt w:val="bullet"/>
+      <w:lvlText w:val="o"/>
+      <w:lvlJc w:val="left"/>
+      <w:pPr>
+        <w:ind w:left="3600" w:hanging="360"/>
+      </w:pPr>
+      <w:rPr>
+        <w:rFonts w:ascii="Courier New" w:hAnsi="Courier New" w:cs="Courier New" w:hint="default"/>
+      </w:rPr>
+    </w:lvl>
+    <w:lvl w:ilvl="5" w:tplc="04090005" w:tentative="1">
+      <w:start w:val="1"/>
+      <w:numFmt w:val="bullet"/>
+      <w:lvlText w:val=""/>
+      <w:lvlJc w:val="left"/>
+      <w:pPr>
+        <w:ind w:left="4320" w:hanging="360"/>
+      </w:pPr>
+      <w:rPr>
+        <w:rFonts w:ascii="Wingdings" w:hAnsi="Wingdings" w:hint="default"/>
+      </w:rPr>
+    </w:lvl>
+    <w:lvl w:ilvl="6" w:tplc="04090001" w:tentative="1">
+      <w:start w:val="1"/>
+      <w:numFmt w:val="bullet"/>
+      <w:lvlText w:val=""/>
+      <w:lvlJc w:val="left"/>
+      <w:pPr>
+        <w:ind w:left="5040" w:hanging="360"/>
+      </w:pPr>
+      <w:rPr>
+        <w:rFonts w:ascii="Symbol" w:hAnsi="Symbol" w:hint="default"/>
+      </w:rPr>
+    </w:lvl>
+    <w:lvl w:ilvl="7" w:tplc="04090003" w:tentative="1">
+      <w:start w:val="1"/>
+      <w:numFmt w:val="bullet"/>
+      <w:lvlText w:val="o"/>
+      <w:lvlJc w:val="left"/>
+      <w:pPr>
+        <w:ind w:left="5760" w:hanging="360"/>
+      </w:pPr>
+      <w:rPr>
+        <w:rFonts w:ascii="Courier New" w:hAnsi="Courier New" w:cs="Courier New" w:hint="default"/>
+      </w:rPr>
+    </w:lvl>
+    <w:lvl w:ilvl="8" w:tplc="04090005" w:tentative="1">
+      <w:start w:val="1"/>
+      <w:numFmt w:val="bullet"/>
+      <w:lvlText w:val=""/>
+      <w:lvlJc w:val="left"/>
+      <w:pPr>
+        <w:ind w:left="6480" w:hanging="360"/>
+      </w:pPr>
+      <w:rPr>
+        <w:rFonts w:ascii="Wingdings" w:hAnsi="Wingdings" w:hint="default"/>
+      </w:rPr>
+    </w:lvl>
+  </w:abstractNum>
+  <w:abstractNum w:abstractNumId="18" w15:restartNumberingAfterBreak="0">
+    <w:nsid w:val="7B540C59"/>
+    <w:multiLevelType w:val="hybridMultilevel"/>
+    <w:tmpl w:val="C1A089A8"/>
+    <w:lvl w:ilvl="0" w:tplc="FB1ABB9C">
+      <w:numFmt w:val="bullet"/>
+      <w:lvlText w:val=""/>
+      <w:lvlJc w:val="left"/>
+      <w:pPr>
+        <w:ind w:left="720" w:hanging="360"/>
+      </w:pPr>
+      <w:rPr>
+        <w:rFonts w:ascii="Symbol" w:eastAsia="Times New Roman" w:hAnsi="Symbol" w:cs="Times New Roman" w:hint="default"/>
+      </w:rPr>
+    </w:lvl>
+    <w:lvl w:ilvl="1" w:tplc="04090003" w:tentative="1">
+      <w:start w:val="1"/>
+      <w:numFmt w:val="bullet"/>
+      <w:lvlText w:val="o"/>
+      <w:lvlJc w:val="left"/>
+      <w:pPr>
+        <w:ind w:left="1440" w:hanging="360"/>
+      </w:pPr>
+      <w:rPr>
+        <w:rFonts w:ascii="Courier New" w:hAnsi="Courier New" w:cs="Courier New" w:hint="default"/>
+      </w:rPr>
+    </w:lvl>
+    <w:lvl w:ilvl="2" w:tplc="04090005" w:tentative="1">
+      <w:start w:val="1"/>
+      <w:numFmt w:val="bullet"/>
+      <w:lvlText w:val=""/>
+      <w:lvlJc w:val="left"/>
+      <w:pPr>
+        <w:ind w:left="2160" w:hanging="360"/>
+      </w:pPr>
+      <w:rPr>
+        <w:rFonts w:ascii="Wingdings" w:hAnsi="Wingdings" w:hint="default"/>
+      </w:rPr>
+    </w:lvl>
+    <w:lvl w:ilvl="3" w:tplc="04090001" w:tentative="1">
+      <w:start w:val="1"/>
+      <w:numFmt w:val="bullet"/>
+      <w:lvlText w:val=""/>
+      <w:lvlJc w:val="left"/>
+      <w:pPr>
+        <w:ind w:left="2880" w:hanging="360"/>
+      </w:pPr>
+      <w:rPr>
+        <w:rFonts w:ascii="Symbol" w:hAnsi="Symbol" w:hint="default"/>
+      </w:rPr>
+    </w:lvl>
+    <w:lvl w:ilvl="4" w:tplc="04090003" w:tentative="1">
+      <w:start w:val="1"/>
+      <w:numFmt w:val="bullet"/>
+      <w:lvlText w:val="o"/>
+      <w:lvlJc w:val="left"/>
+      <w:pPr>
+        <w:ind w:left="3600" w:hanging="360"/>
+      </w:pPr>
+      <w:rPr>
+        <w:rFonts w:ascii="Courier New" w:hAnsi="Courier New" w:cs="Courier New" w:hint="default"/>
+      </w:rPr>
+    </w:lvl>
+    <w:lvl w:ilvl="5" w:tplc="04090005" w:tentative="1">
+      <w:start w:val="1"/>
+      <w:numFmt w:val="bullet"/>
+      <w:lvlText w:val=""/>
+      <w:lvlJc w:val="left"/>
+      <w:pPr>
+        <w:ind w:left="4320" w:hanging="360"/>
+      </w:pPr>
+      <w:rPr>
+        <w:rFonts w:ascii="Wingdings" w:hAnsi="Wingdings" w:hint="default"/>
+      </w:rPr>
+    </w:lvl>
+    <w:lvl w:ilvl="6" w:tplc="04090001" w:tentative="1">
+      <w:start w:val="1"/>
+      <w:numFmt w:val="bullet"/>
+      <w:lvlText w:val=""/>
+      <w:lvlJc w:val="left"/>
+      <w:pPr>
+        <w:ind w:left="5040" w:hanging="360"/>
+      </w:pPr>
+      <w:rPr>
+        <w:rFonts w:ascii="Symbol" w:hAnsi="Symbol" w:hint="default"/>
+      </w:rPr>
+    </w:lvl>
+    <w:lvl w:ilvl="7" w:tplc="04090003" w:tentative="1">
+      <w:start w:val="1"/>
+      <w:numFmt w:val="bullet"/>
+      <w:lvlText w:val="o"/>
+      <w:lvlJc w:val="left"/>
+      <w:pPr>
+        <w:ind w:left="5760" w:hanging="360"/>
+      </w:pPr>
+      <w:rPr>
+        <w:rFonts w:ascii="Courier New" w:hAnsi="Courier New" w:cs="Courier New" w:hint="default"/>
+      </w:rPr>
+    </w:lvl>
+    <w:lvl w:ilvl="8" w:tplc="04090005" w:tentative="1">
+      <w:start w:val="1"/>
+      <w:numFmt w:val="bullet"/>
+      <w:lvlText w:val=""/>
+      <w:lvlJc w:val="left"/>
+      <w:pPr>
+        <w:ind w:left="6480" w:hanging="360"/>
+      </w:pPr>
+      <w:rPr>
+        <w:rFonts w:ascii="Wingdings" w:hAnsi="Wingdings" w:hint="default"/>
+      </w:rPr>
+    </w:lvl>
+  </w:abstractNum>
   <w:num w:numId="1">
+    <w:abstractNumId w:val="3"/>
+  </w:num>
+  <w:num w:numId="2">
+    <w:abstractNumId w:val="5"/>
+  </w:num>
+  <w:num w:numId="3">
+    <w:abstractNumId w:val="6"/>
+  </w:num>
+  <w:num w:numId="4">
+    <w:abstractNumId w:val="1"/>
+  </w:num>
+  <w:num w:numId="5">
+    <w:abstractNumId w:val="11"/>
+  </w:num>
+  <w:num w:numId="6">
     <w:abstractNumId w:val="2"/>
   </w:num>
-  <w:num w:numId="2">
-    <w:abstractNumId w:val="3"/>
+  <w:num w:numId="7">
+    <w:abstractNumId w:val="15"/>
   </w:num>
-  <w:num w:numId="3">
+  <w:num w:numId="8">
+    <w:abstractNumId w:val="14"/>
+  </w:num>
+  <w:num w:numId="9">
+    <w:abstractNumId w:val="10"/>
+  </w:num>
+  <w:num w:numId="10">
+    <w:abstractNumId w:val="8"/>
+  </w:num>
+  <w:num w:numId="11">
+    <w:abstractNumId w:val="17"/>
+  </w:num>
+  <w:num w:numId="12">
+    <w:abstractNumId w:val="0"/>
+  </w:num>
+  <w:num w:numId="13">
+    <w:abstractNumId w:val="18"/>
+  </w:num>
+  <w:num w:numId="14">
+    <w:abstractNumId w:val="12"/>
+  </w:num>
+  <w:num w:numId="15">
+    <w:abstractNumId w:val="13"/>
+  </w:num>
+  <w:num w:numId="16">
+    <w:abstractNumId w:val="7"/>
+  </w:num>
+  <w:num w:numId="17">
     <w:abstractNumId w:val="4"/>
   </w:num>
-  <w:num w:numId="4">
-    <w:abstractNumId w:val="0"/>
+  <w:num w:numId="18">
+    <w:abstractNumId w:val="16"/>
   </w:num>
-  <w:num w:numId="5">
-    <w:abstractNumId w:val="7"/>
-  </w:num>
-  <w:num w:numId="6">
-    <w:abstractNumId w:val="1"/>
-  </w:num>
-  <w:num w:numId="7">
+  <w:num w:numId="19">
     <w:abstractNumId w:val="9"/>
-  </w:num>
-  <w:num w:numId="8">
-    <w:abstractNumId w:val="8"/>
-  </w:num>
-  <w:num w:numId="9">
-    <w:abstractNumId w:val="6"/>
-  </w:num>
-  <w:num w:numId="10">
-    <w:abstractNumId w:val="5"/>
   </w:num>
 </w:numbering>
 </file>
@@ -5894,10 +7199,30 @@
       <w14:ligatures w14:val="standardContextual"/>
     </w:rPr>
   </w:style>
+  <w:style w:type="paragraph" w:styleId="Heading2">
+    <w:name w:val="heading 2"/>
+    <w:basedOn w:val="Normal"/>
+    <w:link w:val="Heading2Char"/>
+    <w:uiPriority w:val="9"/>
+    <w:qFormat/>
+    <w:rsid w:val="0012601E"/>
+    <w:pPr>
+      <w:spacing w:before="100" w:beforeAutospacing="1" w:after="100" w:afterAutospacing="1" w:line="240" w:lineRule="auto"/>
+      <w:outlineLvl w:val="1"/>
+    </w:pPr>
+    <w:rPr>
+      <w:rFonts w:ascii="Times New Roman" w:eastAsia="Times New Roman" w:hAnsi="Times New Roman" w:cs="Times New Roman"/>
+      <w:b/>
+      <w:bCs/>
+      <w:kern w:val="0"/>
+      <w:sz w:val="36"/>
+      <w:szCs w:val="36"/>
+      <w14:ligatures w14:val="none"/>
+    </w:rPr>
+  </w:style>
   <w:style w:type="character" w:default="1" w:styleId="DefaultParagraphFont">
     <w:name w:val="Default Paragraph Font"/>
     <w:uiPriority w:val="1"/>
-    <w:semiHidden/>
     <w:unhideWhenUsed/>
   </w:style>
   <w:style w:type="table" w:default="1" w:styleId="TableNormal">
@@ -6087,6 +7412,72 @@
     </w:pPr>
     <w:rPr>
       <w:rFonts w:cs="Times New Roman"/>
+    </w:rPr>
+  </w:style>
+  <w:style w:type="paragraph" w:styleId="NormalWeb">
+    <w:name w:val="Normal (Web)"/>
+    <w:basedOn w:val="Normal"/>
+    <w:uiPriority w:val="99"/>
+    <w:unhideWhenUsed/>
+    <w:rsid w:val="004F3F5B"/>
+    <w:pPr>
+      <w:spacing w:before="100" w:beforeAutospacing="1" w:after="100" w:afterAutospacing="1" w:line="240" w:lineRule="auto"/>
+    </w:pPr>
+    <w:rPr>
+      <w:rFonts w:ascii="Times New Roman" w:eastAsia="Times New Roman" w:hAnsi="Times New Roman" w:cs="Times New Roman"/>
+      <w:kern w:val="0"/>
+      <w:sz w:val="24"/>
+      <w:szCs w:val="24"/>
+      <w14:ligatures w14:val="none"/>
+    </w:rPr>
+  </w:style>
+  <w:style w:type="character" w:styleId="Strong">
+    <w:name w:val="Strong"/>
+    <w:basedOn w:val="DefaultParagraphFont"/>
+    <w:uiPriority w:val="22"/>
+    <w:qFormat/>
+    <w:rsid w:val="004F3F5B"/>
+    <w:rPr>
+      <w:b/>
+      <w:bCs/>
+    </w:rPr>
+  </w:style>
+  <w:style w:type="character" w:styleId="UnresolvedMention">
+    <w:name w:val="Unresolved Mention"/>
+    <w:basedOn w:val="DefaultParagraphFont"/>
+    <w:uiPriority w:val="99"/>
+    <w:semiHidden/>
+    <w:unhideWhenUsed/>
+    <w:rsid w:val="00786126"/>
+    <w:rPr>
+      <w:color w:val="605E5C"/>
+      <w:shd w:val="clear" w:color="auto" w:fill="E1DFDD"/>
+    </w:rPr>
+  </w:style>
+  <w:style w:type="character" w:styleId="FollowedHyperlink">
+    <w:name w:val="FollowedHyperlink"/>
+    <w:basedOn w:val="DefaultParagraphFont"/>
+    <w:uiPriority w:val="99"/>
+    <w:semiHidden/>
+    <w:unhideWhenUsed/>
+    <w:rsid w:val="00786126"/>
+    <w:rPr>
+      <w:color w:val="954F72" w:themeColor="followedHyperlink"/>
+      <w:u w:val="single"/>
+    </w:rPr>
+  </w:style>
+  <w:style w:type="character" w:customStyle="1" w:styleId="Heading2Char">
+    <w:name w:val="Heading 2 Char"/>
+    <w:basedOn w:val="DefaultParagraphFont"/>
+    <w:link w:val="Heading2"/>
+    <w:uiPriority w:val="9"/>
+    <w:rsid w:val="0012601E"/>
+    <w:rPr>
+      <w:rFonts w:ascii="Times New Roman" w:eastAsia="Times New Roman" w:hAnsi="Times New Roman" w:cs="Times New Roman"/>
+      <w:b/>
+      <w:bCs/>
+      <w:sz w:val="36"/>
+      <w:szCs w:val="36"/>
     </w:rPr>
   </w:style>
 </w:styles>
